--- a/docs/manuals/金桥融通WMS仓库老板经营看板手册.docx
+++ b/docs/manuals/金桥融通WMS仓库老板经营看板手册.docx
@@ -13,7 +13,7 @@
         <w:rPr/>
         <w:drawing>
           <wp:inline distT="0" distB="0" distL="0" distR="0">
-            <wp:extent cx="9753600" cy="9753600"/>
+            <wp:extent cx="838200" cy="838200"/>
             <wp:effectExtent l="0" t="0" r="0" b="0"/>
             <wp:docPr id="1" name="Image1" descr="" title="金桥融通"/>
             <wp:cNvGraphicFramePr>
@@ -37,7 +37,7 @@
                   <pic:spPr bwMode="auto">
                     <a:xfrm>
                       <a:off x="0" y="0"/>
-                      <a:ext cx="9753600" cy="9753600"/>
+                      <a:ext cx="838200" cy="838200"/>
                     </a:xfrm>
                     <a:prstGeom prst="rect">
                       <a:avLst/>
@@ -117,7 +117,7 @@
       </w:r>
       <w:r>
         <w:rPr/>
-        <w:t>V2.0</w:t>
+        <w:t>V2.1</w:t>
       </w:r>
     </w:p>
     <w:p>
@@ -134,7 +134,7 @@
       </w:r>
       <w:r>
         <w:rPr/>
-        <w:t xml:space="preserve">2026-08-04 </w:t>
+        <w:t xml:space="preserve">2026-09-07 </w:t>
       </w:r>
       <w:r>
         <w:rPr/>
@@ -190,6 +190,7 @@
     <w:p>
       <w:pPr>
         <w:pStyle w:val="Heading1"/>
+        <w:pageBreakBefore w:val="1"/>
         <w:bidi w:val="0"/>
         <w:jc w:val="start"/>
         <w:rPr/>
@@ -294,7 +295,33 @@
         <w:jc w:val="start"/>
         <w:rPr/>
       </w:pPr>
-      <w:hyperlink w:anchor="section-4-账号和数据范围">
+      <w:hyperlink w:anchor="section-4-登录失效与切换账号">
+        <w:r>
+          <w:rPr>
+            <w:rStyle w:val="Hyperlink"/>
+          </w:rPr>
+          <w:t>登录失效与切换账号</w:t>
+        </w:r>
+      </w:hyperlink>
+    </w:p>
+    <w:p>
+      <w:pPr>
+        <w:pStyle w:val="BodyText"/>
+        <w:numPr>
+          <w:ilvl w:val="0"/>
+          <w:numId w:val="1"/>
+        </w:numPr>
+        <w:tabs>
+          <w:tab w:val="clear" w:pos="1134"/>
+          <w:tab w:val="left" w:pos="709" w:leader="none"/>
+        </w:tabs>
+        <w:bidi w:val="0"/>
+        <w:spacing w:before="0" w:after="0"/>
+        <w:ind w:hanging="283" w:start="709"/>
+        <w:jc w:val="start"/>
+        <w:rPr/>
+      </w:pPr>
+      <w:hyperlink w:anchor="section-5-账号和数据范围">
         <w:r>
           <w:rPr>
             <w:rStyle w:val="Hyperlink"/>
@@ -320,7 +347,7 @@
         <w:jc w:val="start"/>
         <w:rPr/>
       </w:pPr>
-      <w:hyperlink w:anchor="section-5-通用操作原则">
+      <w:hyperlink w:anchor="section-6-通用操作原则">
         <w:r>
           <w:rPr>
             <w:rStyle w:val="Hyperlink"/>
@@ -346,7 +373,7 @@
         <w:jc w:val="start"/>
         <w:rPr/>
       </w:pPr>
-      <w:hyperlink w:anchor="section-6-修改密码与退出">
+      <w:hyperlink w:anchor="section-7-修改密码与退出">
         <w:r>
           <w:rPr>
             <w:rStyle w:val="Hyperlink"/>
@@ -372,7 +399,7 @@
         <w:jc w:val="start"/>
         <w:rPr/>
       </w:pPr>
-      <w:hyperlink w:anchor="section-7-角色职责与只读边界">
+      <w:hyperlink w:anchor="section-8-角色职责与只读边界">
         <w:r>
           <w:rPr>
             <w:rStyle w:val="Hyperlink"/>
@@ -398,7 +425,7 @@
         <w:jc w:val="start"/>
         <w:rPr/>
       </w:pPr>
-      <w:hyperlink w:anchor="section-8-登录与范围确认">
+      <w:hyperlink w:anchor="section-9-登录与范围确认">
         <w:r>
           <w:rPr>
             <w:rStyle w:val="Hyperlink"/>
@@ -424,7 +451,7 @@
         <w:jc w:val="start"/>
         <w:rPr/>
       </w:pPr>
-      <w:hyperlink w:anchor="section-9-首页总览">
+      <w:hyperlink w:anchor="section-10-首页总览">
         <w:r>
           <w:rPr>
             <w:rStyle w:val="Hyperlink"/>
@@ -450,7 +477,7 @@
         <w:jc w:val="start"/>
         <w:rPr/>
       </w:pPr>
-      <w:hyperlink w:anchor="section-10-库存与库容">
+      <w:hyperlink w:anchor="section-11-库存与库容">
         <w:r>
           <w:rPr>
             <w:rStyle w:val="Hyperlink"/>
@@ -476,7 +503,7 @@
         <w:jc w:val="start"/>
         <w:rPr/>
       </w:pPr>
-      <w:hyperlink w:anchor="section-11-收入与计费">
+      <w:hyperlink w:anchor="section-12-收入与计费">
         <w:r>
           <w:rPr>
             <w:rStyle w:val="Hyperlink"/>
@@ -502,7 +529,7 @@
         <w:jc w:val="start"/>
         <w:rPr/>
       </w:pPr>
-      <w:hyperlink w:anchor="section-12-预警中心">
+      <w:hyperlink w:anchor="section-13-预警中心">
         <w:r>
           <w:rPr>
             <w:rStyle w:val="Hyperlink"/>
@@ -528,7 +555,7 @@
         <w:jc w:val="start"/>
         <w:rPr/>
       </w:pPr>
-      <w:hyperlink w:anchor="section-13-经营例会建议">
+      <w:hyperlink w:anchor="section-14-经营例会建议">
         <w:r>
           <w:rPr>
             <w:rStyle w:val="Hyperlink"/>
@@ -554,7 +581,7 @@
         <w:jc w:val="start"/>
         <w:rPr/>
       </w:pPr>
-      <w:hyperlink w:anchor="section-14-老板日常检查表">
+      <w:hyperlink w:anchor="section-15-老板日常检查表">
         <w:r>
           <w:rPr>
             <w:rStyle w:val="Hyperlink"/>
@@ -580,7 +607,7 @@
         <w:jc w:val="start"/>
         <w:rPr/>
       </w:pPr>
-      <w:hyperlink w:anchor="section-15-常见状态与控制点">
+      <w:hyperlink w:anchor="section-16-常见状态与控制点">
         <w:r>
           <w:rPr>
             <w:rStyle w:val="Hyperlink"/>
@@ -606,7 +633,7 @@
         <w:jc w:val="start"/>
         <w:rPr/>
       </w:pPr>
-      <w:hyperlink w:anchor="section-16-异常处理与问题上报">
+      <w:hyperlink w:anchor="section-17-异常处理与问题上报">
         <w:r>
           <w:rPr>
             <w:rStyle w:val="Hyperlink"/>
@@ -632,7 +659,7 @@
         <w:jc w:val="start"/>
         <w:rPr/>
       </w:pPr>
-      <w:hyperlink w:anchor="section-17-无法登录或菜单缺失">
+      <w:hyperlink w:anchor="section-18-无法登录或菜单缺失">
         <w:r>
           <w:rPr>
             <w:rStyle w:val="Hyperlink"/>
@@ -658,7 +685,7 @@
         <w:jc w:val="start"/>
         <w:rPr/>
       </w:pPr>
-      <w:hyperlink w:anchor="section-18-数据为空或范围不正确">
+      <w:hyperlink w:anchor="section-19-数据为空或范围不正确">
         <w:r>
           <w:rPr>
             <w:rStyle w:val="Hyperlink"/>
@@ -684,7 +711,7 @@
         <w:jc w:val="start"/>
         <w:rPr/>
       </w:pPr>
-      <w:hyperlink w:anchor="section-19-网络超时或重复提交提示">
+      <w:hyperlink w:anchor="section-20-网络超时或重复提交提示">
         <w:r>
           <w:rPr>
             <w:rStyle w:val="Hyperlink"/>
@@ -710,7 +737,59 @@
         <w:jc w:val="start"/>
         <w:rPr/>
       </w:pPr>
-      <w:hyperlink w:anchor="section-20-库存-任务或账单不一致">
+      <w:hyperlink w:anchor="section-21-打印失败或打印页过期">
+        <w:r>
+          <w:rPr>
+            <w:rStyle w:val="Hyperlink"/>
+          </w:rPr>
+          <w:t>打印失败或打印页过期</w:t>
+        </w:r>
+      </w:hyperlink>
+    </w:p>
+    <w:p>
+      <w:pPr>
+        <w:pStyle w:val="BodyText"/>
+        <w:numPr>
+          <w:ilvl w:val="0"/>
+          <w:numId w:val="1"/>
+        </w:numPr>
+        <w:tabs>
+          <w:tab w:val="clear" w:pos="1134"/>
+          <w:tab w:val="left" w:pos="709" w:leader="none"/>
+        </w:tabs>
+        <w:bidi w:val="0"/>
+        <w:spacing w:before="0" w:after="0"/>
+        <w:ind w:hanging="283" w:start="709"/>
+        <w:jc w:val="start"/>
+        <w:rPr/>
+      </w:pPr>
+      <w:hyperlink w:anchor="section-22-移库-补货过账失败">
+        <w:r>
+          <w:rPr>
+            <w:rStyle w:val="Hyperlink"/>
+          </w:rPr>
+          <w:t>移库、补货过账失败</w:t>
+        </w:r>
+      </w:hyperlink>
+    </w:p>
+    <w:p>
+      <w:pPr>
+        <w:pStyle w:val="BodyText"/>
+        <w:numPr>
+          <w:ilvl w:val="0"/>
+          <w:numId w:val="1"/>
+        </w:numPr>
+        <w:tabs>
+          <w:tab w:val="clear" w:pos="1134"/>
+          <w:tab w:val="left" w:pos="709" w:leader="none"/>
+        </w:tabs>
+        <w:bidi w:val="0"/>
+        <w:spacing w:before="0" w:after="0"/>
+        <w:ind w:hanging="283" w:start="709"/>
+        <w:jc w:val="start"/>
+        <w:rPr/>
+      </w:pPr>
+      <w:hyperlink w:anchor="section-23-库存-任务或账单不一致">
         <w:r>
           <w:rPr>
             <w:rStyle w:val="Hyperlink"/>
@@ -736,7 +815,7 @@
         <w:jc w:val="start"/>
         <w:rPr/>
       </w:pPr>
-      <w:hyperlink w:anchor="section-21-问题上报模板">
+      <w:hyperlink w:anchor="section-24-问题上报模板">
         <w:r>
           <w:rPr>
             <w:rStyle w:val="Hyperlink"/>
@@ -762,7 +841,7 @@
         <w:jc w:val="start"/>
         <w:rPr/>
       </w:pPr>
-      <w:hyperlink w:anchor="section-22-日常自检与培训验收">
+      <w:hyperlink w:anchor="section-25-日常自检与培训验收">
         <w:r>
           <w:rPr>
             <w:rStyle w:val="Hyperlink"/>
@@ -788,7 +867,7 @@
         <w:jc w:val="start"/>
         <w:rPr/>
       </w:pPr>
-      <w:hyperlink w:anchor="section-23-专项手册与边界">
+      <w:hyperlink w:anchor="section-26-专项手册与边界">
         <w:r>
           <w:rPr>
             <w:rStyle w:val="Hyperlink"/>
@@ -813,7 +892,7 @@
         <w:jc w:val="start"/>
         <w:rPr/>
       </w:pPr>
-      <w:hyperlink w:anchor="section-24-文档修订记录">
+      <w:hyperlink w:anchor="section-27-文档修订记录">
         <w:r>
           <w:rPr>
             <w:rStyle w:val="Hyperlink"/>
@@ -825,6 +904,7 @@
     <w:p>
       <w:pPr>
         <w:pStyle w:val="BodyText"/>
+        <w:pageBreakBefore w:val="1"/>
         <w:bidi w:val="0"/>
         <w:jc w:val="start"/>
         <w:rPr/>
@@ -853,7 +933,7 @@
       </w:r>
       <w:r>
         <w:rPr/>
-        <w:t>V2.0</w:t>
+        <w:t>V2.1</w:t>
       </w:r>
     </w:p>
     <w:p>
@@ -875,7 +955,7 @@
       </w:r>
       <w:r>
         <w:rPr/>
-        <w:t xml:space="preserve">2026-08-04 </w:t>
+        <w:t xml:space="preserve">2026-09-07 </w:t>
       </w:r>
       <w:r>
         <w:rPr/>
@@ -1003,20 +1083,20 @@
     </w:p>
     <w:tbl>
       <w:tblPr>
-        <w:tblW w:w="4412" w:type="dxa"/>
+        <w:tblW w:w="10050" w:type="dxa"/>
         <w:jc w:val="start"/>
         <w:tblInd w:w="0" w:type="dxa"/>
         <w:tblLayout w:type="fixed"/>
         <w:tblCellMar>
-          <w:top w:w="28" w:type="dxa"/>
-          <w:start w:w="28" w:type="dxa"/>
-          <w:bottom w:w="28" w:type="dxa"/>
-          <w:end w:w="28" w:type="dxa"/>
+          <w:top w:w="80" w:type="dxa"/>
+          <w:start w:w="80" w:type="dxa"/>
+          <w:bottom w:w="80" w:type="dxa"/>
+          <w:end w:w="80" w:type="dxa"/>
         </w:tblCellMar>
       </w:tblPr>
       <w:tblGrid>
-        <w:gridCol w:w="1096"/>
-        <w:gridCol w:w="3316"/>
+        <w:gridCol w:w="2598"/>
+        <w:gridCol w:w="7451"/>
       </w:tblGrid>
       <w:tr>
         <w:trPr>
@@ -1024,42 +1104,58 @@
         </w:trPr>
         <w:tc>
           <w:tcPr>
-            <w:tcW w:w="1096" w:type="dxa"/>
-            <w:tcBorders/>
-            <w:vAlign w:val="center"/>
+            <w:tcW w:w="2598" w:type="dxa"/>
+            <w:tcBorders>
+              <w:top w:val="single" w:sz="2" w:space="0" w:color="BDC9DA"/>
+              <w:start w:val="single" w:sz="2" w:space="0" w:color="BDC9DA"/>
+              <w:bottom w:val="single" w:sz="2" w:space="0" w:color="BDC9DA"/>
+              <w:end w:val="single" w:sz="2" w:space="0" w:color="BDC9DA"/>
+            </w:tcBorders>
+            <w:shd w:fill="EAF1FD" w:val="clear"/>
           </w:tcPr>
           <w:p>
             <w:pPr>
               <w:pStyle w:val="TableHeading"/>
-              <w:suppressLineNumbers/>
               <w:bidi w:val="0"/>
               <w:spacing w:before="0" w:after="283"/>
-              <w:jc w:val="center"/>
-              <w:rPr/>
+              <w:ind w:hanging="0" w:start="0" w:end="0"/>
+              <w:rPr>
+                <w:sz w:val="18"/>
+              </w:rPr>
             </w:pPr>
             <w:r>
-              <w:rPr/>
+              <w:rPr>
+                <w:sz w:val="18"/>
+              </w:rPr>
               <w:t>项目</w:t>
             </w:r>
           </w:p>
         </w:tc>
         <w:tc>
           <w:tcPr>
-            <w:tcW w:w="3316" w:type="dxa"/>
-            <w:tcBorders/>
-            <w:vAlign w:val="center"/>
+            <w:tcW w:w="7451" w:type="dxa"/>
+            <w:tcBorders>
+              <w:top w:val="single" w:sz="2" w:space="0" w:color="BDC9DA"/>
+              <w:start w:val="single" w:sz="2" w:space="0" w:color="BDC9DA"/>
+              <w:bottom w:val="single" w:sz="2" w:space="0" w:color="BDC9DA"/>
+              <w:end w:val="single" w:sz="2" w:space="0" w:color="BDC9DA"/>
+            </w:tcBorders>
+            <w:shd w:fill="EAF1FD" w:val="clear"/>
           </w:tcPr>
           <w:p>
             <w:pPr>
               <w:pStyle w:val="TableHeading"/>
-              <w:suppressLineNumbers/>
               <w:bidi w:val="0"/>
               <w:spacing w:before="0" w:after="283"/>
-              <w:jc w:val="center"/>
-              <w:rPr/>
+              <w:ind w:hanging="0" w:start="0" w:end="0"/>
+              <w:rPr>
+                <w:sz w:val="18"/>
+              </w:rPr>
             </w:pPr>
             <w:r>
-              <w:rPr/>
+              <w:rPr>
+                <w:sz w:val="18"/>
+              </w:rPr>
               <w:t>本角色要求</w:t>
             </w:r>
           </w:p>
@@ -1069,40 +1165,58 @@
         <w:trPr/>
         <w:tc>
           <w:tcPr>
-            <w:tcW w:w="1096" w:type="dxa"/>
-            <w:tcBorders/>
-            <w:vAlign w:val="center"/>
+            <w:tcW w:w="2598" w:type="dxa"/>
+            <w:tcBorders>
+              <w:top w:val="single" w:sz="2" w:space="0" w:color="BDC9DA"/>
+              <w:start w:val="single" w:sz="2" w:space="0" w:color="BDC9DA"/>
+              <w:bottom w:val="single" w:sz="2" w:space="0" w:color="BDC9DA"/>
+              <w:end w:val="single" w:sz="2" w:space="0" w:color="BDC9DA"/>
+            </w:tcBorders>
           </w:tcPr>
           <w:p>
             <w:pPr>
               <w:pStyle w:val="TableContents"/>
               <w:bidi w:val="0"/>
               <w:spacing w:before="0" w:after="283"/>
+              <w:ind w:hanging="0" w:start="0" w:end="0"/>
               <w:jc w:val="start"/>
-              <w:rPr/>
+              <w:rPr>
+                <w:sz w:val="18"/>
+              </w:rPr>
             </w:pPr>
             <w:r>
-              <w:rPr/>
+              <w:rPr>
+                <w:sz w:val="18"/>
+              </w:rPr>
               <w:t>角色</w:t>
             </w:r>
           </w:p>
         </w:tc>
         <w:tc>
           <w:tcPr>
-            <w:tcW w:w="3316" w:type="dxa"/>
-            <w:tcBorders/>
-            <w:vAlign w:val="center"/>
+            <w:tcW w:w="7451" w:type="dxa"/>
+            <w:tcBorders>
+              <w:top w:val="single" w:sz="2" w:space="0" w:color="BDC9DA"/>
+              <w:start w:val="single" w:sz="2" w:space="0" w:color="BDC9DA"/>
+              <w:bottom w:val="single" w:sz="2" w:space="0" w:color="BDC9DA"/>
+              <w:end w:val="single" w:sz="2" w:space="0" w:color="BDC9DA"/>
+            </w:tcBorders>
           </w:tcPr>
           <w:p>
             <w:pPr>
               <w:pStyle w:val="TableContents"/>
               <w:bidi w:val="0"/>
               <w:spacing w:before="0" w:after="283"/>
+              <w:ind w:hanging="0" w:start="0" w:end="0"/>
               <w:jc w:val="start"/>
-              <w:rPr/>
+              <w:rPr>
+                <w:sz w:val="18"/>
+              </w:rPr>
             </w:pPr>
             <w:r>
-              <w:rPr/>
+              <w:rPr>
+                <w:sz w:val="18"/>
+              </w:rPr>
               <w:t>仓库老板</w:t>
             </w:r>
           </w:p>
@@ -1112,47 +1226,63 @@
         <w:trPr/>
         <w:tc>
           <w:tcPr>
-            <w:tcW w:w="1096" w:type="dxa"/>
-            <w:tcBorders/>
-            <w:vAlign w:val="center"/>
+            <w:tcW w:w="2598" w:type="dxa"/>
+            <w:tcBorders>
+              <w:top w:val="single" w:sz="2" w:space="0" w:color="BDC9DA"/>
+              <w:start w:val="single" w:sz="2" w:space="0" w:color="BDC9DA"/>
+              <w:bottom w:val="single" w:sz="2" w:space="0" w:color="BDC9DA"/>
+              <w:end w:val="single" w:sz="2" w:space="0" w:color="BDC9DA"/>
+            </w:tcBorders>
           </w:tcPr>
           <w:p>
             <w:pPr>
               <w:pStyle w:val="TableContents"/>
               <w:bidi w:val="0"/>
               <w:spacing w:before="0" w:after="283"/>
+              <w:ind w:hanging="0" w:start="0" w:end="0"/>
               <w:jc w:val="start"/>
-              <w:rPr/>
+              <w:rPr>
+                <w:sz w:val="18"/>
+              </w:rPr>
             </w:pPr>
             <w:r>
-              <w:rPr/>
+              <w:rPr>
+                <w:sz w:val="18"/>
+              </w:rPr>
               <w:t>正式权限组</w:t>
             </w:r>
           </w:p>
         </w:tc>
         <w:tc>
           <w:tcPr>
-            <w:tcW w:w="3316" w:type="dxa"/>
-            <w:tcBorders/>
-            <w:vAlign w:val="center"/>
+            <w:tcW w:w="7451" w:type="dxa"/>
+            <w:tcBorders>
+              <w:top w:val="single" w:sz="2" w:space="0" w:color="BDC9DA"/>
+              <w:start w:val="single" w:sz="2" w:space="0" w:color="BDC9DA"/>
+              <w:bottom w:val="single" w:sz="2" w:space="0" w:color="BDC9DA"/>
+              <w:end w:val="single" w:sz="2" w:space="0" w:color="BDC9DA"/>
+            </w:tcBorders>
           </w:tcPr>
           <w:p>
             <w:pPr>
               <w:pStyle w:val="TableContents"/>
               <w:bidi w:val="0"/>
               <w:spacing w:before="0" w:after="283"/>
+              <w:ind w:hanging="0" w:start="0" w:end="0"/>
               <w:jc w:val="start"/>
               <w:rPr/>
             </w:pPr>
             <w:r>
               <w:rPr>
                 <w:rStyle w:val="SourceText"/>
+                <w:sz w:val="18"/>
               </w:rPr>
               <w:t>WMS::</w:t>
             </w:r>
             <w:r>
               <w:rPr>
                 <w:rStyle w:val="SourceText"/>
+                <w:sz w:val="18"/>
               </w:rPr>
               <w:t>仓库老板</w:t>
             </w:r>
@@ -1163,48 +1293,68 @@
         <w:trPr/>
         <w:tc>
           <w:tcPr>
-            <w:tcW w:w="1096" w:type="dxa"/>
-            <w:tcBorders/>
-            <w:vAlign w:val="center"/>
+            <w:tcW w:w="2598" w:type="dxa"/>
+            <w:tcBorders>
+              <w:top w:val="single" w:sz="2" w:space="0" w:color="BDC9DA"/>
+              <w:start w:val="single" w:sz="2" w:space="0" w:color="BDC9DA"/>
+              <w:bottom w:val="single" w:sz="2" w:space="0" w:color="BDC9DA"/>
+              <w:end w:val="single" w:sz="2" w:space="0" w:color="BDC9DA"/>
+            </w:tcBorders>
           </w:tcPr>
           <w:p>
             <w:pPr>
               <w:pStyle w:val="TableContents"/>
               <w:bidi w:val="0"/>
               <w:spacing w:before="0" w:after="283"/>
+              <w:ind w:hanging="0" w:start="0" w:end="0"/>
               <w:jc w:val="start"/>
-              <w:rPr/>
+              <w:rPr>
+                <w:sz w:val="18"/>
+              </w:rPr>
             </w:pPr>
             <w:r>
-              <w:rPr/>
+              <w:rPr>
+                <w:sz w:val="18"/>
+              </w:rPr>
               <w:t>主要入口</w:t>
             </w:r>
           </w:p>
         </w:tc>
         <w:tc>
           <w:tcPr>
-            <w:tcW w:w="3316" w:type="dxa"/>
-            <w:tcBorders/>
-            <w:vAlign w:val="center"/>
+            <w:tcW w:w="7451" w:type="dxa"/>
+            <w:tcBorders>
+              <w:top w:val="single" w:sz="2" w:space="0" w:color="BDC9DA"/>
+              <w:start w:val="single" w:sz="2" w:space="0" w:color="BDC9DA"/>
+              <w:bottom w:val="single" w:sz="2" w:space="0" w:color="BDC9DA"/>
+              <w:end w:val="single" w:sz="2" w:space="0" w:color="BDC9DA"/>
+            </w:tcBorders>
           </w:tcPr>
           <w:p>
             <w:pPr>
               <w:pStyle w:val="TableContents"/>
               <w:bidi w:val="0"/>
               <w:spacing w:before="0" w:after="283"/>
+              <w:ind w:hanging="0" w:start="0" w:end="0"/>
               <w:jc w:val="start"/>
               <w:rPr/>
             </w:pPr>
             <w:r>
-              <w:rPr/>
+              <w:rPr>
+                <w:sz w:val="18"/>
+              </w:rPr>
               <w:t>仓储经营分析中心（</w:t>
             </w:r>
             <w:r>
-              <w:rPr/>
+              <w:rPr>
+                <w:sz w:val="18"/>
+              </w:rPr>
               <w:t>wmsbossbilling</w:t>
             </w:r>
             <w:r>
-              <w:rPr/>
+              <w:rPr>
+                <w:sz w:val="18"/>
+              </w:rPr>
               <w:t>）</w:t>
             </w:r>
           </w:p>
@@ -1214,9 +1364,42 @@
         <w:trPr/>
         <w:tc>
           <w:tcPr>
-            <w:tcW w:w="1096" w:type="dxa"/>
-            <w:tcBorders/>
-            <w:vAlign w:val="center"/>
+            <w:tcW w:w="2598" w:type="dxa"/>
+            <w:tcBorders>
+              <w:top w:val="single" w:sz="2" w:space="0" w:color="BDC9DA"/>
+              <w:start w:val="single" w:sz="2" w:space="0" w:color="BDC9DA"/>
+              <w:bottom w:val="single" w:sz="2" w:space="0" w:color="BDC9DA"/>
+              <w:end w:val="single" w:sz="2" w:space="0" w:color="BDC9DA"/>
+            </w:tcBorders>
+          </w:tcPr>
+          <w:p>
+            <w:pPr>
+              <w:pStyle w:val="TableContents"/>
+              <w:bidi w:val="0"/>
+              <w:spacing w:before="0" w:after="283"/>
+              <w:ind w:hanging="0" w:start="0" w:end="0"/>
+              <w:jc w:val="start"/>
+              <w:rPr>
+                <w:sz w:val="18"/>
+              </w:rPr>
+            </w:pPr>
+            <w:r>
+              <w:rPr>
+                <w:sz w:val="18"/>
+              </w:rPr>
+              <w:t>数据范围</w:t>
+            </w:r>
+          </w:p>
+        </w:tc>
+        <w:tc>
+          <w:tcPr>
+            <w:tcW w:w="7451" w:type="dxa"/>
+            <w:tcBorders>
+              <w:top w:val="single" w:sz="2" w:space="0" w:color="BDC9DA"/>
+              <w:start w:val="single" w:sz="2" w:space="0" w:color="BDC9DA"/>
+              <w:bottom w:val="single" w:sz="2" w:space="0" w:color="BDC9DA"/>
+              <w:end w:val="single" w:sz="2" w:space="0" w:color="BDC9DA"/>
+            </w:tcBorders>
           </w:tcPr>
           <w:p>
             <w:pPr>
@@ -1224,30 +1407,14 @@
               <w:bidi w:val="0"/>
               <w:spacing w:before="0" w:after="283"/>
               <w:jc w:val="start"/>
-              <w:rPr/>
+              <w:rPr>
+                <w:sz w:val="18"/>
+              </w:rPr>
             </w:pPr>
             <w:r>
-              <w:rPr/>
-              <w:t>数据范围</w:t>
-            </w:r>
-          </w:p>
-        </w:tc>
-        <w:tc>
-          <w:tcPr>
-            <w:tcW w:w="3316" w:type="dxa"/>
-            <w:tcBorders/>
-            <w:vAlign w:val="center"/>
-          </w:tcPr>
-          <w:p>
-            <w:pPr>
-              <w:pStyle w:val="TableContents"/>
-              <w:bidi w:val="0"/>
-              <w:spacing w:before="0" w:after="283"/>
-              <w:jc w:val="start"/>
-              <w:rPr/>
-            </w:pPr>
-            <w:r>
-              <w:rPr/>
+              <w:rPr>
+                <w:sz w:val="18"/>
+              </w:rPr>
               <w:t>一个或多个明确授权的仓库范围</w:t>
             </w:r>
           </w:p>
@@ -1429,10 +1596,134 @@
         <w:jc w:val="start"/>
         <w:rPr/>
       </w:pPr>
-      <w:bookmarkStart w:id="3" w:name="section-4-账号和数据范围"/>
+      <w:bookmarkStart w:id="3" w:name="section-4-登录失效与切换账号"/>
       <w:bookmarkEnd w:id="3"/>
       <w:r>
         <w:rPr/>
+        <w:t>登录失效与切换账号</w:t>
+      </w:r>
+    </w:p>
+    <w:p>
+      <w:pPr>
+        <w:pStyle w:val="BodyText"/>
+        <w:numPr>
+          <w:ilvl w:val="0"/>
+          <w:numId w:val="3"/>
+        </w:numPr>
+        <w:tabs>
+          <w:tab w:val="clear" w:pos="1134"/>
+          <w:tab w:val="left" w:pos="709" w:leader="none"/>
+        </w:tabs>
+        <w:bidi w:val="0"/>
+        <w:spacing w:before="0" w:after="0"/>
+        <w:ind w:hanging="283" w:start="709"/>
+        <w:jc w:val="start"/>
+        <w:rPr/>
+      </w:pPr>
+      <w:r>
+        <w:rPr/>
+        <w:t xml:space="preserve">使用管理员提供的正式入口；客户端的服务地址由部署配置决定，不在登录页自行改接其他服务器。 </w:t>
+      </w:r>
+    </w:p>
+    <w:p>
+      <w:pPr>
+        <w:pStyle w:val="BodyText"/>
+        <w:numPr>
+          <w:ilvl w:val="0"/>
+          <w:numId w:val="3"/>
+        </w:numPr>
+        <w:tabs>
+          <w:tab w:val="clear" w:pos="1134"/>
+          <w:tab w:val="left" w:pos="709" w:leader="none"/>
+        </w:tabs>
+        <w:bidi w:val="0"/>
+        <w:spacing w:before="0" w:after="0"/>
+        <w:ind w:hanging="283" w:start="709"/>
+        <w:jc w:val="start"/>
+        <w:rPr/>
+      </w:pPr>
+      <w:r>
+        <w:rPr/>
+        <w:t xml:space="preserve">使用过程中客户端会尝试续期登录。临时断网或服务器繁忙时先检查网络，恢复后重新查询当前单据；不能把网络故障当成业务未提交。 </w:t>
+      </w:r>
+    </w:p>
+    <w:p>
+      <w:pPr>
+        <w:pStyle w:val="BodyText"/>
+        <w:numPr>
+          <w:ilvl w:val="0"/>
+          <w:numId w:val="3"/>
+        </w:numPr>
+        <w:tabs>
+          <w:tab w:val="clear" w:pos="1134"/>
+          <w:tab w:val="left" w:pos="709" w:leader="none"/>
+        </w:tabs>
+        <w:bidi w:val="0"/>
+        <w:spacing w:before="0" w:after="0"/>
+        <w:ind w:hanging="283" w:start="709"/>
+        <w:jc w:val="start"/>
+        <w:rPr/>
+      </w:pPr>
+      <w:r>
+        <w:rPr/>
+        <w:t xml:space="preserve">明确提示登录失效并返回登录页时，重新登录本人账号，再核对角色、仓库或货主范围。 </w:t>
+      </w:r>
+    </w:p>
+    <w:p>
+      <w:pPr>
+        <w:pStyle w:val="BodyText"/>
+        <w:numPr>
+          <w:ilvl w:val="0"/>
+          <w:numId w:val="3"/>
+        </w:numPr>
+        <w:tabs>
+          <w:tab w:val="clear" w:pos="1134"/>
+          <w:tab w:val="left" w:pos="709" w:leader="none"/>
+        </w:tabs>
+        <w:bidi w:val="0"/>
+        <w:spacing w:before="0" w:after="0"/>
+        <w:ind w:hanging="283" w:start="709"/>
+        <w:jc w:val="start"/>
+        <w:rPr/>
+      </w:pPr>
+      <w:r>
+        <w:rPr/>
+        <w:t xml:space="preserve">看到“登录账号已变化”或“登录状态已变化”时停止当前操作，刷新页面并重新选择业务对象。旧账号的页面结果不能作为新账号继续操作的依据。 </w:t>
+      </w:r>
+    </w:p>
+    <w:p>
+      <w:pPr>
+        <w:pStyle w:val="BodyText"/>
+        <w:numPr>
+          <w:ilvl w:val="0"/>
+          <w:numId w:val="3"/>
+        </w:numPr>
+        <w:tabs>
+          <w:tab w:val="clear" w:pos="1134"/>
+          <w:tab w:val="left" w:pos="709" w:leader="none"/>
+        </w:tabs>
+        <w:bidi w:val="0"/>
+        <w:ind w:hanging="283" w:start="709"/>
+        <w:jc w:val="start"/>
+        <w:rPr/>
+      </w:pPr>
+      <w:r>
+        <w:rPr/>
+        <w:t xml:space="preserve">连续登录过频时按提示等待，不连续点击；仍不能登录则联系管理员检查账号。 </w:t>
+      </w:r>
+    </w:p>
+    <w:p>
+      <w:pPr>
+        <w:pStyle w:val="Heading3"/>
+        <w:bidi w:val="0"/>
+        <w:ind w:hanging="0" w:start="0" w:end="0"/>
+        <w:jc w:val="start"/>
+        <w:rPr/>
+      </w:pPr>
+      <w:bookmarkStart w:id="4" w:name="section-5-账号和数据范围"/>
+      <w:bookmarkEnd w:id="4"/>
+      <w:r>
+        <w:rPr/>
         <w:t>账号和数据范围</w:t>
       </w:r>
     </w:p>
@@ -1441,7 +1732,7 @@
         <w:pStyle w:val="BodyText"/>
         <w:numPr>
           <w:ilvl w:val="0"/>
-          <w:numId w:val="3"/>
+          <w:numId w:val="4"/>
         </w:numPr>
         <w:tabs>
           <w:tab w:val="clear" w:pos="1134"/>
@@ -1471,7 +1762,7 @@
         <w:pStyle w:val="BodyText"/>
         <w:numPr>
           <w:ilvl w:val="0"/>
-          <w:numId w:val="3"/>
+          <w:numId w:val="4"/>
         </w:numPr>
         <w:tabs>
           <w:tab w:val="clear" w:pos="1134"/>
@@ -1493,7 +1784,7 @@
         <w:pStyle w:val="BodyText"/>
         <w:numPr>
           <w:ilvl w:val="0"/>
-          <w:numId w:val="3"/>
+          <w:numId w:val="4"/>
         </w:numPr>
         <w:tabs>
           <w:tab w:val="clear" w:pos="1134"/>
@@ -1523,7 +1814,7 @@
         <w:pStyle w:val="BodyText"/>
         <w:numPr>
           <w:ilvl w:val="0"/>
-          <w:numId w:val="3"/>
+          <w:numId w:val="4"/>
         </w:numPr>
         <w:tabs>
           <w:tab w:val="clear" w:pos="1134"/>
@@ -1545,7 +1836,7 @@
         <w:pStyle w:val="BodyText"/>
         <w:numPr>
           <w:ilvl w:val="0"/>
-          <w:numId w:val="3"/>
+          <w:numId w:val="4"/>
         </w:numPr>
         <w:tabs>
           <w:tab w:val="clear" w:pos="1134"/>
@@ -1569,8 +1860,8 @@
         <w:jc w:val="start"/>
         <w:rPr/>
       </w:pPr>
-      <w:bookmarkStart w:id="4" w:name="section-5-通用操作原则"/>
-      <w:bookmarkEnd w:id="4"/>
+      <w:bookmarkStart w:id="5" w:name="section-6-通用操作原则"/>
+      <w:bookmarkEnd w:id="5"/>
       <w:r>
         <w:rPr/>
         <w:t>通用操作原则</w:t>
@@ -1581,7 +1872,7 @@
         <w:pStyle w:val="BodyText"/>
         <w:numPr>
           <w:ilvl w:val="0"/>
-          <w:numId w:val="4"/>
+          <w:numId w:val="5"/>
         </w:numPr>
         <w:tabs>
           <w:tab w:val="clear" w:pos="1134"/>
@@ -1603,7 +1894,7 @@
         <w:pStyle w:val="BodyText"/>
         <w:numPr>
           <w:ilvl w:val="0"/>
-          <w:numId w:val="4"/>
+          <w:numId w:val="5"/>
         </w:numPr>
         <w:tabs>
           <w:tab w:val="clear" w:pos="1134"/>
@@ -1625,7 +1916,7 @@
         <w:pStyle w:val="BodyText"/>
         <w:numPr>
           <w:ilvl w:val="0"/>
-          <w:numId w:val="4"/>
+          <w:numId w:val="5"/>
         </w:numPr>
         <w:tabs>
           <w:tab w:val="clear" w:pos="1134"/>
@@ -1647,7 +1938,7 @@
         <w:pStyle w:val="BodyText"/>
         <w:numPr>
           <w:ilvl w:val="0"/>
-          <w:numId w:val="4"/>
+          <w:numId w:val="5"/>
         </w:numPr>
         <w:tabs>
           <w:tab w:val="clear" w:pos="1134"/>
@@ -1669,7 +1960,7 @@
         <w:pStyle w:val="BodyText"/>
         <w:numPr>
           <w:ilvl w:val="0"/>
-          <w:numId w:val="4"/>
+          <w:numId w:val="5"/>
         </w:numPr>
         <w:tabs>
           <w:tab w:val="clear" w:pos="1134"/>
@@ -1691,7 +1982,7 @@
         <w:pStyle w:val="BodyText"/>
         <w:numPr>
           <w:ilvl w:val="0"/>
-          <w:numId w:val="4"/>
+          <w:numId w:val="5"/>
         </w:numPr>
         <w:tabs>
           <w:tab w:val="clear" w:pos="1134"/>
@@ -1715,8 +2006,8 @@
         <w:jc w:val="start"/>
         <w:rPr/>
       </w:pPr>
-      <w:bookmarkStart w:id="5" w:name="section-6-修改密码与退出"/>
-      <w:bookmarkEnd w:id="5"/>
+      <w:bookmarkStart w:id="6" w:name="section-7-修改密码与退出"/>
+      <w:bookmarkEnd w:id="6"/>
       <w:r>
         <w:rPr/>
         <w:t>修改密码与退出</w:t>
@@ -1727,7 +2018,7 @@
         <w:pStyle w:val="BodyText"/>
         <w:numPr>
           <w:ilvl w:val="0"/>
-          <w:numId w:val="5"/>
+          <w:numId w:val="6"/>
         </w:numPr>
         <w:tabs>
           <w:tab w:val="clear" w:pos="1134"/>
@@ -1749,7 +2040,7 @@
         <w:pStyle w:val="BodyText"/>
         <w:numPr>
           <w:ilvl w:val="0"/>
-          <w:numId w:val="5"/>
+          <w:numId w:val="6"/>
         </w:numPr>
         <w:tabs>
           <w:tab w:val="clear" w:pos="1134"/>
@@ -1771,13 +2062,14 @@
         <w:pStyle w:val="BodyText"/>
         <w:numPr>
           <w:ilvl w:val="0"/>
-          <w:numId w:val="5"/>
-        </w:numPr>
-        <w:tabs>
-          <w:tab w:val="clear" w:pos="1134"/>
-          <w:tab w:val="left" w:pos="709" w:leader="none"/>
-        </w:tabs>
-        <w:bidi w:val="0"/>
+          <w:numId w:val="6"/>
+        </w:numPr>
+        <w:tabs>
+          <w:tab w:val="clear" w:pos="1134"/>
+          <w:tab w:val="left" w:pos="709" w:leader="none"/>
+        </w:tabs>
+        <w:bidi w:val="0"/>
+        <w:spacing w:before="0" w:after="0"/>
         <w:ind w:hanging="283" w:start="709"/>
         <w:jc w:val="start"/>
         <w:rPr/>
@@ -1789,6 +2081,27 @@
     </w:p>
     <w:p>
       <w:pPr>
+        <w:pStyle w:val="BodyText"/>
+        <w:numPr>
+          <w:ilvl w:val="0"/>
+          <w:numId w:val="6"/>
+        </w:numPr>
+        <w:tabs>
+          <w:tab w:val="clear" w:pos="1134"/>
+          <w:tab w:val="left" w:pos="709" w:leader="none"/>
+        </w:tabs>
+        <w:bidi w:val="0"/>
+        <w:ind w:hanging="283" w:start="709"/>
+        <w:jc w:val="start"/>
+        <w:rPr/>
+      </w:pPr>
+      <w:r>
+        <w:rPr/>
+        <w:t xml:space="preserve">切换账号前先记录尚未确认的单号、任务号及收付款结果；下一位人员使用自己的账号重新打开业务页面，不接着提交上一账号遗留的内容。 </w:t>
+      </w:r>
+    </w:p>
+    <w:p>
+      <w:pPr>
         <w:pStyle w:val="HorizontalLine"/>
         <w:bidi w:val="0"/>
         <w:jc w:val="start"/>
@@ -1800,74 +2113,14 @@
     </w:p>
     <w:p>
       <w:pPr>
-        <w:pStyle w:val="BodyText"/>
-        <w:bidi w:val="0"/>
-        <w:jc w:val="start"/>
-        <w:rPr/>
-      </w:pPr>
-      <w:r>
-        <w:rPr/>
-        <w:drawing>
-          <wp:inline distT="0" distB="0" distL="0" distR="0">
-            <wp:extent cx="2667000" cy="6200775"/>
-            <wp:effectExtent l="0" t="0" r="0" b="0"/>
-            <wp:docPr id="2" name="Image2" descr="" title="仓储经营分析中心登录界面"/>
-            <wp:cNvGraphicFramePr>
-              <a:graphicFrameLocks xmlns:a="http://schemas.openxmlformats.org/drawingml/2006/main" noChangeAspect="1"/>
-            </wp:cNvGraphicFramePr>
-            <a:graphic xmlns:a="http://schemas.openxmlformats.org/drawingml/2006/main">
-              <a:graphicData uri="http://schemas.openxmlformats.org/drawingml/2006/picture">
-                <pic:pic xmlns:pic="http://schemas.openxmlformats.org/drawingml/2006/picture">
-                  <pic:nvPicPr>
-                    <pic:cNvPr id="2" name="Image2" descr="" title="仓储经营分析中心登录界面"/>
-                    <pic:cNvPicPr>
-                      <a:picLocks noChangeAspect="1" noChangeArrowheads="1"/>
-                    </pic:cNvPicPr>
-                  </pic:nvPicPr>
-                  <pic:blipFill>
-                    <a:blip r:embed="rId3"/>
-                    <a:stretch>
-                      <a:fillRect/>
-                    </a:stretch>
-                  </pic:blipFill>
-                  <pic:spPr bwMode="auto">
-                    <a:xfrm>
-                      <a:off x="0" y="0"/>
-                      <a:ext cx="2667000" cy="6200775"/>
-                    </a:xfrm>
-                    <a:prstGeom prst="rect">
-                      <a:avLst/>
-                    </a:prstGeom>
-                  </pic:spPr>
-                </pic:pic>
-              </a:graphicData>
-            </a:graphic>
-          </wp:inline>
-        </w:drawing>
-      </w:r>
-    </w:p>
-    <w:p>
-      <w:pPr>
-        <w:pStyle w:val="BodyText"/>
-        <w:bidi w:val="0"/>
-        <w:jc w:val="start"/>
-        <w:rPr/>
-      </w:pPr>
-      <w:r>
-        <w:rPr/>
-        <w:t>图：仓储经营分析中心登录界面</w:t>
-      </w:r>
-    </w:p>
-    <w:p>
-      <w:pPr>
         <w:pStyle w:val="Heading2"/>
         <w:bidi w:val="0"/>
         <w:ind w:hanging="0" w:start="0" w:end="0"/>
         <w:jc w:val="start"/>
         <w:rPr/>
       </w:pPr>
-      <w:bookmarkStart w:id="6" w:name="section-7-角色职责与只读边界"/>
-      <w:bookmarkEnd w:id="6"/>
+      <w:bookmarkStart w:id="7" w:name="section-8-角色职责与只读边界"/>
+      <w:bookmarkEnd w:id="7"/>
       <w:r>
         <w:rPr/>
         <w:t>角色职责与只读边界</w:t>
@@ -1949,8 +2202,8 @@
         <w:jc w:val="start"/>
         <w:rPr/>
       </w:pPr>
-      <w:bookmarkStart w:id="7" w:name="section-8-登录与范围确认"/>
-      <w:bookmarkEnd w:id="7"/>
+      <w:bookmarkStart w:id="8" w:name="section-9-登录与范围确认"/>
+      <w:bookmarkEnd w:id="8"/>
       <w:r>
         <w:rPr/>
         <w:t>登录与范围确认</w:t>
@@ -1961,7 +2214,7 @@
         <w:pStyle w:val="BodyText"/>
         <w:numPr>
           <w:ilvl w:val="0"/>
-          <w:numId w:val="6"/>
+          <w:numId w:val="7"/>
         </w:numPr>
         <w:tabs>
           <w:tab w:val="clear" w:pos="1134"/>
@@ -1983,7 +2236,7 @@
         <w:pStyle w:val="BodyText"/>
         <w:numPr>
           <w:ilvl w:val="0"/>
-          <w:numId w:val="6"/>
+          <w:numId w:val="7"/>
         </w:numPr>
         <w:tabs>
           <w:tab w:val="clear" w:pos="1134"/>
@@ -2005,7 +2258,7 @@
         <w:pStyle w:val="BodyText"/>
         <w:numPr>
           <w:ilvl w:val="0"/>
-          <w:numId w:val="6"/>
+          <w:numId w:val="7"/>
         </w:numPr>
         <w:tabs>
           <w:tab w:val="clear" w:pos="1134"/>
@@ -2027,7 +2280,7 @@
         <w:pStyle w:val="BodyText"/>
         <w:numPr>
           <w:ilvl w:val="0"/>
-          <w:numId w:val="6"/>
+          <w:numId w:val="7"/>
         </w:numPr>
         <w:tabs>
           <w:tab w:val="clear" w:pos="1134"/>
@@ -2051,8 +2304,8 @@
         <w:jc w:val="start"/>
         <w:rPr/>
       </w:pPr>
-      <w:bookmarkStart w:id="8" w:name="section-9-首页总览"/>
-      <w:bookmarkEnd w:id="8"/>
+      <w:bookmarkStart w:id="9" w:name="section-10-首页总览"/>
+      <w:bookmarkEnd w:id="9"/>
       <w:r>
         <w:rPr/>
         <w:t>首页总览</w:t>
@@ -2063,65 +2316,73 @@
         <w:pStyle w:val="BodyText"/>
         <w:numPr>
           <w:ilvl w:val="0"/>
-          <w:numId w:val="7"/>
-        </w:numPr>
-        <w:tabs>
-          <w:tab w:val="clear" w:pos="1134"/>
-          <w:tab w:val="left" w:pos="709" w:leader="none"/>
-        </w:tabs>
-        <w:bidi w:val="0"/>
-        <w:spacing w:before="0" w:after="0"/>
-        <w:ind w:hanging="283" w:start="709"/>
-        <w:jc w:val="start"/>
-        <w:rPr/>
-      </w:pPr>
-      <w:r>
-        <w:rPr/>
-        <w:t xml:space="preserve">查看今日入库单、出库单、当前在库量、库位占用率、体积利用率、今日计费额、逾期应收和预警数。 </w:t>
-      </w:r>
-    </w:p>
-    <w:p>
-      <w:pPr>
-        <w:pStyle w:val="BodyText"/>
-        <w:numPr>
-          <w:ilvl w:val="0"/>
-          <w:numId w:val="7"/>
-        </w:numPr>
-        <w:tabs>
-          <w:tab w:val="clear" w:pos="1134"/>
-          <w:tab w:val="left" w:pos="709" w:leader="none"/>
-        </w:tabs>
-        <w:bidi w:val="0"/>
-        <w:spacing w:before="0" w:after="0"/>
-        <w:ind w:hanging="283" w:start="709"/>
-        <w:jc w:val="start"/>
-        <w:rPr/>
-      </w:pPr>
-      <w:r>
-        <w:rPr/>
-        <w:t xml:space="preserve">在“今日作业节奏”比较任务总量、完成量、完成率和积压。 </w:t>
-      </w:r>
-    </w:p>
-    <w:p>
-      <w:pPr>
-        <w:pStyle w:val="BodyText"/>
-        <w:numPr>
-          <w:ilvl w:val="0"/>
-          <w:numId w:val="7"/>
-        </w:numPr>
-        <w:tabs>
-          <w:tab w:val="clear" w:pos="1134"/>
-          <w:tab w:val="left" w:pos="709" w:leader="none"/>
-        </w:tabs>
-        <w:bidi w:val="0"/>
-        <w:spacing w:before="0" w:after="0"/>
-        <w:ind w:hanging="283" w:start="709"/>
-        <w:jc w:val="start"/>
-        <w:rPr/>
-      </w:pPr>
-      <w:r>
-        <w:rPr/>
-        <w:t xml:space="preserve">查看收入 </w:t>
+          <w:numId w:val="8"/>
+        </w:numPr>
+        <w:tabs>
+          <w:tab w:val="clear" w:pos="1134"/>
+          <w:tab w:val="left" w:pos="709" w:leader="none"/>
+        </w:tabs>
+        <w:bidi w:val="0"/>
+        <w:spacing w:before="0" w:after="0"/>
+        <w:ind w:hanging="283" w:start="709"/>
+        <w:jc w:val="start"/>
+        <w:rPr/>
+      </w:pPr>
+      <w:r>
+        <w:rPr/>
+        <w:t xml:space="preserve">查看“今日实际收发量”、库存 </w:t>
+      </w:r>
+      <w:r>
+        <w:rPr/>
+        <w:t>SKU</w:t>
+      </w:r>
+      <w:r>
+        <w:rPr/>
+        <w:t xml:space="preserve">、库位占用率、体积利用率、“所选区间应计”、逾期应收和预警数。今日实绩与所选区间费用使用不同时间口径，不能混作同一天指标。 </w:t>
+      </w:r>
+    </w:p>
+    <w:p>
+      <w:pPr>
+        <w:pStyle w:val="BodyText"/>
+        <w:numPr>
+          <w:ilvl w:val="0"/>
+          <w:numId w:val="8"/>
+        </w:numPr>
+        <w:tabs>
+          <w:tab w:val="clear" w:pos="1134"/>
+          <w:tab w:val="left" w:pos="709" w:leader="none"/>
+        </w:tabs>
+        <w:bidi w:val="0"/>
+        <w:spacing w:before="0" w:after="0"/>
+        <w:ind w:hanging="283" w:start="709"/>
+        <w:jc w:val="start"/>
+        <w:rPr/>
+      </w:pPr>
+      <w:r>
+        <w:rPr/>
+        <w:t xml:space="preserve">在“今日作业节奏”比较今日新任务完成量、完成率和当前积压。 </w:t>
+      </w:r>
+    </w:p>
+    <w:p>
+      <w:pPr>
+        <w:pStyle w:val="BodyText"/>
+        <w:numPr>
+          <w:ilvl w:val="0"/>
+          <w:numId w:val="8"/>
+        </w:numPr>
+        <w:tabs>
+          <w:tab w:val="clear" w:pos="1134"/>
+          <w:tab w:val="left" w:pos="709" w:leader="none"/>
+        </w:tabs>
+        <w:bidi w:val="0"/>
+        <w:spacing w:before="0" w:after="0"/>
+        <w:ind w:hanging="283" w:start="709"/>
+        <w:jc w:val="start"/>
+        <w:rPr/>
+      </w:pPr>
+      <w:r>
+        <w:rPr/>
+        <w:t xml:space="preserve">查看收入贡献排行、占仓 </w:t>
       </w:r>
       <w:r>
         <w:rPr/>
@@ -2129,14 +2390,6 @@
       </w:r>
       <w:r>
         <w:rPr/>
-        <w:t xml:space="preserve">货主、库存占用 </w:t>
-      </w:r>
-      <w:r>
-        <w:rPr/>
-        <w:t xml:space="preserve">Top </w:t>
-      </w:r>
-      <w:r>
-        <w:rPr/>
         <w:t xml:space="preserve">货主和近 </w:t>
       </w:r>
       <w:r>
@@ -2145,15 +2398,15 @@
       </w:r>
       <w:r>
         <w:rPr/>
-        <w:t xml:space="preserve">天趋势。 </w:t>
-      </w:r>
-    </w:p>
-    <w:p>
-      <w:pPr>
-        <w:pStyle w:val="BodyText"/>
-        <w:numPr>
-          <w:ilvl w:val="0"/>
-          <w:numId w:val="7"/>
+        <w:t xml:space="preserve">天趋势。库存数量按单位分组，金额按原币分组；不同单位或币种不能直接相加。 </w:t>
+      </w:r>
+    </w:p>
+    <w:p>
+      <w:pPr>
+        <w:pStyle w:val="BodyText"/>
+        <w:numPr>
+          <w:ilvl w:val="0"/>
+          <w:numId w:val="8"/>
         </w:numPr>
         <w:tabs>
           <w:tab w:val="clear" w:pos="1134"/>
@@ -2175,13 +2428,14 @@
         <w:pStyle w:val="BodyText"/>
         <w:numPr>
           <w:ilvl w:val="0"/>
-          <w:numId w:val="7"/>
-        </w:numPr>
-        <w:tabs>
-          <w:tab w:val="clear" w:pos="1134"/>
-          <w:tab w:val="left" w:pos="709" w:leader="none"/>
-        </w:tabs>
-        <w:bidi w:val="0"/>
+          <w:numId w:val="8"/>
+        </w:numPr>
+        <w:tabs>
+          <w:tab w:val="clear" w:pos="1134"/>
+          <w:tab w:val="left" w:pos="709" w:leader="none"/>
+        </w:tabs>
+        <w:bidi w:val="0"/>
+        <w:spacing w:before="0" w:after="0"/>
         <w:ind w:hanging="283" w:start="709"/>
         <w:jc w:val="start"/>
         <w:rPr/>
@@ -2193,14 +2447,35 @@
     </w:p>
     <w:p>
       <w:pPr>
+        <w:pStyle w:val="BodyText"/>
+        <w:numPr>
+          <w:ilvl w:val="0"/>
+          <w:numId w:val="8"/>
+        </w:numPr>
+        <w:tabs>
+          <w:tab w:val="clear" w:pos="1134"/>
+          <w:tab w:val="left" w:pos="709" w:leader="none"/>
+        </w:tabs>
+        <w:bidi w:val="0"/>
+        <w:ind w:hanging="283" w:start="709"/>
+        <w:jc w:val="start"/>
+        <w:rPr/>
+      </w:pPr>
+      <w:r>
+        <w:rPr/>
+        <w:t xml:space="preserve">草稿账单不计入已出账，收入贡献排行当前不含成本，不能把应计收入称为已收现金或利润。页面提示旧数据、缺失或估算时保留该说明后再用于会议。 </w:t>
+      </w:r>
+    </w:p>
+    <w:p>
+      <w:pPr>
         <w:pStyle w:val="Heading2"/>
         <w:bidi w:val="0"/>
         <w:ind w:hanging="0" w:start="0" w:end="0"/>
         <w:jc w:val="start"/>
         <w:rPr/>
       </w:pPr>
-      <w:bookmarkStart w:id="9" w:name="section-10-库存与库容"/>
-      <w:bookmarkEnd w:id="9"/>
+      <w:bookmarkStart w:id="10" w:name="section-11-库存与库容"/>
+      <w:bookmarkEnd w:id="10"/>
       <w:r>
         <w:rPr/>
         <w:t>库存与库容</w:t>
@@ -2211,7 +2486,7 @@
         <w:pStyle w:val="BodyText"/>
         <w:numPr>
           <w:ilvl w:val="0"/>
-          <w:numId w:val="8"/>
+          <w:numId w:val="9"/>
         </w:numPr>
         <w:tabs>
           <w:tab w:val="clear" w:pos="1134"/>
@@ -2249,7 +2524,7 @@
         <w:pStyle w:val="BodyText"/>
         <w:numPr>
           <w:ilvl w:val="0"/>
-          <w:numId w:val="8"/>
+          <w:numId w:val="9"/>
         </w:numPr>
         <w:tabs>
           <w:tab w:val="clear" w:pos="1134"/>
@@ -2271,7 +2546,7 @@
         <w:pStyle w:val="BodyText"/>
         <w:numPr>
           <w:ilvl w:val="0"/>
-          <w:numId w:val="8"/>
+          <w:numId w:val="9"/>
         </w:numPr>
         <w:tabs>
           <w:tab w:val="clear" w:pos="1134"/>
@@ -2293,7 +2568,7 @@
         <w:pStyle w:val="BodyText"/>
         <w:numPr>
           <w:ilvl w:val="0"/>
-          <w:numId w:val="8"/>
+          <w:numId w:val="9"/>
         </w:numPr>
         <w:tabs>
           <w:tab w:val="clear" w:pos="1134"/>
@@ -2315,7 +2590,7 @@
         <w:pStyle w:val="BodyText"/>
         <w:numPr>
           <w:ilvl w:val="0"/>
-          <w:numId w:val="8"/>
+          <w:numId w:val="9"/>
         </w:numPr>
         <w:tabs>
           <w:tab w:val="clear" w:pos="1134"/>
@@ -2339,8 +2614,8 @@
         <w:jc w:val="start"/>
         <w:rPr/>
       </w:pPr>
-      <w:bookmarkStart w:id="10" w:name="section-11-收入与计费"/>
-      <w:bookmarkEnd w:id="10"/>
+      <w:bookmarkStart w:id="11" w:name="section-12-收入与计费"/>
+      <w:bookmarkEnd w:id="11"/>
       <w:r>
         <w:rPr/>
         <w:t>收入与计费</w:t>
@@ -2351,7 +2626,7 @@
         <w:pStyle w:val="BodyText"/>
         <w:numPr>
           <w:ilvl w:val="0"/>
-          <w:numId w:val="9"/>
+          <w:numId w:val="10"/>
         </w:numPr>
         <w:tabs>
           <w:tab w:val="clear" w:pos="1134"/>
@@ -2373,7 +2648,7 @@
         <w:pStyle w:val="BodyText"/>
         <w:numPr>
           <w:ilvl w:val="0"/>
-          <w:numId w:val="9"/>
+          <w:numId w:val="10"/>
         </w:numPr>
         <w:tabs>
           <w:tab w:val="clear" w:pos="1134"/>
@@ -2395,7 +2670,7 @@
         <w:pStyle w:val="BodyText"/>
         <w:numPr>
           <w:ilvl w:val="0"/>
-          <w:numId w:val="9"/>
+          <w:numId w:val="10"/>
         </w:numPr>
         <w:tabs>
           <w:tab w:val="clear" w:pos="1134"/>
@@ -2417,42 +2692,72 @@
         <w:pStyle w:val="BodyText"/>
         <w:numPr>
           <w:ilvl w:val="0"/>
-          <w:numId w:val="9"/>
-        </w:numPr>
-        <w:tabs>
-          <w:tab w:val="clear" w:pos="1134"/>
-          <w:tab w:val="left" w:pos="709" w:leader="none"/>
-        </w:tabs>
-        <w:bidi w:val="0"/>
-        <w:spacing w:before="0" w:after="0"/>
-        <w:ind w:hanging="283" w:start="709"/>
-        <w:jc w:val="start"/>
-        <w:rPr/>
-      </w:pPr>
-      <w:r>
-        <w:rPr/>
-        <w:t xml:space="preserve">点击货主、最近收费记录或账单进入明细，追溯服务日期、费用类型、数量、单价和金额。 </w:t>
-      </w:r>
-    </w:p>
-    <w:p>
-      <w:pPr>
-        <w:pStyle w:val="BodyText"/>
-        <w:numPr>
-          <w:ilvl w:val="0"/>
-          <w:numId w:val="9"/>
-        </w:numPr>
-        <w:tabs>
-          <w:tab w:val="clear" w:pos="1134"/>
-          <w:tab w:val="left" w:pos="709" w:leader="none"/>
-        </w:tabs>
-        <w:bidi w:val="0"/>
-        <w:ind w:hanging="283" w:start="709"/>
-        <w:jc w:val="start"/>
-        <w:rPr/>
-      </w:pPr>
-      <w:r>
-        <w:rPr/>
-        <w:t xml:space="preserve">发现金额异常时记录范围、账期、收费类型和来源单号，交货主管理员与财务核对，不在老板端修改。 </w:t>
+          <w:numId w:val="10"/>
+        </w:numPr>
+        <w:tabs>
+          <w:tab w:val="clear" w:pos="1134"/>
+          <w:tab w:val="left" w:pos="709" w:leader="none"/>
+        </w:tabs>
+        <w:bidi w:val="0"/>
+        <w:spacing w:before="0" w:after="0"/>
+        <w:ind w:hanging="283" w:start="709"/>
+        <w:jc w:val="start"/>
+        <w:rPr/>
+      </w:pPr>
+      <w:r>
+        <w:rPr/>
+        <w:t xml:space="preserve">点击货主、最近收费记录或账单进入明细，追溯服务日期、费用类型、数量、单价和金额；金额比较须使用相同币种和时间范围。 </w:t>
+      </w:r>
+    </w:p>
+    <w:p>
+      <w:pPr>
+        <w:pStyle w:val="BodyText"/>
+        <w:numPr>
+          <w:ilvl w:val="0"/>
+          <w:numId w:val="10"/>
+        </w:numPr>
+        <w:tabs>
+          <w:tab w:val="clear" w:pos="1134"/>
+          <w:tab w:val="left" w:pos="709" w:leader="none"/>
+        </w:tabs>
+        <w:bidi w:val="0"/>
+        <w:spacing w:before="0" w:after="0"/>
+        <w:ind w:hanging="283" w:start="709"/>
+        <w:jc w:val="start"/>
+        <w:rPr/>
+      </w:pPr>
+      <w:r>
+        <w:rPr/>
+        <w:t xml:space="preserve">在账单详情按日期、费用类型和关键词筛选，分别核对整单金额与当前筛选小计。点击可下钻的账单行查看对应收费记录；这与货主端只展示费用行的入口不同。 </w:t>
+      </w:r>
+    </w:p>
+    <w:p>
+      <w:pPr>
+        <w:pStyle w:val="BodyText"/>
+        <w:numPr>
+          <w:ilvl w:val="0"/>
+          <w:numId w:val="10"/>
+        </w:numPr>
+        <w:tabs>
+          <w:tab w:val="clear" w:pos="1134"/>
+          <w:tab w:val="left" w:pos="709" w:leader="none"/>
+        </w:tabs>
+        <w:bidi w:val="0"/>
+        <w:ind w:hanging="283" w:start="709"/>
+        <w:jc w:val="start"/>
+        <w:rPr/>
+      </w:pPr>
+      <w:r>
+        <w:rPr/>
+        <w:t>发现金额异常时记录范围、账期、收费类型和来源单号，交货主管理员与财务核对，不在老板端修改。</w:t>
+      </w:r>
+      <w:r>
+        <w:rPr/>
+        <w:t xml:space="preserve">POS </w:t>
+      </w:r>
+      <w:r>
+        <w:rPr/>
+        <w:t xml:space="preserve">客户欠款与仓储服务账单是不同业务，不能用此看板代办客户还款或交班。 </w:t>
       </w:r>
     </w:p>
     <w:p>
@@ -2463,8 +2768,8 @@
         <w:jc w:val="start"/>
         <w:rPr/>
       </w:pPr>
-      <w:bookmarkStart w:id="11" w:name="section-12-预警中心"/>
-      <w:bookmarkEnd w:id="11"/>
+      <w:bookmarkStart w:id="12" w:name="section-13-预警中心"/>
+      <w:bookmarkEnd w:id="12"/>
       <w:r>
         <w:rPr/>
         <w:t>预警中心</w:t>
@@ -2487,7 +2792,7 @@
         <w:pStyle w:val="BodyText"/>
         <w:numPr>
           <w:ilvl w:val="0"/>
-          <w:numId w:val="10"/>
+          <w:numId w:val="11"/>
         </w:numPr>
         <w:tabs>
           <w:tab w:val="clear" w:pos="1134"/>
@@ -2509,7 +2814,7 @@
         <w:pStyle w:val="BodyText"/>
         <w:numPr>
           <w:ilvl w:val="0"/>
-          <w:numId w:val="10"/>
+          <w:numId w:val="11"/>
         </w:numPr>
         <w:tabs>
           <w:tab w:val="clear" w:pos="1134"/>
@@ -2531,7 +2836,7 @@
         <w:pStyle w:val="BodyText"/>
         <w:numPr>
           <w:ilvl w:val="0"/>
-          <w:numId w:val="10"/>
+          <w:numId w:val="11"/>
         </w:numPr>
         <w:tabs>
           <w:tab w:val="clear" w:pos="1134"/>
@@ -2561,7 +2866,7 @@
         <w:pStyle w:val="BodyText"/>
         <w:numPr>
           <w:ilvl w:val="0"/>
-          <w:numId w:val="10"/>
+          <w:numId w:val="11"/>
         </w:numPr>
         <w:tabs>
           <w:tab w:val="clear" w:pos="1134"/>
@@ -2585,8 +2890,8 @@
         <w:jc w:val="start"/>
         <w:rPr/>
       </w:pPr>
-      <w:bookmarkStart w:id="12" w:name="section-13-经营例会建议"/>
-      <w:bookmarkEnd w:id="12"/>
+      <w:bookmarkStart w:id="13" w:name="section-14-经营例会建议"/>
+      <w:bookmarkEnd w:id="13"/>
       <w:r>
         <w:rPr/>
         <w:t>经营例会建议</w:t>
@@ -2597,7 +2902,7 @@
         <w:pStyle w:val="BodyText"/>
         <w:numPr>
           <w:ilvl w:val="0"/>
-          <w:numId w:val="11"/>
+          <w:numId w:val="12"/>
         </w:numPr>
         <w:tabs>
           <w:tab w:val="clear" w:pos="1134"/>
@@ -2619,7 +2924,7 @@
         <w:pStyle w:val="BodyText"/>
         <w:numPr>
           <w:ilvl w:val="0"/>
-          <w:numId w:val="11"/>
+          <w:numId w:val="12"/>
         </w:numPr>
         <w:tabs>
           <w:tab w:val="clear" w:pos="1134"/>
@@ -2649,7 +2954,7 @@
         <w:pStyle w:val="BodyText"/>
         <w:numPr>
           <w:ilvl w:val="0"/>
-          <w:numId w:val="11"/>
+          <w:numId w:val="12"/>
         </w:numPr>
         <w:tabs>
           <w:tab w:val="clear" w:pos="1134"/>
@@ -2671,7 +2976,7 @@
         <w:pStyle w:val="BodyText"/>
         <w:numPr>
           <w:ilvl w:val="0"/>
-          <w:numId w:val="11"/>
+          <w:numId w:val="12"/>
         </w:numPr>
         <w:tabs>
           <w:tab w:val="clear" w:pos="1134"/>
@@ -2695,8 +3000,8 @@
         <w:jc w:val="start"/>
         <w:rPr/>
       </w:pPr>
-      <w:bookmarkStart w:id="13" w:name="section-14-老板日常检查表"/>
-      <w:bookmarkEnd w:id="13"/>
+      <w:bookmarkStart w:id="14" w:name="section-15-老板日常检查表"/>
+      <w:bookmarkEnd w:id="14"/>
       <w:r>
         <w:rPr/>
         <w:t>老板日常检查表</w:t>
@@ -2707,7 +3012,7 @@
         <w:pStyle w:val="BodyText"/>
         <w:numPr>
           <w:ilvl w:val="0"/>
-          <w:numId w:val="12"/>
+          <w:numId w:val="13"/>
         </w:numPr>
         <w:tabs>
           <w:tab w:val="clear" w:pos="1134"/>
@@ -2729,7 +3034,7 @@
         <w:pStyle w:val="BodyText"/>
         <w:numPr>
           <w:ilvl w:val="0"/>
-          <w:numId w:val="12"/>
+          <w:numId w:val="13"/>
         </w:numPr>
         <w:tabs>
           <w:tab w:val="clear" w:pos="1134"/>
@@ -2751,7 +3056,7 @@
         <w:pStyle w:val="BodyText"/>
         <w:numPr>
           <w:ilvl w:val="0"/>
-          <w:numId w:val="12"/>
+          <w:numId w:val="13"/>
         </w:numPr>
         <w:tabs>
           <w:tab w:val="clear" w:pos="1134"/>
@@ -2773,7 +3078,7 @@
         <w:pStyle w:val="BodyText"/>
         <w:numPr>
           <w:ilvl w:val="0"/>
-          <w:numId w:val="12"/>
+          <w:numId w:val="13"/>
         </w:numPr>
         <w:tabs>
           <w:tab w:val="clear" w:pos="1134"/>
@@ -2795,7 +3100,53 @@
         <w:pStyle w:val="BodyText"/>
         <w:numPr>
           <w:ilvl w:val="0"/>
-          <w:numId w:val="12"/>
+          <w:numId w:val="13"/>
+        </w:numPr>
+        <w:tabs>
+          <w:tab w:val="clear" w:pos="1134"/>
+          <w:tab w:val="left" w:pos="709" w:leader="none"/>
+        </w:tabs>
+        <w:bidi w:val="0"/>
+        <w:spacing w:before="0" w:after="0"/>
+        <w:ind w:hanging="283" w:start="709"/>
+        <w:jc w:val="start"/>
+        <w:rPr/>
+      </w:pPr>
+      <w:r>
+        <w:rPr/>
+        <w:t>已区分原币金额、计量单位、整单</w:t>
+      </w:r>
+      <w:r>
+        <w:rPr/>
+        <w:t>/</w:t>
+      </w:r>
+      <w:r>
+        <w:rPr/>
+        <w:t>筛选小计、草稿</w:t>
+      </w:r>
+      <w:r>
+        <w:rPr/>
+        <w:t>/</w:t>
+      </w:r>
+      <w:r>
+        <w:rPr/>
+        <w:t>已出账及应计</w:t>
+      </w:r>
+      <w:r>
+        <w:rPr/>
+        <w:t>/</w:t>
+      </w:r>
+      <w:r>
+        <w:rPr/>
+        <w:t xml:space="preserve">实收口径。 </w:t>
+      </w:r>
+    </w:p>
+    <w:p>
+      <w:pPr>
+        <w:pStyle w:val="BodyText"/>
+        <w:numPr>
+          <w:ilvl w:val="0"/>
+          <w:numId w:val="13"/>
         </w:numPr>
         <w:tabs>
           <w:tab w:val="clear" w:pos="1134"/>
@@ -2817,7 +3168,7 @@
         <w:pStyle w:val="BodyText"/>
         <w:numPr>
           <w:ilvl w:val="0"/>
-          <w:numId w:val="12"/>
+          <w:numId w:val="13"/>
         </w:numPr>
         <w:tabs>
           <w:tab w:val="clear" w:pos="1134"/>
@@ -2841,8 +3192,8 @@
         <w:jc w:val="start"/>
         <w:rPr/>
       </w:pPr>
-      <w:bookmarkStart w:id="14" w:name="section-15-常见状态与控制点"/>
-      <w:bookmarkEnd w:id="14"/>
+      <w:bookmarkStart w:id="15" w:name="section-16-常见状态与控制点"/>
+      <w:bookmarkEnd w:id="15"/>
       <w:r>
         <w:rPr/>
         <w:t>常见状态与控制点</w:t>
@@ -2850,21 +3201,21 @@
     </w:p>
     <w:tbl>
       <w:tblPr>
-        <w:tblW w:w="10923" w:type="dxa"/>
+        <w:tblW w:w="10050" w:type="dxa"/>
         <w:jc w:val="start"/>
         <w:tblInd w:w="0" w:type="dxa"/>
         <w:tblLayout w:type="fixed"/>
         <w:tblCellMar>
-          <w:top w:w="28" w:type="dxa"/>
-          <w:start w:w="28" w:type="dxa"/>
-          <w:bottom w:w="28" w:type="dxa"/>
-          <w:end w:w="28" w:type="dxa"/>
+          <w:top w:w="80" w:type="dxa"/>
+          <w:start w:w="80" w:type="dxa"/>
+          <w:bottom w:w="80" w:type="dxa"/>
+          <w:end w:w="80" w:type="dxa"/>
         </w:tblCellMar>
       </w:tblPr>
       <w:tblGrid>
-        <w:gridCol w:w="3061"/>
-        <w:gridCol w:w="3031"/>
-        <w:gridCol w:w="4831"/>
+        <w:gridCol w:w="2827"/>
+        <w:gridCol w:w="2749"/>
+        <w:gridCol w:w="4474"/>
       </w:tblGrid>
       <w:tr>
         <w:trPr>
@@ -2872,63 +3223,87 @@
         </w:trPr>
         <w:tc>
           <w:tcPr>
-            <w:tcW w:w="3061" w:type="dxa"/>
-            <w:tcBorders/>
-            <w:vAlign w:val="center"/>
+            <w:tcW w:w="2827" w:type="dxa"/>
+            <w:tcBorders>
+              <w:top w:val="single" w:sz="2" w:space="0" w:color="BDC9DA"/>
+              <w:start w:val="single" w:sz="2" w:space="0" w:color="BDC9DA"/>
+              <w:bottom w:val="single" w:sz="2" w:space="0" w:color="BDC9DA"/>
+              <w:end w:val="single" w:sz="2" w:space="0" w:color="BDC9DA"/>
+            </w:tcBorders>
+            <w:shd w:fill="EAF1FD" w:val="clear"/>
           </w:tcPr>
           <w:p>
             <w:pPr>
               <w:pStyle w:val="TableHeading"/>
-              <w:suppressLineNumbers/>
               <w:bidi w:val="0"/>
               <w:spacing w:before="0" w:after="283"/>
-              <w:jc w:val="center"/>
-              <w:rPr/>
+              <w:ind w:hanging="0" w:start="0" w:end="0"/>
+              <w:rPr>
+                <w:sz w:val="18"/>
+              </w:rPr>
             </w:pPr>
             <w:r>
-              <w:rPr/>
+              <w:rPr>
+                <w:sz w:val="18"/>
+              </w:rPr>
               <w:t>状态</w:t>
             </w:r>
           </w:p>
         </w:tc>
         <w:tc>
           <w:tcPr>
-            <w:tcW w:w="3031" w:type="dxa"/>
-            <w:tcBorders/>
-            <w:vAlign w:val="center"/>
+            <w:tcW w:w="2749" w:type="dxa"/>
+            <w:tcBorders>
+              <w:top w:val="single" w:sz="2" w:space="0" w:color="BDC9DA"/>
+              <w:start w:val="single" w:sz="2" w:space="0" w:color="BDC9DA"/>
+              <w:bottom w:val="single" w:sz="2" w:space="0" w:color="BDC9DA"/>
+              <w:end w:val="single" w:sz="2" w:space="0" w:color="BDC9DA"/>
+            </w:tcBorders>
+            <w:shd w:fill="EAF1FD" w:val="clear"/>
           </w:tcPr>
           <w:p>
             <w:pPr>
               <w:pStyle w:val="TableHeading"/>
-              <w:suppressLineNumbers/>
               <w:bidi w:val="0"/>
               <w:spacing w:before="0" w:after="283"/>
-              <w:jc w:val="center"/>
-              <w:rPr/>
+              <w:ind w:hanging="0" w:start="0" w:end="0"/>
+              <w:rPr>
+                <w:sz w:val="18"/>
+              </w:rPr>
             </w:pPr>
             <w:r>
-              <w:rPr/>
+              <w:rPr>
+                <w:sz w:val="18"/>
+              </w:rPr>
               <w:t>含义</w:t>
             </w:r>
           </w:p>
         </w:tc>
         <w:tc>
           <w:tcPr>
-            <w:tcW w:w="4831" w:type="dxa"/>
-            <w:tcBorders/>
-            <w:vAlign w:val="center"/>
+            <w:tcW w:w="4474" w:type="dxa"/>
+            <w:tcBorders>
+              <w:top w:val="single" w:sz="2" w:space="0" w:color="BDC9DA"/>
+              <w:start w:val="single" w:sz="2" w:space="0" w:color="BDC9DA"/>
+              <w:bottom w:val="single" w:sz="2" w:space="0" w:color="BDC9DA"/>
+              <w:end w:val="single" w:sz="2" w:space="0" w:color="BDC9DA"/>
+            </w:tcBorders>
+            <w:shd w:fill="EAF1FD" w:val="clear"/>
           </w:tcPr>
           <w:p>
             <w:pPr>
               <w:pStyle w:val="TableHeading"/>
-              <w:suppressLineNumbers/>
               <w:bidi w:val="0"/>
               <w:spacing w:before="0" w:after="283"/>
-              <w:jc w:val="center"/>
-              <w:rPr/>
+              <w:ind w:hanging="0" w:start="0" w:end="0"/>
+              <w:rPr>
+                <w:sz w:val="18"/>
+              </w:rPr>
             </w:pPr>
             <w:r>
-              <w:rPr/>
+              <w:rPr>
+                <w:sz w:val="18"/>
+              </w:rPr>
               <w:t>操作要求</w:t>
             </w:r>
           </w:p>
@@ -2938,64 +3313,91 @@
         <w:trPr/>
         <w:tc>
           <w:tcPr>
-            <w:tcW w:w="3061" w:type="dxa"/>
-            <w:tcBorders/>
-            <w:vAlign w:val="center"/>
+            <w:tcW w:w="2827" w:type="dxa"/>
+            <w:tcBorders>
+              <w:top w:val="single" w:sz="2" w:space="0" w:color="BDC9DA"/>
+              <w:start w:val="single" w:sz="2" w:space="0" w:color="BDC9DA"/>
+              <w:bottom w:val="single" w:sz="2" w:space="0" w:color="BDC9DA"/>
+              <w:end w:val="single" w:sz="2" w:space="0" w:color="BDC9DA"/>
+            </w:tcBorders>
           </w:tcPr>
           <w:p>
             <w:pPr>
               <w:pStyle w:val="TableContents"/>
               <w:bidi w:val="0"/>
               <w:spacing w:before="0" w:after="283"/>
+              <w:ind w:hanging="0" w:start="0" w:end="0"/>
               <w:jc w:val="start"/>
               <w:rPr/>
             </w:pPr>
             <w:r>
-              <w:rPr/>
+              <w:rPr>
+                <w:sz w:val="18"/>
+              </w:rPr>
               <w:t xml:space="preserve">草稿 </w:t>
             </w:r>
             <w:r>
-              <w:rPr/>
+              <w:rPr>
+                <w:sz w:val="18"/>
+              </w:rPr>
               <w:t>/ DRAFT</w:t>
             </w:r>
           </w:p>
         </w:tc>
         <w:tc>
           <w:tcPr>
-            <w:tcW w:w="3031" w:type="dxa"/>
-            <w:tcBorders/>
-            <w:vAlign w:val="center"/>
+            <w:tcW w:w="2749" w:type="dxa"/>
+            <w:tcBorders>
+              <w:top w:val="single" w:sz="2" w:space="0" w:color="BDC9DA"/>
+              <w:start w:val="single" w:sz="2" w:space="0" w:color="BDC9DA"/>
+              <w:bottom w:val="single" w:sz="2" w:space="0" w:color="BDC9DA"/>
+              <w:end w:val="single" w:sz="2" w:space="0" w:color="BDC9DA"/>
+            </w:tcBorders>
           </w:tcPr>
           <w:p>
             <w:pPr>
               <w:pStyle w:val="TableContents"/>
               <w:bidi w:val="0"/>
               <w:spacing w:before="0" w:after="283"/>
+              <w:ind w:hanging="0" w:start="0" w:end="0"/>
               <w:jc w:val="start"/>
-              <w:rPr/>
+              <w:rPr>
+                <w:sz w:val="18"/>
+              </w:rPr>
             </w:pPr>
             <w:r>
-              <w:rPr/>
+              <w:rPr>
+                <w:sz w:val="18"/>
+              </w:rPr>
               <w:t>单据尚未正式提交</w:t>
             </w:r>
           </w:p>
         </w:tc>
         <w:tc>
           <w:tcPr>
-            <w:tcW w:w="4831" w:type="dxa"/>
-            <w:tcBorders/>
-            <w:vAlign w:val="center"/>
+            <w:tcW w:w="4474" w:type="dxa"/>
+            <w:tcBorders>
+              <w:top w:val="single" w:sz="2" w:space="0" w:color="BDC9DA"/>
+              <w:start w:val="single" w:sz="2" w:space="0" w:color="BDC9DA"/>
+              <w:bottom w:val="single" w:sz="2" w:space="0" w:color="BDC9DA"/>
+              <w:end w:val="single" w:sz="2" w:space="0" w:color="BDC9DA"/>
+            </w:tcBorders>
           </w:tcPr>
           <w:p>
             <w:pPr>
               <w:pStyle w:val="TableContents"/>
               <w:bidi w:val="0"/>
               <w:spacing w:before="0" w:after="283"/>
+              <w:ind w:hanging="0" w:start="0" w:end="0"/>
               <w:jc w:val="start"/>
-              <w:rPr/>
+              <w:rPr>
+                <w:sz w:val="18"/>
+              </w:rPr>
             </w:pPr>
             <w:r>
-              <w:rPr/>
+              <w:rPr>
+                <w:sz w:val="18"/>
+              </w:rPr>
               <w:t>原创建人可在权限允许时修改、提交或删除未生效内容</w:t>
             </w:r>
           </w:p>
@@ -3005,64 +3407,91 @@
         <w:trPr/>
         <w:tc>
           <w:tcPr>
-            <w:tcW w:w="3061" w:type="dxa"/>
-            <w:tcBorders/>
-            <w:vAlign w:val="center"/>
+            <w:tcW w:w="2827" w:type="dxa"/>
+            <w:tcBorders>
+              <w:top w:val="single" w:sz="2" w:space="0" w:color="BDC9DA"/>
+              <w:start w:val="single" w:sz="2" w:space="0" w:color="BDC9DA"/>
+              <w:bottom w:val="single" w:sz="2" w:space="0" w:color="BDC9DA"/>
+              <w:end w:val="single" w:sz="2" w:space="0" w:color="BDC9DA"/>
+            </w:tcBorders>
           </w:tcPr>
           <w:p>
             <w:pPr>
               <w:pStyle w:val="TableContents"/>
               <w:bidi w:val="0"/>
               <w:spacing w:before="0" w:after="283"/>
+              <w:ind w:hanging="0" w:start="0" w:end="0"/>
               <w:jc w:val="start"/>
               <w:rPr/>
             </w:pPr>
             <w:r>
-              <w:rPr/>
+              <w:rPr>
+                <w:sz w:val="18"/>
+              </w:rPr>
               <w:t xml:space="preserve">待货主审核 </w:t>
             </w:r>
             <w:r>
-              <w:rPr/>
+              <w:rPr>
+                <w:sz w:val="18"/>
+              </w:rPr>
               <w:t>/ OWNER_PENDING</w:t>
             </w:r>
           </w:p>
         </w:tc>
         <w:tc>
           <w:tcPr>
-            <w:tcW w:w="3031" w:type="dxa"/>
-            <w:tcBorders/>
-            <w:vAlign w:val="center"/>
+            <w:tcW w:w="2749" w:type="dxa"/>
+            <w:tcBorders>
+              <w:top w:val="single" w:sz="2" w:space="0" w:color="BDC9DA"/>
+              <w:start w:val="single" w:sz="2" w:space="0" w:color="BDC9DA"/>
+              <w:bottom w:val="single" w:sz="2" w:space="0" w:color="BDC9DA"/>
+              <w:end w:val="single" w:sz="2" w:space="0" w:color="BDC9DA"/>
+            </w:tcBorders>
           </w:tcPr>
           <w:p>
             <w:pPr>
               <w:pStyle w:val="TableContents"/>
               <w:bidi w:val="0"/>
               <w:spacing w:before="0" w:after="283"/>
+              <w:ind w:hanging="0" w:start="0" w:end="0"/>
               <w:jc w:val="start"/>
-              <w:rPr/>
+              <w:rPr>
+                <w:sz w:val="18"/>
+              </w:rPr>
             </w:pPr>
             <w:r>
-              <w:rPr/>
+              <w:rPr>
+                <w:sz w:val="18"/>
+              </w:rPr>
               <w:t>业务员已经提交</w:t>
             </w:r>
           </w:p>
         </w:tc>
         <w:tc>
           <w:tcPr>
-            <w:tcW w:w="4831" w:type="dxa"/>
-            <w:tcBorders/>
-            <w:vAlign w:val="center"/>
+            <w:tcW w:w="4474" w:type="dxa"/>
+            <w:tcBorders>
+              <w:top w:val="single" w:sz="2" w:space="0" w:color="BDC9DA"/>
+              <w:start w:val="single" w:sz="2" w:space="0" w:color="BDC9DA"/>
+              <w:bottom w:val="single" w:sz="2" w:space="0" w:color="BDC9DA"/>
+              <w:end w:val="single" w:sz="2" w:space="0" w:color="BDC9DA"/>
+            </w:tcBorders>
           </w:tcPr>
           <w:p>
             <w:pPr>
               <w:pStyle w:val="TableContents"/>
               <w:bidi w:val="0"/>
               <w:spacing w:before="0" w:after="283"/>
+              <w:ind w:hanging="0" w:start="0" w:end="0"/>
               <w:jc w:val="start"/>
-              <w:rPr/>
+              <w:rPr>
+                <w:sz w:val="18"/>
+              </w:rPr>
             </w:pPr>
             <w:r>
-              <w:rPr/>
+              <w:rPr>
+                <w:sz w:val="18"/>
+              </w:rPr>
               <w:t>等待货主管理员通过、退回或取消</w:t>
             </w:r>
           </w:p>
@@ -3072,64 +3501,91 @@
         <w:trPr/>
         <w:tc>
           <w:tcPr>
-            <w:tcW w:w="3061" w:type="dxa"/>
-            <w:tcBorders/>
-            <w:vAlign w:val="center"/>
+            <w:tcW w:w="2827" w:type="dxa"/>
+            <w:tcBorders>
+              <w:top w:val="single" w:sz="2" w:space="0" w:color="BDC9DA"/>
+              <w:start w:val="single" w:sz="2" w:space="0" w:color="BDC9DA"/>
+              <w:bottom w:val="single" w:sz="2" w:space="0" w:color="BDC9DA"/>
+              <w:end w:val="single" w:sz="2" w:space="0" w:color="BDC9DA"/>
+            </w:tcBorders>
           </w:tcPr>
           <w:p>
             <w:pPr>
               <w:pStyle w:val="TableContents"/>
               <w:bidi w:val="0"/>
               <w:spacing w:before="0" w:after="283"/>
+              <w:ind w:hanging="0" w:start="0" w:end="0"/>
               <w:jc w:val="start"/>
               <w:rPr/>
             </w:pPr>
             <w:r>
-              <w:rPr/>
+              <w:rPr>
+                <w:sz w:val="18"/>
+              </w:rPr>
               <w:t xml:space="preserve">货主已通过 </w:t>
             </w:r>
             <w:r>
-              <w:rPr/>
+              <w:rPr>
+                <w:sz w:val="18"/>
+              </w:rPr>
               <w:t>/ OWNER_APPROVED</w:t>
             </w:r>
           </w:p>
         </w:tc>
         <w:tc>
           <w:tcPr>
-            <w:tcW w:w="3031" w:type="dxa"/>
-            <w:tcBorders/>
-            <w:vAlign w:val="center"/>
+            <w:tcW w:w="2749" w:type="dxa"/>
+            <w:tcBorders>
+              <w:top w:val="single" w:sz="2" w:space="0" w:color="BDC9DA"/>
+              <w:start w:val="single" w:sz="2" w:space="0" w:color="BDC9DA"/>
+              <w:bottom w:val="single" w:sz="2" w:space="0" w:color="BDC9DA"/>
+              <w:end w:val="single" w:sz="2" w:space="0" w:color="BDC9DA"/>
+            </w:tcBorders>
           </w:tcPr>
           <w:p>
             <w:pPr>
               <w:pStyle w:val="TableContents"/>
               <w:bidi w:val="0"/>
               <w:spacing w:before="0" w:after="283"/>
+              <w:ind w:hanging="0" w:start="0" w:end="0"/>
               <w:jc w:val="start"/>
-              <w:rPr/>
+              <w:rPr>
+                <w:sz w:val="18"/>
+              </w:rPr>
             </w:pPr>
             <w:r>
-              <w:rPr/>
+              <w:rPr>
+                <w:sz w:val="18"/>
+              </w:rPr>
               <w:t>商业条件已确认，库存可能已冻结</w:t>
             </w:r>
           </w:p>
         </w:tc>
         <w:tc>
           <w:tcPr>
-            <w:tcW w:w="4831" w:type="dxa"/>
-            <w:tcBorders/>
-            <w:vAlign w:val="center"/>
+            <w:tcW w:w="4474" w:type="dxa"/>
+            <w:tcBorders>
+              <w:top w:val="single" w:sz="2" w:space="0" w:color="BDC9DA"/>
+              <w:start w:val="single" w:sz="2" w:space="0" w:color="BDC9DA"/>
+              <w:bottom w:val="single" w:sz="2" w:space="0" w:color="BDC9DA"/>
+              <w:end w:val="single" w:sz="2" w:space="0" w:color="BDC9DA"/>
+            </w:tcBorders>
           </w:tcPr>
           <w:p>
             <w:pPr>
               <w:pStyle w:val="TableContents"/>
               <w:bidi w:val="0"/>
               <w:spacing w:before="0" w:after="283"/>
+              <w:ind w:hanging="0" w:start="0" w:end="0"/>
               <w:jc w:val="start"/>
-              <w:rPr/>
+              <w:rPr>
+                <w:sz w:val="18"/>
+              </w:rPr>
             </w:pPr>
             <w:r>
-              <w:rPr/>
+              <w:rPr>
+                <w:sz w:val="18"/>
+              </w:rPr>
               <w:t>等待仓库管理员确认并发布任务</w:t>
             </w:r>
           </w:p>
@@ -3139,64 +3595,91 @@
         <w:trPr/>
         <w:tc>
           <w:tcPr>
-            <w:tcW w:w="3061" w:type="dxa"/>
-            <w:tcBorders/>
-            <w:vAlign w:val="center"/>
+            <w:tcW w:w="2827" w:type="dxa"/>
+            <w:tcBorders>
+              <w:top w:val="single" w:sz="2" w:space="0" w:color="BDC9DA"/>
+              <w:start w:val="single" w:sz="2" w:space="0" w:color="BDC9DA"/>
+              <w:bottom w:val="single" w:sz="2" w:space="0" w:color="BDC9DA"/>
+              <w:end w:val="single" w:sz="2" w:space="0" w:color="BDC9DA"/>
+            </w:tcBorders>
           </w:tcPr>
           <w:p>
             <w:pPr>
               <w:pStyle w:val="TableContents"/>
               <w:bidi w:val="0"/>
               <w:spacing w:before="0" w:after="283"/>
+              <w:ind w:hanging="0" w:start="0" w:end="0"/>
               <w:jc w:val="start"/>
               <w:rPr/>
             </w:pPr>
             <w:r>
-              <w:rPr/>
+              <w:rPr>
+                <w:sz w:val="18"/>
+              </w:rPr>
               <w:t xml:space="preserve">待仓库确认 </w:t>
             </w:r>
             <w:r>
-              <w:rPr/>
+              <w:rPr>
+                <w:sz w:val="18"/>
+              </w:rPr>
               <w:t>/ WHS_PENDING</w:t>
             </w:r>
           </w:p>
         </w:tc>
         <w:tc>
           <w:tcPr>
-            <w:tcW w:w="3031" w:type="dxa"/>
-            <w:tcBorders/>
-            <w:vAlign w:val="center"/>
+            <w:tcW w:w="2749" w:type="dxa"/>
+            <w:tcBorders>
+              <w:top w:val="single" w:sz="2" w:space="0" w:color="BDC9DA"/>
+              <w:start w:val="single" w:sz="2" w:space="0" w:color="BDC9DA"/>
+              <w:bottom w:val="single" w:sz="2" w:space="0" w:color="BDC9DA"/>
+              <w:end w:val="single" w:sz="2" w:space="0" w:color="BDC9DA"/>
+            </w:tcBorders>
           </w:tcPr>
           <w:p>
             <w:pPr>
               <w:pStyle w:val="TableContents"/>
               <w:bidi w:val="0"/>
               <w:spacing w:before="0" w:after="283"/>
+              <w:ind w:hanging="0" w:start="0" w:end="0"/>
               <w:jc w:val="start"/>
-              <w:rPr/>
+              <w:rPr>
+                <w:sz w:val="18"/>
+              </w:rPr>
             </w:pPr>
             <w:r>
-              <w:rPr/>
+              <w:rPr>
+                <w:sz w:val="18"/>
+              </w:rPr>
               <w:t>等待仓库接单</w:t>
             </w:r>
           </w:p>
         </w:tc>
         <w:tc>
           <w:tcPr>
-            <w:tcW w:w="4831" w:type="dxa"/>
-            <w:tcBorders/>
-            <w:vAlign w:val="center"/>
+            <w:tcW w:w="4474" w:type="dxa"/>
+            <w:tcBorders>
+              <w:top w:val="single" w:sz="2" w:space="0" w:color="BDC9DA"/>
+              <w:start w:val="single" w:sz="2" w:space="0" w:color="BDC9DA"/>
+              <w:bottom w:val="single" w:sz="2" w:space="0" w:color="BDC9DA"/>
+              <w:end w:val="single" w:sz="2" w:space="0" w:color="BDC9DA"/>
+            </w:tcBorders>
           </w:tcPr>
           <w:p>
             <w:pPr>
               <w:pStyle w:val="TableContents"/>
               <w:bidi w:val="0"/>
               <w:spacing w:before="0" w:after="283"/>
+              <w:ind w:hanging="0" w:start="0" w:end="0"/>
               <w:jc w:val="start"/>
-              <w:rPr/>
+              <w:rPr>
+                <w:sz w:val="18"/>
+              </w:rPr>
             </w:pPr>
             <w:r>
-              <w:rPr/>
+              <w:rPr>
+                <w:sz w:val="18"/>
+              </w:rPr>
               <w:t>仓库管理员检查仓库、库存和履约条件</w:t>
             </w:r>
           </w:p>
@@ -3206,64 +3689,91 @@
         <w:trPr/>
         <w:tc>
           <w:tcPr>
-            <w:tcW w:w="3061" w:type="dxa"/>
-            <w:tcBorders/>
-            <w:vAlign w:val="center"/>
+            <w:tcW w:w="2827" w:type="dxa"/>
+            <w:tcBorders>
+              <w:top w:val="single" w:sz="2" w:space="0" w:color="BDC9DA"/>
+              <w:start w:val="single" w:sz="2" w:space="0" w:color="BDC9DA"/>
+              <w:bottom w:val="single" w:sz="2" w:space="0" w:color="BDC9DA"/>
+              <w:end w:val="single" w:sz="2" w:space="0" w:color="BDC9DA"/>
+            </w:tcBorders>
           </w:tcPr>
           <w:p>
             <w:pPr>
               <w:pStyle w:val="TableContents"/>
               <w:bidi w:val="0"/>
               <w:spacing w:before="0" w:after="283"/>
+              <w:ind w:hanging="0" w:start="0" w:end="0"/>
               <w:jc w:val="start"/>
               <w:rPr/>
             </w:pPr>
             <w:r>
-              <w:rPr/>
+              <w:rPr>
+                <w:sz w:val="18"/>
+              </w:rPr>
               <w:t xml:space="preserve">仓库已确认 </w:t>
             </w:r>
             <w:r>
-              <w:rPr/>
+              <w:rPr>
+                <w:sz w:val="18"/>
+              </w:rPr>
               <w:t>/ WHS_APPROVED</w:t>
             </w:r>
           </w:p>
         </w:tc>
         <w:tc>
           <w:tcPr>
-            <w:tcW w:w="3031" w:type="dxa"/>
-            <w:tcBorders/>
-            <w:vAlign w:val="center"/>
+            <w:tcW w:w="2749" w:type="dxa"/>
+            <w:tcBorders>
+              <w:top w:val="single" w:sz="2" w:space="0" w:color="BDC9DA"/>
+              <w:start w:val="single" w:sz="2" w:space="0" w:color="BDC9DA"/>
+              <w:bottom w:val="single" w:sz="2" w:space="0" w:color="BDC9DA"/>
+              <w:end w:val="single" w:sz="2" w:space="0" w:color="BDC9DA"/>
+            </w:tcBorders>
           </w:tcPr>
           <w:p>
             <w:pPr>
               <w:pStyle w:val="TableContents"/>
               <w:bidi w:val="0"/>
               <w:spacing w:before="0" w:after="283"/>
+              <w:ind w:hanging="0" w:start="0" w:end="0"/>
               <w:jc w:val="start"/>
-              <w:rPr/>
+              <w:rPr>
+                <w:sz w:val="18"/>
+              </w:rPr>
             </w:pPr>
             <w:r>
-              <w:rPr/>
+              <w:rPr>
+                <w:sz w:val="18"/>
+              </w:rPr>
               <w:t>已进入仓库履约</w:t>
             </w:r>
           </w:p>
         </w:tc>
         <w:tc>
           <w:tcPr>
-            <w:tcW w:w="4831" w:type="dxa"/>
-            <w:tcBorders/>
-            <w:vAlign w:val="center"/>
+            <w:tcW w:w="4474" w:type="dxa"/>
+            <w:tcBorders>
+              <w:top w:val="single" w:sz="2" w:space="0" w:color="BDC9DA"/>
+              <w:start w:val="single" w:sz="2" w:space="0" w:color="BDC9DA"/>
+              <w:bottom w:val="single" w:sz="2" w:space="0" w:color="BDC9DA"/>
+              <w:end w:val="single" w:sz="2" w:space="0" w:color="BDC9DA"/>
+            </w:tcBorders>
           </w:tcPr>
           <w:p>
             <w:pPr>
               <w:pStyle w:val="TableContents"/>
               <w:bidi w:val="0"/>
               <w:spacing w:before="0" w:after="283"/>
+              <w:ind w:hanging="0" w:start="0" w:end="0"/>
               <w:jc w:val="start"/>
-              <w:rPr/>
+              <w:rPr>
+                <w:sz w:val="18"/>
+              </w:rPr>
             </w:pPr>
             <w:r>
-              <w:rPr/>
+              <w:rPr>
+                <w:sz w:val="18"/>
+              </w:rPr>
               <w:t>不得随意修改原订单</w:t>
             </w:r>
           </w:p>
@@ -3273,64 +3783,91 @@
         <w:trPr/>
         <w:tc>
           <w:tcPr>
-            <w:tcW w:w="3061" w:type="dxa"/>
-            <w:tcBorders/>
-            <w:vAlign w:val="center"/>
+            <w:tcW w:w="2827" w:type="dxa"/>
+            <w:tcBorders>
+              <w:top w:val="single" w:sz="2" w:space="0" w:color="BDC9DA"/>
+              <w:start w:val="single" w:sz="2" w:space="0" w:color="BDC9DA"/>
+              <w:bottom w:val="single" w:sz="2" w:space="0" w:color="BDC9DA"/>
+              <w:end w:val="single" w:sz="2" w:space="0" w:color="BDC9DA"/>
+            </w:tcBorders>
           </w:tcPr>
           <w:p>
             <w:pPr>
               <w:pStyle w:val="TableContents"/>
               <w:bidi w:val="0"/>
               <w:spacing w:before="0" w:after="283"/>
+              <w:ind w:hanging="0" w:start="0" w:end="0"/>
               <w:jc w:val="start"/>
               <w:rPr/>
             </w:pPr>
             <w:r>
-              <w:rPr/>
+              <w:rPr>
+                <w:sz w:val="18"/>
+              </w:rPr>
               <w:t xml:space="preserve">保留 </w:t>
             </w:r>
             <w:r>
-              <w:rPr/>
+              <w:rPr>
+                <w:sz w:val="18"/>
+              </w:rPr>
               <w:t>/ RESERVED</w:t>
             </w:r>
           </w:p>
         </w:tc>
         <w:tc>
           <w:tcPr>
-            <w:tcW w:w="3031" w:type="dxa"/>
-            <w:tcBorders/>
-            <w:vAlign w:val="center"/>
+            <w:tcW w:w="2749" w:type="dxa"/>
+            <w:tcBorders>
+              <w:top w:val="single" w:sz="2" w:space="0" w:color="BDC9DA"/>
+              <w:start w:val="single" w:sz="2" w:space="0" w:color="BDC9DA"/>
+              <w:bottom w:val="single" w:sz="2" w:space="0" w:color="BDC9DA"/>
+              <w:end w:val="single" w:sz="2" w:space="0" w:color="BDC9DA"/>
+            </w:tcBorders>
           </w:tcPr>
           <w:p>
             <w:pPr>
               <w:pStyle w:val="TableContents"/>
               <w:bidi w:val="0"/>
               <w:spacing w:before="0" w:after="283"/>
+              <w:ind w:hanging="0" w:start="0" w:end="0"/>
               <w:jc w:val="start"/>
-              <w:rPr/>
+              <w:rPr>
+                <w:sz w:val="18"/>
+              </w:rPr>
             </w:pPr>
             <w:r>
-              <w:rPr/>
+              <w:rPr>
+                <w:sz w:val="18"/>
+              </w:rPr>
               <w:t>任务已因货主审核创建但尚未发布</w:t>
             </w:r>
           </w:p>
         </w:tc>
         <w:tc>
           <w:tcPr>
-            <w:tcW w:w="4831" w:type="dxa"/>
-            <w:tcBorders/>
-            <w:vAlign w:val="center"/>
+            <w:tcW w:w="4474" w:type="dxa"/>
+            <w:tcBorders>
+              <w:top w:val="single" w:sz="2" w:space="0" w:color="BDC9DA"/>
+              <w:start w:val="single" w:sz="2" w:space="0" w:color="BDC9DA"/>
+              <w:bottom w:val="single" w:sz="2" w:space="0" w:color="BDC9DA"/>
+              <w:end w:val="single" w:sz="2" w:space="0" w:color="BDC9DA"/>
+            </w:tcBorders>
           </w:tcPr>
           <w:p>
             <w:pPr>
               <w:pStyle w:val="TableContents"/>
               <w:bidi w:val="0"/>
               <w:spacing w:before="0" w:after="283"/>
+              <w:ind w:hanging="0" w:start="0" w:end="0"/>
               <w:jc w:val="start"/>
-              <w:rPr/>
+              <w:rPr>
+                <w:sz w:val="18"/>
+              </w:rPr>
             </w:pPr>
             <w:r>
-              <w:rPr/>
+              <w:rPr>
+                <w:sz w:val="18"/>
+              </w:rPr>
               <w:t>仓库确认前不得现场执行</w:t>
             </w:r>
           </w:p>
@@ -3340,64 +3877,91 @@
         <w:trPr/>
         <w:tc>
           <w:tcPr>
-            <w:tcW w:w="3061" w:type="dxa"/>
-            <w:tcBorders/>
-            <w:vAlign w:val="center"/>
+            <w:tcW w:w="2827" w:type="dxa"/>
+            <w:tcBorders>
+              <w:top w:val="single" w:sz="2" w:space="0" w:color="BDC9DA"/>
+              <w:start w:val="single" w:sz="2" w:space="0" w:color="BDC9DA"/>
+              <w:bottom w:val="single" w:sz="2" w:space="0" w:color="BDC9DA"/>
+              <w:end w:val="single" w:sz="2" w:space="0" w:color="BDC9DA"/>
+            </w:tcBorders>
           </w:tcPr>
           <w:p>
             <w:pPr>
               <w:pStyle w:val="TableContents"/>
               <w:bidi w:val="0"/>
               <w:spacing w:before="0" w:after="283"/>
+              <w:ind w:hanging="0" w:start="0" w:end="0"/>
               <w:jc w:val="start"/>
               <w:rPr/>
             </w:pPr>
             <w:r>
-              <w:rPr/>
+              <w:rPr>
+                <w:sz w:val="18"/>
+              </w:rPr>
               <w:t xml:space="preserve">待发布 </w:t>
             </w:r>
             <w:r>
-              <w:rPr/>
+              <w:rPr>
+                <w:sz w:val="18"/>
+              </w:rPr>
               <w:t>/ READY</w:t>
             </w:r>
           </w:p>
         </w:tc>
         <w:tc>
           <w:tcPr>
-            <w:tcW w:w="3031" w:type="dxa"/>
-            <w:tcBorders/>
-            <w:vAlign w:val="center"/>
+            <w:tcW w:w="2749" w:type="dxa"/>
+            <w:tcBorders>
+              <w:top w:val="single" w:sz="2" w:space="0" w:color="BDC9DA"/>
+              <w:start w:val="single" w:sz="2" w:space="0" w:color="BDC9DA"/>
+              <w:bottom w:val="single" w:sz="2" w:space="0" w:color="BDC9DA"/>
+              <w:end w:val="single" w:sz="2" w:space="0" w:color="BDC9DA"/>
+            </w:tcBorders>
           </w:tcPr>
           <w:p>
             <w:pPr>
               <w:pStyle w:val="TableContents"/>
               <w:bidi w:val="0"/>
               <w:spacing w:before="0" w:after="283"/>
+              <w:ind w:hanging="0" w:start="0" w:end="0"/>
               <w:jc w:val="start"/>
-              <w:rPr/>
+              <w:rPr>
+                <w:sz w:val="18"/>
+              </w:rPr>
             </w:pPr>
             <w:r>
-              <w:rPr/>
+              <w:rPr>
+                <w:sz w:val="18"/>
+              </w:rPr>
               <w:t>任务具备发布条件</w:t>
             </w:r>
           </w:p>
         </w:tc>
         <w:tc>
           <w:tcPr>
-            <w:tcW w:w="4831" w:type="dxa"/>
-            <w:tcBorders/>
-            <w:vAlign w:val="center"/>
+            <w:tcW w:w="4474" w:type="dxa"/>
+            <w:tcBorders>
+              <w:top w:val="single" w:sz="2" w:space="0" w:color="BDC9DA"/>
+              <w:start w:val="single" w:sz="2" w:space="0" w:color="BDC9DA"/>
+              <w:bottom w:val="single" w:sz="2" w:space="0" w:color="BDC9DA"/>
+              <w:end w:val="single" w:sz="2" w:space="0" w:color="BDC9DA"/>
+            </w:tcBorders>
           </w:tcPr>
           <w:p>
             <w:pPr>
               <w:pStyle w:val="TableContents"/>
               <w:bidi w:val="0"/>
               <w:spacing w:before="0" w:after="283"/>
+              <w:ind w:hanging="0" w:start="0" w:end="0"/>
               <w:jc w:val="start"/>
-              <w:rPr/>
+              <w:rPr>
+                <w:sz w:val="18"/>
+              </w:rPr>
             </w:pPr>
             <w:r>
-              <w:rPr/>
+              <w:rPr>
+                <w:sz w:val="18"/>
+              </w:rPr>
               <w:t>由仓库管理员发布</w:t>
             </w:r>
           </w:p>
@@ -3407,64 +3971,91 @@
         <w:trPr/>
         <w:tc>
           <w:tcPr>
-            <w:tcW w:w="3061" w:type="dxa"/>
-            <w:tcBorders/>
-            <w:vAlign w:val="center"/>
+            <w:tcW w:w="2827" w:type="dxa"/>
+            <w:tcBorders>
+              <w:top w:val="single" w:sz="2" w:space="0" w:color="BDC9DA"/>
+              <w:start w:val="single" w:sz="2" w:space="0" w:color="BDC9DA"/>
+              <w:bottom w:val="single" w:sz="2" w:space="0" w:color="BDC9DA"/>
+              <w:end w:val="single" w:sz="2" w:space="0" w:color="BDC9DA"/>
+            </w:tcBorders>
           </w:tcPr>
           <w:p>
             <w:pPr>
               <w:pStyle w:val="TableContents"/>
               <w:bidi w:val="0"/>
               <w:spacing w:before="0" w:after="283"/>
+              <w:ind w:hanging="0" w:start="0" w:end="0"/>
               <w:jc w:val="start"/>
               <w:rPr/>
             </w:pPr>
             <w:r>
-              <w:rPr/>
+              <w:rPr>
+                <w:sz w:val="18"/>
+              </w:rPr>
               <w:t xml:space="preserve">已发布 </w:t>
             </w:r>
             <w:r>
-              <w:rPr/>
+              <w:rPr>
+                <w:sz w:val="18"/>
+              </w:rPr>
               <w:t>/ RELEASED</w:t>
             </w:r>
           </w:p>
         </w:tc>
         <w:tc>
           <w:tcPr>
-            <w:tcW w:w="3031" w:type="dxa"/>
-            <w:tcBorders/>
-            <w:vAlign w:val="center"/>
+            <w:tcW w:w="2749" w:type="dxa"/>
+            <w:tcBorders>
+              <w:top w:val="single" w:sz="2" w:space="0" w:color="BDC9DA"/>
+              <w:start w:val="single" w:sz="2" w:space="0" w:color="BDC9DA"/>
+              <w:bottom w:val="single" w:sz="2" w:space="0" w:color="BDC9DA"/>
+              <w:end w:val="single" w:sz="2" w:space="0" w:color="BDC9DA"/>
+            </w:tcBorders>
           </w:tcPr>
           <w:p>
             <w:pPr>
               <w:pStyle w:val="TableContents"/>
               <w:bidi w:val="0"/>
               <w:spacing w:before="0" w:after="283"/>
+              <w:ind w:hanging="0" w:start="0" w:end="0"/>
               <w:jc w:val="start"/>
-              <w:rPr/>
+              <w:rPr>
+                <w:sz w:val="18"/>
+              </w:rPr>
             </w:pPr>
             <w:r>
-              <w:rPr/>
+              <w:rPr>
+                <w:sz w:val="18"/>
+              </w:rPr>
               <w:t>操作员可以领取或执行</w:t>
             </w:r>
           </w:p>
         </w:tc>
         <w:tc>
           <w:tcPr>
-            <w:tcW w:w="4831" w:type="dxa"/>
-            <w:tcBorders/>
-            <w:vAlign w:val="center"/>
+            <w:tcW w:w="4474" w:type="dxa"/>
+            <w:tcBorders>
+              <w:top w:val="single" w:sz="2" w:space="0" w:color="BDC9DA"/>
+              <w:start w:val="single" w:sz="2" w:space="0" w:color="BDC9DA"/>
+              <w:bottom w:val="single" w:sz="2" w:space="0" w:color="BDC9DA"/>
+              <w:end w:val="single" w:sz="2" w:space="0" w:color="BDC9DA"/>
+            </w:tcBorders>
           </w:tcPr>
           <w:p>
             <w:pPr>
               <w:pStyle w:val="TableContents"/>
               <w:bidi w:val="0"/>
               <w:spacing w:before="0" w:after="283"/>
+              <w:ind w:hanging="0" w:start="0" w:end="0"/>
               <w:jc w:val="start"/>
-              <w:rPr/>
+              <w:rPr>
+                <w:sz w:val="18"/>
+              </w:rPr>
             </w:pPr>
             <w:r>
-              <w:rPr/>
+              <w:rPr>
+                <w:sz w:val="18"/>
+              </w:rPr>
               <w:t>按任务逐行扫描作业</w:t>
             </w:r>
           </w:p>
@@ -3474,64 +4065,91 @@
         <w:trPr/>
         <w:tc>
           <w:tcPr>
-            <w:tcW w:w="3061" w:type="dxa"/>
-            <w:tcBorders/>
-            <w:vAlign w:val="center"/>
+            <w:tcW w:w="2827" w:type="dxa"/>
+            <w:tcBorders>
+              <w:top w:val="single" w:sz="2" w:space="0" w:color="BDC9DA"/>
+              <w:start w:val="single" w:sz="2" w:space="0" w:color="BDC9DA"/>
+              <w:bottom w:val="single" w:sz="2" w:space="0" w:color="BDC9DA"/>
+              <w:end w:val="single" w:sz="2" w:space="0" w:color="BDC9DA"/>
+            </w:tcBorders>
           </w:tcPr>
           <w:p>
             <w:pPr>
               <w:pStyle w:val="TableContents"/>
               <w:bidi w:val="0"/>
               <w:spacing w:before="0" w:after="283"/>
+              <w:ind w:hanging="0" w:start="0" w:end="0"/>
               <w:jc w:val="start"/>
               <w:rPr/>
             </w:pPr>
             <w:r>
-              <w:rPr/>
+              <w:rPr>
+                <w:sz w:val="18"/>
+              </w:rPr>
               <w:t xml:space="preserve">执行中 </w:t>
             </w:r>
             <w:r>
-              <w:rPr/>
+              <w:rPr>
+                <w:sz w:val="18"/>
+              </w:rPr>
               <w:t>/ IN_PROGRESS</w:t>
             </w:r>
           </w:p>
         </w:tc>
         <w:tc>
           <w:tcPr>
-            <w:tcW w:w="3031" w:type="dxa"/>
-            <w:tcBorders/>
-            <w:vAlign w:val="center"/>
+            <w:tcW w:w="2749" w:type="dxa"/>
+            <w:tcBorders>
+              <w:top w:val="single" w:sz="2" w:space="0" w:color="BDC9DA"/>
+              <w:start w:val="single" w:sz="2" w:space="0" w:color="BDC9DA"/>
+              <w:bottom w:val="single" w:sz="2" w:space="0" w:color="BDC9DA"/>
+              <w:end w:val="single" w:sz="2" w:space="0" w:color="BDC9DA"/>
+            </w:tcBorders>
           </w:tcPr>
           <w:p>
             <w:pPr>
               <w:pStyle w:val="TableContents"/>
               <w:bidi w:val="0"/>
               <w:spacing w:before="0" w:after="283"/>
+              <w:ind w:hanging="0" w:start="0" w:end="0"/>
               <w:jc w:val="start"/>
-              <w:rPr/>
+              <w:rPr>
+                <w:sz w:val="18"/>
+              </w:rPr>
             </w:pPr>
             <w:r>
-              <w:rPr/>
+              <w:rPr>
+                <w:sz w:val="18"/>
+              </w:rPr>
               <w:t>已发生现场作业记录</w:t>
             </w:r>
           </w:p>
         </w:tc>
         <w:tc>
           <w:tcPr>
-            <w:tcW w:w="4831" w:type="dxa"/>
-            <w:tcBorders/>
-            <w:vAlign w:val="center"/>
+            <w:tcW w:w="4474" w:type="dxa"/>
+            <w:tcBorders>
+              <w:top w:val="single" w:sz="2" w:space="0" w:color="BDC9DA"/>
+              <w:start w:val="single" w:sz="2" w:space="0" w:color="BDC9DA"/>
+              <w:bottom w:val="single" w:sz="2" w:space="0" w:color="BDC9DA"/>
+              <w:end w:val="single" w:sz="2" w:space="0" w:color="BDC9DA"/>
+            </w:tcBorders>
           </w:tcPr>
           <w:p>
             <w:pPr>
               <w:pStyle w:val="TableContents"/>
               <w:bidi w:val="0"/>
               <w:spacing w:before="0" w:after="283"/>
+              <w:ind w:hanging="0" w:start="0" w:end="0"/>
               <w:jc w:val="start"/>
-              <w:rPr/>
+              <w:rPr>
+                <w:sz w:val="18"/>
+              </w:rPr>
             </w:pPr>
             <w:r>
-              <w:rPr/>
+              <w:rPr>
+                <w:sz w:val="18"/>
+              </w:rPr>
               <w:t>继续完成剩余任务行，不得另建重复任务</w:t>
             </w:r>
           </w:p>
@@ -3541,64 +4159,91 @@
         <w:trPr/>
         <w:tc>
           <w:tcPr>
-            <w:tcW w:w="3061" w:type="dxa"/>
-            <w:tcBorders/>
-            <w:vAlign w:val="center"/>
+            <w:tcW w:w="2827" w:type="dxa"/>
+            <w:tcBorders>
+              <w:top w:val="single" w:sz="2" w:space="0" w:color="BDC9DA"/>
+              <w:start w:val="single" w:sz="2" w:space="0" w:color="BDC9DA"/>
+              <w:bottom w:val="single" w:sz="2" w:space="0" w:color="BDC9DA"/>
+              <w:end w:val="single" w:sz="2" w:space="0" w:color="BDC9DA"/>
+            </w:tcBorders>
           </w:tcPr>
           <w:p>
             <w:pPr>
               <w:pStyle w:val="TableContents"/>
               <w:bidi w:val="0"/>
               <w:spacing w:before="0" w:after="283"/>
+              <w:ind w:hanging="0" w:start="0" w:end="0"/>
               <w:jc w:val="start"/>
               <w:rPr/>
             </w:pPr>
             <w:r>
-              <w:rPr/>
+              <w:rPr>
+                <w:sz w:val="18"/>
+              </w:rPr>
               <w:t xml:space="preserve">已完成 </w:t>
             </w:r>
             <w:r>
-              <w:rPr/>
+              <w:rPr>
+                <w:sz w:val="18"/>
+              </w:rPr>
               <w:t>/ COMPLETED</w:t>
             </w:r>
           </w:p>
         </w:tc>
         <w:tc>
           <w:tcPr>
-            <w:tcW w:w="3031" w:type="dxa"/>
-            <w:tcBorders/>
-            <w:vAlign w:val="center"/>
+            <w:tcW w:w="2749" w:type="dxa"/>
+            <w:tcBorders>
+              <w:top w:val="single" w:sz="2" w:space="0" w:color="BDC9DA"/>
+              <w:start w:val="single" w:sz="2" w:space="0" w:color="BDC9DA"/>
+              <w:bottom w:val="single" w:sz="2" w:space="0" w:color="BDC9DA"/>
+              <w:end w:val="single" w:sz="2" w:space="0" w:color="BDC9DA"/>
+            </w:tcBorders>
           </w:tcPr>
           <w:p>
             <w:pPr>
               <w:pStyle w:val="TableContents"/>
               <w:bidi w:val="0"/>
               <w:spacing w:before="0" w:after="283"/>
+              <w:ind w:hanging="0" w:start="0" w:end="0"/>
               <w:jc w:val="start"/>
-              <w:rPr/>
+              <w:rPr>
+                <w:sz w:val="18"/>
+              </w:rPr>
             </w:pPr>
             <w:r>
-              <w:rPr/>
+              <w:rPr>
+                <w:sz w:val="18"/>
+              </w:rPr>
               <w:t>作业数量已经完成</w:t>
             </w:r>
           </w:p>
         </w:tc>
         <w:tc>
           <w:tcPr>
-            <w:tcW w:w="4831" w:type="dxa"/>
-            <w:tcBorders/>
-            <w:vAlign w:val="center"/>
+            <w:tcW w:w="4474" w:type="dxa"/>
+            <w:tcBorders>
+              <w:top w:val="single" w:sz="2" w:space="0" w:color="BDC9DA"/>
+              <w:start w:val="single" w:sz="2" w:space="0" w:color="BDC9DA"/>
+              <w:bottom w:val="single" w:sz="2" w:space="0" w:color="BDC9DA"/>
+              <w:end w:val="single" w:sz="2" w:space="0" w:color="BDC9DA"/>
+            </w:tcBorders>
           </w:tcPr>
           <w:p>
             <w:pPr>
               <w:pStyle w:val="TableContents"/>
               <w:bidi w:val="0"/>
               <w:spacing w:before="0" w:after="283"/>
+              <w:ind w:hanging="0" w:start="0" w:end="0"/>
               <w:jc w:val="start"/>
-              <w:rPr/>
+              <w:rPr>
+                <w:sz w:val="18"/>
+              </w:rPr>
             </w:pPr>
             <w:r>
-              <w:rPr/>
+              <w:rPr>
+                <w:sz w:val="18"/>
+              </w:rPr>
               <w:t>等待复核、审核或过账</w:t>
             </w:r>
           </w:p>
@@ -3608,64 +4253,91 @@
         <w:trPr/>
         <w:tc>
           <w:tcPr>
-            <w:tcW w:w="3061" w:type="dxa"/>
-            <w:tcBorders/>
-            <w:vAlign w:val="center"/>
+            <w:tcW w:w="2827" w:type="dxa"/>
+            <w:tcBorders>
+              <w:top w:val="single" w:sz="2" w:space="0" w:color="BDC9DA"/>
+              <w:start w:val="single" w:sz="2" w:space="0" w:color="BDC9DA"/>
+              <w:bottom w:val="single" w:sz="2" w:space="0" w:color="BDC9DA"/>
+              <w:end w:val="single" w:sz="2" w:space="0" w:color="BDC9DA"/>
+            </w:tcBorders>
           </w:tcPr>
           <w:p>
             <w:pPr>
               <w:pStyle w:val="TableContents"/>
               <w:bidi w:val="0"/>
               <w:spacing w:before="0" w:after="283"/>
+              <w:ind w:hanging="0" w:start="0" w:end="0"/>
               <w:jc w:val="start"/>
               <w:rPr/>
             </w:pPr>
             <w:r>
-              <w:rPr/>
+              <w:rPr>
+                <w:sz w:val="18"/>
+              </w:rPr>
               <w:t xml:space="preserve">待审核 </w:t>
             </w:r>
             <w:r>
-              <w:rPr/>
+              <w:rPr>
+                <w:sz w:val="18"/>
+              </w:rPr>
               <w:t>/ PENDING</w:t>
             </w:r>
           </w:p>
         </w:tc>
         <w:tc>
           <w:tcPr>
-            <w:tcW w:w="3031" w:type="dxa"/>
-            <w:tcBorders/>
-            <w:vAlign w:val="center"/>
+            <w:tcW w:w="2749" w:type="dxa"/>
+            <w:tcBorders>
+              <w:top w:val="single" w:sz="2" w:space="0" w:color="BDC9DA"/>
+              <w:start w:val="single" w:sz="2" w:space="0" w:color="BDC9DA"/>
+              <w:bottom w:val="single" w:sz="2" w:space="0" w:color="BDC9DA"/>
+              <w:end w:val="single" w:sz="2" w:space="0" w:color="BDC9DA"/>
+            </w:tcBorders>
           </w:tcPr>
           <w:p>
             <w:pPr>
               <w:pStyle w:val="TableContents"/>
               <w:bidi w:val="0"/>
               <w:spacing w:before="0" w:after="283"/>
+              <w:ind w:hanging="0" w:start="0" w:end="0"/>
               <w:jc w:val="start"/>
-              <w:rPr/>
+              <w:rPr>
+                <w:sz w:val="18"/>
+              </w:rPr>
             </w:pPr>
             <w:r>
-              <w:rPr/>
+              <w:rPr>
+                <w:sz w:val="18"/>
+              </w:rPr>
               <w:t>需要复核或管理确认</w:t>
             </w:r>
           </w:p>
         </w:tc>
         <w:tc>
           <w:tcPr>
-            <w:tcW w:w="4831" w:type="dxa"/>
-            <w:tcBorders/>
-            <w:vAlign w:val="center"/>
+            <w:tcW w:w="4474" w:type="dxa"/>
+            <w:tcBorders>
+              <w:top w:val="single" w:sz="2" w:space="0" w:color="BDC9DA"/>
+              <w:start w:val="single" w:sz="2" w:space="0" w:color="BDC9DA"/>
+              <w:bottom w:val="single" w:sz="2" w:space="0" w:color="BDC9DA"/>
+              <w:end w:val="single" w:sz="2" w:space="0" w:color="BDC9DA"/>
+            </w:tcBorders>
           </w:tcPr>
           <w:p>
             <w:pPr>
               <w:pStyle w:val="TableContents"/>
               <w:bidi w:val="0"/>
               <w:spacing w:before="0" w:after="283"/>
+              <w:ind w:hanging="0" w:start="0" w:end="0"/>
               <w:jc w:val="start"/>
-              <w:rPr/>
+              <w:rPr>
+                <w:sz w:val="18"/>
+              </w:rPr>
             </w:pPr>
             <w:r>
-              <w:rPr/>
+              <w:rPr>
+                <w:sz w:val="18"/>
+              </w:rPr>
               <w:t>核对实物、数量、批次和库位</w:t>
             </w:r>
           </w:p>
@@ -3675,64 +4347,91 @@
         <w:trPr/>
         <w:tc>
           <w:tcPr>
-            <w:tcW w:w="3061" w:type="dxa"/>
-            <w:tcBorders/>
-            <w:vAlign w:val="center"/>
+            <w:tcW w:w="2827" w:type="dxa"/>
+            <w:tcBorders>
+              <w:top w:val="single" w:sz="2" w:space="0" w:color="BDC9DA"/>
+              <w:start w:val="single" w:sz="2" w:space="0" w:color="BDC9DA"/>
+              <w:bottom w:val="single" w:sz="2" w:space="0" w:color="BDC9DA"/>
+              <w:end w:val="single" w:sz="2" w:space="0" w:color="BDC9DA"/>
+            </w:tcBorders>
           </w:tcPr>
           <w:p>
             <w:pPr>
               <w:pStyle w:val="TableContents"/>
               <w:bidi w:val="0"/>
               <w:spacing w:before="0" w:after="283"/>
+              <w:ind w:hanging="0" w:start="0" w:end="0"/>
               <w:jc w:val="start"/>
               <w:rPr/>
             </w:pPr>
             <w:r>
-              <w:rPr/>
+              <w:rPr>
+                <w:sz w:val="18"/>
+              </w:rPr>
               <w:t xml:space="preserve">已过账 </w:t>
             </w:r>
             <w:r>
-              <w:rPr/>
+              <w:rPr>
+                <w:sz w:val="18"/>
+              </w:rPr>
               <w:t>/ POSTED</w:t>
             </w:r>
           </w:p>
         </w:tc>
         <w:tc>
           <w:tcPr>
-            <w:tcW w:w="3031" w:type="dxa"/>
-            <w:tcBorders/>
-            <w:vAlign w:val="center"/>
+            <w:tcW w:w="2749" w:type="dxa"/>
+            <w:tcBorders>
+              <w:top w:val="single" w:sz="2" w:space="0" w:color="BDC9DA"/>
+              <w:start w:val="single" w:sz="2" w:space="0" w:color="BDC9DA"/>
+              <w:bottom w:val="single" w:sz="2" w:space="0" w:color="BDC9DA"/>
+              <w:end w:val="single" w:sz="2" w:space="0" w:color="BDC9DA"/>
+            </w:tcBorders>
           </w:tcPr>
           <w:p>
             <w:pPr>
               <w:pStyle w:val="TableContents"/>
               <w:bidi w:val="0"/>
               <w:spacing w:before="0" w:after="283"/>
+              <w:ind w:hanging="0" w:start="0" w:end="0"/>
               <w:jc w:val="start"/>
-              <w:rPr/>
+              <w:rPr>
+                <w:sz w:val="18"/>
+              </w:rPr>
             </w:pPr>
             <w:r>
-              <w:rPr/>
+              <w:rPr>
+                <w:sz w:val="18"/>
+              </w:rPr>
               <w:t>库存影响已正式生效</w:t>
             </w:r>
           </w:p>
         </w:tc>
         <w:tc>
           <w:tcPr>
-            <w:tcW w:w="4831" w:type="dxa"/>
-            <w:tcBorders/>
-            <w:vAlign w:val="center"/>
+            <w:tcW w:w="4474" w:type="dxa"/>
+            <w:tcBorders>
+              <w:top w:val="single" w:sz="2" w:space="0" w:color="BDC9DA"/>
+              <w:start w:val="single" w:sz="2" w:space="0" w:color="BDC9DA"/>
+              <w:bottom w:val="single" w:sz="2" w:space="0" w:color="BDC9DA"/>
+              <w:end w:val="single" w:sz="2" w:space="0" w:color="BDC9DA"/>
+            </w:tcBorders>
           </w:tcPr>
           <w:p>
             <w:pPr>
               <w:pStyle w:val="TableContents"/>
               <w:bidi w:val="0"/>
               <w:spacing w:before="0" w:after="283"/>
+              <w:ind w:hanging="0" w:start="0" w:end="0"/>
               <w:jc w:val="start"/>
-              <w:rPr/>
+              <w:rPr>
+                <w:sz w:val="18"/>
+              </w:rPr>
             </w:pPr>
             <w:r>
-              <w:rPr/>
+              <w:rPr>
+                <w:sz w:val="18"/>
+              </w:rPr>
               <w:t>错误只能通过规范冲销或批准的调整处理</w:t>
             </w:r>
           </w:p>
@@ -3742,64 +4441,91 @@
         <w:trPr/>
         <w:tc>
           <w:tcPr>
-            <w:tcW w:w="3061" w:type="dxa"/>
-            <w:tcBorders/>
-            <w:vAlign w:val="center"/>
+            <w:tcW w:w="2827" w:type="dxa"/>
+            <w:tcBorders>
+              <w:top w:val="single" w:sz="2" w:space="0" w:color="BDC9DA"/>
+              <w:start w:val="single" w:sz="2" w:space="0" w:color="BDC9DA"/>
+              <w:bottom w:val="single" w:sz="2" w:space="0" w:color="BDC9DA"/>
+              <w:end w:val="single" w:sz="2" w:space="0" w:color="BDC9DA"/>
+            </w:tcBorders>
           </w:tcPr>
           <w:p>
             <w:pPr>
               <w:pStyle w:val="TableContents"/>
               <w:bidi w:val="0"/>
               <w:spacing w:before="0" w:after="283"/>
+              <w:ind w:hanging="0" w:start="0" w:end="0"/>
               <w:jc w:val="start"/>
               <w:rPr/>
             </w:pPr>
             <w:r>
-              <w:rPr/>
+              <w:rPr>
+                <w:sz w:val="18"/>
+              </w:rPr>
               <w:t xml:space="preserve">过账失败 </w:t>
             </w:r>
             <w:r>
-              <w:rPr/>
+              <w:rPr>
+                <w:sz w:val="18"/>
+              </w:rPr>
               <w:t>/ FAILED</w:t>
             </w:r>
           </w:p>
         </w:tc>
         <w:tc>
           <w:tcPr>
-            <w:tcW w:w="3031" w:type="dxa"/>
-            <w:tcBorders/>
-            <w:vAlign w:val="center"/>
+            <w:tcW w:w="2749" w:type="dxa"/>
+            <w:tcBorders>
+              <w:top w:val="single" w:sz="2" w:space="0" w:color="BDC9DA"/>
+              <w:start w:val="single" w:sz="2" w:space="0" w:color="BDC9DA"/>
+              <w:bottom w:val="single" w:sz="2" w:space="0" w:color="BDC9DA"/>
+              <w:end w:val="single" w:sz="2" w:space="0" w:color="BDC9DA"/>
+            </w:tcBorders>
           </w:tcPr>
           <w:p>
             <w:pPr>
               <w:pStyle w:val="TableContents"/>
               <w:bidi w:val="0"/>
               <w:spacing w:before="0" w:after="283"/>
+              <w:ind w:hanging="0" w:start="0" w:end="0"/>
               <w:jc w:val="start"/>
-              <w:rPr/>
+              <w:rPr>
+                <w:sz w:val="18"/>
+              </w:rPr>
             </w:pPr>
             <w:r>
-              <w:rPr/>
+              <w:rPr>
+                <w:sz w:val="18"/>
+              </w:rPr>
               <w:t>库存写入没有成功完成</w:t>
             </w:r>
           </w:p>
         </w:tc>
         <w:tc>
           <w:tcPr>
-            <w:tcW w:w="4831" w:type="dxa"/>
-            <w:tcBorders/>
-            <w:vAlign w:val="center"/>
+            <w:tcW w:w="4474" w:type="dxa"/>
+            <w:tcBorders>
+              <w:top w:val="single" w:sz="2" w:space="0" w:color="BDC9DA"/>
+              <w:start w:val="single" w:sz="2" w:space="0" w:color="BDC9DA"/>
+              <w:bottom w:val="single" w:sz="2" w:space="0" w:color="BDC9DA"/>
+              <w:end w:val="single" w:sz="2" w:space="0" w:color="BDC9DA"/>
+            </w:tcBorders>
           </w:tcPr>
           <w:p>
             <w:pPr>
               <w:pStyle w:val="TableContents"/>
               <w:bidi w:val="0"/>
               <w:spacing w:before="0" w:after="283"/>
+              <w:ind w:hanging="0" w:start="0" w:end="0"/>
               <w:jc w:val="start"/>
-              <w:rPr/>
+              <w:rPr>
+                <w:sz w:val="18"/>
+              </w:rPr>
             </w:pPr>
             <w:r>
-              <w:rPr/>
+              <w:rPr>
+                <w:sz w:val="18"/>
+              </w:rPr>
               <w:t>保留原任务号和错误信息，交管理员处理</w:t>
             </w:r>
           </w:p>
@@ -3809,64 +4535,91 @@
         <w:trPr/>
         <w:tc>
           <w:tcPr>
-            <w:tcW w:w="3061" w:type="dxa"/>
-            <w:tcBorders/>
-            <w:vAlign w:val="center"/>
+            <w:tcW w:w="2827" w:type="dxa"/>
+            <w:tcBorders>
+              <w:top w:val="single" w:sz="2" w:space="0" w:color="BDC9DA"/>
+              <w:start w:val="single" w:sz="2" w:space="0" w:color="BDC9DA"/>
+              <w:bottom w:val="single" w:sz="2" w:space="0" w:color="BDC9DA"/>
+              <w:end w:val="single" w:sz="2" w:space="0" w:color="BDC9DA"/>
+            </w:tcBorders>
           </w:tcPr>
           <w:p>
             <w:pPr>
               <w:pStyle w:val="TableContents"/>
               <w:bidi w:val="0"/>
               <w:spacing w:before="0" w:after="283"/>
+              <w:ind w:hanging="0" w:start="0" w:end="0"/>
               <w:jc w:val="start"/>
               <w:rPr/>
             </w:pPr>
             <w:r>
-              <w:rPr/>
+              <w:rPr>
+                <w:sz w:val="18"/>
+              </w:rPr>
               <w:t xml:space="preserve">已驳回 </w:t>
             </w:r>
             <w:r>
-              <w:rPr/>
+              <w:rPr>
+                <w:sz w:val="18"/>
+              </w:rPr>
               <w:t>/ REJECTED</w:t>
             </w:r>
           </w:p>
         </w:tc>
         <w:tc>
           <w:tcPr>
-            <w:tcW w:w="3031" w:type="dxa"/>
-            <w:tcBorders/>
-            <w:vAlign w:val="center"/>
+            <w:tcW w:w="2749" w:type="dxa"/>
+            <w:tcBorders>
+              <w:top w:val="single" w:sz="2" w:space="0" w:color="BDC9DA"/>
+              <w:start w:val="single" w:sz="2" w:space="0" w:color="BDC9DA"/>
+              <w:bottom w:val="single" w:sz="2" w:space="0" w:color="BDC9DA"/>
+              <w:end w:val="single" w:sz="2" w:space="0" w:color="BDC9DA"/>
+            </w:tcBorders>
           </w:tcPr>
           <w:p>
             <w:pPr>
               <w:pStyle w:val="TableContents"/>
               <w:bidi w:val="0"/>
               <w:spacing w:before="0" w:after="283"/>
+              <w:ind w:hanging="0" w:start="0" w:end="0"/>
               <w:jc w:val="start"/>
-              <w:rPr/>
+              <w:rPr>
+                <w:sz w:val="18"/>
+              </w:rPr>
             </w:pPr>
             <w:r>
-              <w:rPr/>
+              <w:rPr>
+                <w:sz w:val="18"/>
+              </w:rPr>
               <w:t>审核未通过</w:t>
             </w:r>
           </w:p>
         </w:tc>
         <w:tc>
           <w:tcPr>
-            <w:tcW w:w="4831" w:type="dxa"/>
-            <w:tcBorders/>
-            <w:vAlign w:val="center"/>
+            <w:tcW w:w="4474" w:type="dxa"/>
+            <w:tcBorders>
+              <w:top w:val="single" w:sz="2" w:space="0" w:color="BDC9DA"/>
+              <w:start w:val="single" w:sz="2" w:space="0" w:color="BDC9DA"/>
+              <w:bottom w:val="single" w:sz="2" w:space="0" w:color="BDC9DA"/>
+              <w:end w:val="single" w:sz="2" w:space="0" w:color="BDC9DA"/>
+            </w:tcBorders>
           </w:tcPr>
           <w:p>
             <w:pPr>
               <w:pStyle w:val="TableContents"/>
               <w:bidi w:val="0"/>
               <w:spacing w:before="0" w:after="283"/>
+              <w:ind w:hanging="0" w:start="0" w:end="0"/>
               <w:jc w:val="start"/>
-              <w:rPr/>
+              <w:rPr>
+                <w:sz w:val="18"/>
+              </w:rPr>
             </w:pPr>
             <w:r>
-              <w:rPr/>
+              <w:rPr>
+                <w:sz w:val="18"/>
+              </w:rPr>
               <w:t>查看原因并按流程修改、重提或终止</w:t>
             </w:r>
           </w:p>
@@ -3876,9 +4629,169 @@
         <w:trPr/>
         <w:tc>
           <w:tcPr>
-            <w:tcW w:w="3061" w:type="dxa"/>
-            <w:tcBorders/>
-            <w:vAlign w:val="center"/>
+            <w:tcW w:w="2827" w:type="dxa"/>
+            <w:tcBorders>
+              <w:top w:val="single" w:sz="2" w:space="0" w:color="BDC9DA"/>
+              <w:start w:val="single" w:sz="2" w:space="0" w:color="BDC9DA"/>
+              <w:bottom w:val="single" w:sz="2" w:space="0" w:color="BDC9DA"/>
+              <w:end w:val="single" w:sz="2" w:space="0" w:color="BDC9DA"/>
+            </w:tcBorders>
+          </w:tcPr>
+          <w:p>
+            <w:pPr>
+              <w:pStyle w:val="TableContents"/>
+              <w:bidi w:val="0"/>
+              <w:spacing w:before="0" w:after="283"/>
+              <w:ind w:hanging="0" w:start="0" w:end="0"/>
+              <w:jc w:val="start"/>
+              <w:rPr/>
+            </w:pPr>
+            <w:r>
+              <w:rPr>
+                <w:sz w:val="18"/>
+              </w:rPr>
+              <w:t xml:space="preserve">已取消 </w:t>
+            </w:r>
+            <w:r>
+              <w:rPr>
+                <w:sz w:val="18"/>
+              </w:rPr>
+              <w:t>/ CANCELLED</w:t>
+            </w:r>
+          </w:p>
+        </w:tc>
+        <w:tc>
+          <w:tcPr>
+            <w:tcW w:w="2749" w:type="dxa"/>
+            <w:tcBorders>
+              <w:top w:val="single" w:sz="2" w:space="0" w:color="BDC9DA"/>
+              <w:start w:val="single" w:sz="2" w:space="0" w:color="BDC9DA"/>
+              <w:bottom w:val="single" w:sz="2" w:space="0" w:color="BDC9DA"/>
+              <w:end w:val="single" w:sz="2" w:space="0" w:color="BDC9DA"/>
+            </w:tcBorders>
+          </w:tcPr>
+          <w:p>
+            <w:pPr>
+              <w:pStyle w:val="TableContents"/>
+              <w:bidi w:val="0"/>
+              <w:spacing w:before="0" w:after="283"/>
+              <w:ind w:hanging="0" w:start="0" w:end="0"/>
+              <w:jc w:val="start"/>
+              <w:rPr>
+                <w:sz w:val="18"/>
+              </w:rPr>
+            </w:pPr>
+            <w:r>
+              <w:rPr>
+                <w:sz w:val="18"/>
+              </w:rPr>
+              <w:t>单据或任务终止</w:t>
+            </w:r>
+          </w:p>
+        </w:tc>
+        <w:tc>
+          <w:tcPr>
+            <w:tcW w:w="4474" w:type="dxa"/>
+            <w:tcBorders>
+              <w:top w:val="single" w:sz="2" w:space="0" w:color="BDC9DA"/>
+              <w:start w:val="single" w:sz="2" w:space="0" w:color="BDC9DA"/>
+              <w:bottom w:val="single" w:sz="2" w:space="0" w:color="BDC9DA"/>
+              <w:end w:val="single" w:sz="2" w:space="0" w:color="BDC9DA"/>
+            </w:tcBorders>
+          </w:tcPr>
+          <w:p>
+            <w:pPr>
+              <w:pStyle w:val="TableContents"/>
+              <w:bidi w:val="0"/>
+              <w:spacing w:before="0" w:after="283"/>
+              <w:ind w:hanging="0" w:start="0" w:end="0"/>
+              <w:jc w:val="start"/>
+              <w:rPr>
+                <w:sz w:val="18"/>
+              </w:rPr>
+            </w:pPr>
+            <w:r>
+              <w:rPr>
+                <w:sz w:val="18"/>
+              </w:rPr>
+              <w:t>核对冻结库存是否释放、现场实物是否隔离</w:t>
+            </w:r>
+          </w:p>
+        </w:tc>
+      </w:tr>
+      <w:tr>
+        <w:trPr/>
+        <w:tc>
+          <w:tcPr>
+            <w:tcW w:w="2827" w:type="dxa"/>
+            <w:tcBorders>
+              <w:top w:val="single" w:sz="2" w:space="0" w:color="BDC9DA"/>
+              <w:start w:val="single" w:sz="2" w:space="0" w:color="BDC9DA"/>
+              <w:bottom w:val="single" w:sz="2" w:space="0" w:color="BDC9DA"/>
+              <w:end w:val="single" w:sz="2" w:space="0" w:color="BDC9DA"/>
+            </w:tcBorders>
+          </w:tcPr>
+          <w:p>
+            <w:pPr>
+              <w:pStyle w:val="TableContents"/>
+              <w:bidi w:val="0"/>
+              <w:spacing w:before="0" w:after="283"/>
+              <w:ind w:hanging="0" w:start="0" w:end="0"/>
+              <w:jc w:val="start"/>
+              <w:rPr/>
+            </w:pPr>
+            <w:r>
+              <w:rPr>
+                <w:sz w:val="18"/>
+              </w:rPr>
+              <w:t xml:space="preserve">异常 </w:t>
+            </w:r>
+            <w:r>
+              <w:rPr>
+                <w:sz w:val="18"/>
+              </w:rPr>
+              <w:t>/ EXCEPTION</w:t>
+            </w:r>
+          </w:p>
+        </w:tc>
+        <w:tc>
+          <w:tcPr>
+            <w:tcW w:w="2749" w:type="dxa"/>
+            <w:tcBorders>
+              <w:top w:val="single" w:sz="2" w:space="0" w:color="BDC9DA"/>
+              <w:start w:val="single" w:sz="2" w:space="0" w:color="BDC9DA"/>
+              <w:bottom w:val="single" w:sz="2" w:space="0" w:color="BDC9DA"/>
+              <w:end w:val="single" w:sz="2" w:space="0" w:color="BDC9DA"/>
+            </w:tcBorders>
+          </w:tcPr>
+          <w:p>
+            <w:pPr>
+              <w:pStyle w:val="TableContents"/>
+              <w:bidi w:val="0"/>
+              <w:spacing w:before="0" w:after="283"/>
+              <w:ind w:hanging="0" w:start="0" w:end="0"/>
+              <w:jc w:val="start"/>
+              <w:rPr>
+                <w:sz w:val="18"/>
+              </w:rPr>
+            </w:pPr>
+            <w:r>
+              <w:rPr>
+                <w:sz w:val="18"/>
+              </w:rPr>
+              <w:t>移库任务处于异常执行状态</w:t>
+            </w:r>
+          </w:p>
+        </w:tc>
+        <w:tc>
+          <w:tcPr>
+            <w:tcW w:w="4474" w:type="dxa"/>
+            <w:tcBorders>
+              <w:top w:val="single" w:sz="2" w:space="0" w:color="BDC9DA"/>
+              <w:start w:val="single" w:sz="2" w:space="0" w:color="BDC9DA"/>
+              <w:bottom w:val="single" w:sz="2" w:space="0" w:color="BDC9DA"/>
+              <w:end w:val="single" w:sz="2" w:space="0" w:color="BDC9DA"/>
+            </w:tcBorders>
           </w:tcPr>
           <w:p>
             <w:pPr>
@@ -3886,55 +4799,15 @@
               <w:bidi w:val="0"/>
               <w:spacing w:before="0" w:after="283"/>
               <w:jc w:val="start"/>
-              <w:rPr/>
+              <w:rPr>
+                <w:sz w:val="18"/>
+              </w:rPr>
             </w:pPr>
             <w:r>
-              <w:rPr/>
-              <w:t xml:space="preserve">已取消 </w:t>
-            </w:r>
-            <w:r>
-              <w:rPr/>
-              <w:t>/ CANCELLED</w:t>
-            </w:r>
-          </w:p>
-        </w:tc>
-        <w:tc>
-          <w:tcPr>
-            <w:tcW w:w="3031" w:type="dxa"/>
-            <w:tcBorders/>
-            <w:vAlign w:val="center"/>
-          </w:tcPr>
-          <w:p>
-            <w:pPr>
-              <w:pStyle w:val="TableContents"/>
-              <w:bidi w:val="0"/>
-              <w:spacing w:before="0" w:after="283"/>
-              <w:jc w:val="start"/>
-              <w:rPr/>
-            </w:pPr>
-            <w:r>
-              <w:rPr/>
-              <w:t>单据或任务终止</w:t>
-            </w:r>
-          </w:p>
-        </w:tc>
-        <w:tc>
-          <w:tcPr>
-            <w:tcW w:w="4831" w:type="dxa"/>
-            <w:tcBorders/>
-            <w:vAlign w:val="center"/>
-          </w:tcPr>
-          <w:p>
-            <w:pPr>
-              <w:pStyle w:val="TableContents"/>
-              <w:bidi w:val="0"/>
-              <w:spacing w:before="0" w:after="283"/>
-              <w:jc w:val="start"/>
-              <w:rPr/>
-            </w:pPr>
-            <w:r>
-              <w:rPr/>
-              <w:t>核对冻结库存是否释放、现场实物是否隔离</w:t>
+              <w:rPr>
+                <w:sz w:val="18"/>
+              </w:rPr>
+              <w:t>操作员说明现场情况，管理员处理原因后决定恢复或作废</w:t>
             </w:r>
           </w:p>
         </w:tc>
@@ -3957,7 +4830,7 @@
         <w:pStyle w:val="BodyText"/>
         <w:numPr>
           <w:ilvl w:val="0"/>
-          <w:numId w:val="13"/>
+          <w:numId w:val="14"/>
         </w:numPr>
         <w:tabs>
           <w:tab w:val="clear" w:pos="1134"/>
@@ -3979,7 +4852,7 @@
         <w:pStyle w:val="BodyText"/>
         <w:numPr>
           <w:ilvl w:val="0"/>
-          <w:numId w:val="13"/>
+          <w:numId w:val="14"/>
         </w:numPr>
         <w:tabs>
           <w:tab w:val="clear" w:pos="1134"/>
@@ -4001,7 +4874,7 @@
         <w:pStyle w:val="BodyText"/>
         <w:numPr>
           <w:ilvl w:val="0"/>
-          <w:numId w:val="13"/>
+          <w:numId w:val="14"/>
         </w:numPr>
         <w:tabs>
           <w:tab w:val="clear" w:pos="1134"/>
@@ -4037,13 +4910,14 @@
         <w:pStyle w:val="BodyText"/>
         <w:numPr>
           <w:ilvl w:val="0"/>
-          <w:numId w:val="13"/>
-        </w:numPr>
-        <w:tabs>
-          <w:tab w:val="clear" w:pos="1134"/>
-          <w:tab w:val="left" w:pos="709" w:leader="none"/>
-        </w:tabs>
-        <w:bidi w:val="0"/>
+          <w:numId w:val="14"/>
+        </w:numPr>
+        <w:tabs>
+          <w:tab w:val="clear" w:pos="1134"/>
+          <w:tab w:val="left" w:pos="709" w:leader="none"/>
+        </w:tabs>
+        <w:bidi w:val="0"/>
+        <w:spacing w:before="0" w:after="0"/>
         <w:ind w:hanging="283" w:start="709"/>
         <w:jc w:val="start"/>
         <w:rPr/>
@@ -4055,6 +4929,83 @@
     </w:p>
     <w:p>
       <w:pPr>
+        <w:pStyle w:val="BodyText"/>
+        <w:numPr>
+          <w:ilvl w:val="0"/>
+          <w:numId w:val="14"/>
+        </w:numPr>
+        <w:tabs>
+          <w:tab w:val="clear" w:pos="1134"/>
+          <w:tab w:val="left" w:pos="709" w:leader="none"/>
+        </w:tabs>
+        <w:bidi w:val="0"/>
+        <w:spacing w:before="0" w:after="0"/>
+        <w:ind w:hanging="283" w:start="709"/>
+        <w:jc w:val="start"/>
+        <w:rPr/>
+      </w:pPr>
+      <w:r>
+        <w:rPr/>
+        <w:t xml:space="preserve">移库和补货需要同时看任务状态、行完成量和过账状态；分次扫描只累计执行数量，库存移动以整任务过账成功为准。 </w:t>
+      </w:r>
+    </w:p>
+    <w:p>
+      <w:pPr>
+        <w:pStyle w:val="BodyText"/>
+        <w:numPr>
+          <w:ilvl w:val="0"/>
+          <w:numId w:val="14"/>
+        </w:numPr>
+        <w:tabs>
+          <w:tab w:val="clear" w:pos="1134"/>
+          <w:tab w:val="left" w:pos="709" w:leader="none"/>
+        </w:tabs>
+        <w:bidi w:val="0"/>
+        <w:spacing w:before="0" w:after="0"/>
+        <w:ind w:hanging="283" w:start="709"/>
+        <w:jc w:val="start"/>
+        <w:rPr/>
+      </w:pPr>
+      <w:r>
+        <w:rPr/>
+        <w:t xml:space="preserve">移库异常执行状态与过账失败不是同一件事；“恢复”用于异常任务，“重试过账”用于过账失败，均由有权限的仓库管理员处理。 </w:t>
+      </w:r>
+    </w:p>
+    <w:p>
+      <w:pPr>
+        <w:pStyle w:val="BodyText"/>
+        <w:numPr>
+          <w:ilvl w:val="0"/>
+          <w:numId w:val="14"/>
+        </w:numPr>
+        <w:tabs>
+          <w:tab w:val="clear" w:pos="1134"/>
+          <w:tab w:val="left" w:pos="709" w:leader="none"/>
+        </w:tabs>
+        <w:bidi w:val="0"/>
+        <w:ind w:hanging="283" w:start="709"/>
+        <w:jc w:val="start"/>
+        <w:rPr/>
+      </w:pPr>
+      <w:r>
+        <w:rPr/>
+        <w:t xml:space="preserve">POS </w:t>
+      </w:r>
+      <w:r>
+        <w:rPr/>
+        <w:t>销售状态和班次状态按《</w:t>
+      </w:r>
+      <w:r>
+        <w:rPr/>
+        <w:t xml:space="preserve">POS </w:t>
+      </w:r>
+      <w:r>
+        <w:rPr/>
+        <w:t xml:space="preserve">使用手册》核对；现场还款或打印完成情况不能由普通仓库任务状态推断。 </w:t>
+      </w:r>
+    </w:p>
+    <w:p>
+      <w:pPr>
         <w:pStyle w:val="HorizontalLine"/>
         <w:bidi w:val="0"/>
         <w:jc w:val="start"/>
@@ -4072,8 +5023,8 @@
         <w:jc w:val="start"/>
         <w:rPr/>
       </w:pPr>
-      <w:bookmarkStart w:id="15" w:name="section-16-异常处理与问题上报"/>
-      <w:bookmarkEnd w:id="15"/>
+      <w:bookmarkStart w:id="16" w:name="section-17-异常处理与问题上报"/>
+      <w:bookmarkEnd w:id="16"/>
       <w:r>
         <w:rPr/>
         <w:t>异常处理与问题上报</w:t>
@@ -4087,8 +5038,8 @@
         <w:jc w:val="start"/>
         <w:rPr/>
       </w:pPr>
-      <w:bookmarkStart w:id="16" w:name="section-17-无法登录或菜单缺失"/>
-      <w:bookmarkEnd w:id="16"/>
+      <w:bookmarkStart w:id="17" w:name="section-18-无法登录或菜单缺失"/>
+      <w:bookmarkEnd w:id="17"/>
       <w:r>
         <w:rPr/>
         <w:t>无法登录或菜单缺失</w:t>
@@ -4103,7 +5054,15 @@
       </w:pPr>
       <w:r>
         <w:rPr/>
-        <w:t>按“网络 → 入口 → 用户名和密码 → 账号启用状态 → 职员状态 → 角色范围 → 规范角色组 → 额外权限”的顺序检查。连续失败后停止尝试，由系统管理员查看账号和审计日志。</w:t>
+        <w:t xml:space="preserve">按“网络 → 正式入口 → 用户名和密码 → 账号启用状态 → 职员状态（仅 </w:t>
+      </w:r>
+      <w:r>
+        <w:rPr/>
+        <w:t xml:space="preserve">Web </w:t>
+      </w:r>
+      <w:r>
+        <w:rPr/>
+        <w:t>后台）→ 角色范围 → 规范角色组 → 功能开关及额外权限”的顺序检查。移库、补货等功能即使有角色权限，也可能尚未启用。登录过于频繁时按页面提示等待，由系统管理员检查账号和审计日志。</w:t>
       </w:r>
     </w:p>
     <w:p>
@@ -4114,8 +5073,8 @@
         <w:jc w:val="start"/>
         <w:rPr/>
       </w:pPr>
-      <w:bookmarkStart w:id="17" w:name="section-18-数据为空或范围不正确"/>
-      <w:bookmarkEnd w:id="17"/>
+      <w:bookmarkStart w:id="18" w:name="section-19-数据为空或范围不正确"/>
+      <w:bookmarkEnd w:id="18"/>
       <w:r>
         <w:rPr/>
         <w:t>数据为空或范围不正确</w:t>
@@ -4149,8 +5108,8 @@
         <w:jc w:val="start"/>
         <w:rPr/>
       </w:pPr>
-      <w:bookmarkStart w:id="18" w:name="section-19-网络超时或重复提交提示"/>
-      <w:bookmarkEnd w:id="18"/>
+      <w:bookmarkStart w:id="19" w:name="section-20-网络超时或重复提交提示"/>
+      <w:bookmarkEnd w:id="19"/>
       <w:r>
         <w:rPr/>
         <w:t>网络超时或重复提交提示</w:t>
@@ -4170,14 +5129,232 @@
     </w:p>
     <w:p>
       <w:pPr>
+        <w:pStyle w:val="BodyText"/>
+        <w:numPr>
+          <w:ilvl w:val="0"/>
+          <w:numId w:val="15"/>
+        </w:numPr>
+        <w:tabs>
+          <w:tab w:val="clear" w:pos="1134"/>
+          <w:tab w:val="left" w:pos="709" w:leader="none"/>
+        </w:tabs>
+        <w:bidi w:val="0"/>
+        <w:spacing w:before="0" w:after="0"/>
+        <w:ind w:hanging="283" w:start="709"/>
+        <w:jc w:val="start"/>
+        <w:rPr/>
+      </w:pPr>
+      <w:r>
+        <w:rPr/>
+        <w:t xml:space="preserve">移库、补货扫描结果未确认时，保留当前页的原库位、商品、容器、序列号和数量再试；提示“已确认此前扫描记录”表示恢复了原结果，不能再次搬货。离开页面后先查原任务再决定下一步。 </w:t>
+      </w:r>
+    </w:p>
+    <w:p>
+      <w:pPr>
+        <w:pStyle w:val="BodyText"/>
+        <w:numPr>
+          <w:ilvl w:val="0"/>
+          <w:numId w:val="15"/>
+        </w:numPr>
+        <w:tabs>
+          <w:tab w:val="clear" w:pos="1134"/>
+          <w:tab w:val="left" w:pos="709" w:leader="none"/>
+        </w:tabs>
+        <w:bidi w:val="0"/>
+        <w:spacing w:before="0" w:after="0"/>
+        <w:ind w:hanging="283" w:start="709"/>
+        <w:jc w:val="start"/>
+        <w:rPr/>
+      </w:pPr>
+      <w:r>
+        <w:rPr/>
+        <w:t xml:space="preserve">收货与上架使用不同数量口径：普通商品有订单收货登记当前行累计数量，上架登记本次增量。重试前不要把累计数量当作新增数量再次录入。 </w:t>
+      </w:r>
+    </w:p>
+    <w:p>
+      <w:pPr>
+        <w:pStyle w:val="BodyText"/>
+        <w:numPr>
+          <w:ilvl w:val="0"/>
+          <w:numId w:val="15"/>
+        </w:numPr>
+        <w:tabs>
+          <w:tab w:val="clear" w:pos="1134"/>
+          <w:tab w:val="left" w:pos="709" w:leader="none"/>
+        </w:tabs>
+        <w:bidi w:val="0"/>
+        <w:ind w:hanging="283" w:start="709"/>
+        <w:jc w:val="start"/>
+        <w:rPr/>
+      </w:pPr>
+      <w:r>
+        <w:rPr/>
+        <w:t xml:space="preserve">POS </w:t>
+      </w:r>
+      <w:r>
+        <w:rPr/>
+        <w:t>还款结果未确认时，回到原收银员、原仓库和原客户核对并恢复该笔还款；不能更换客户或金额当作新收款。具体步骤见《</w:t>
+      </w:r>
+      <w:r>
+        <w:rPr/>
+        <w:t xml:space="preserve">POS </w:t>
+      </w:r>
+      <w:r>
+        <w:rPr/>
+        <w:t xml:space="preserve">使用手册》。 </w:t>
+      </w:r>
+    </w:p>
+    <w:p>
+      <w:pPr>
         <w:pStyle w:val="Heading3"/>
         <w:bidi w:val="0"/>
         <w:ind w:hanging="0" w:start="0" w:end="0"/>
         <w:jc w:val="start"/>
         <w:rPr/>
       </w:pPr>
-      <w:bookmarkStart w:id="19" w:name="section-20-库存-任务或账单不一致"/>
-      <w:bookmarkEnd w:id="19"/>
+      <w:bookmarkStart w:id="20" w:name="section-21-打印失败或打印页过期"/>
+      <w:bookmarkEnd w:id="20"/>
+      <w:r>
+        <w:rPr/>
+        <w:t>打印失败或打印页过期</w:t>
+      </w:r>
+    </w:p>
+    <w:p>
+      <w:pPr>
+        <w:pStyle w:val="BodyText"/>
+        <w:numPr>
+          <w:ilvl w:val="0"/>
+          <w:numId w:val="16"/>
+        </w:numPr>
+        <w:tabs>
+          <w:tab w:val="clear" w:pos="1134"/>
+          <w:tab w:val="left" w:pos="709" w:leader="none"/>
+        </w:tabs>
+        <w:bidi w:val="0"/>
+        <w:spacing w:before="0" w:after="0"/>
+        <w:ind w:hanging="283" w:start="709"/>
+        <w:jc w:val="start"/>
+        <w:rPr/>
+      </w:pPr>
+      <w:r>
+        <w:rPr/>
+        <w:t xml:space="preserve">先核对原单是否已成功保存或结账，保留单号。 </w:t>
+      </w:r>
+    </w:p>
+    <w:p>
+      <w:pPr>
+        <w:pStyle w:val="BodyText"/>
+        <w:numPr>
+          <w:ilvl w:val="0"/>
+          <w:numId w:val="16"/>
+        </w:numPr>
+        <w:tabs>
+          <w:tab w:val="clear" w:pos="1134"/>
+          <w:tab w:val="left" w:pos="709" w:leader="none"/>
+        </w:tabs>
+        <w:bidi w:val="0"/>
+        <w:spacing w:before="0" w:after="0"/>
+        <w:ind w:hanging="283" w:start="709"/>
+        <w:jc w:val="start"/>
+        <w:rPr/>
+      </w:pPr>
+      <w:r>
+        <w:rPr/>
+        <w:t>从原收货任务、出库记录、</w:t>
+      </w:r>
+      <w:r>
+        <w:rPr/>
+        <w:t xml:space="preserve">POS </w:t>
+      </w:r>
+      <w:r>
+        <w:rPr/>
+        <w:t xml:space="preserve">销售单或班次记录重新点击打印；打印页过期时不要反复使用原链接。 </w:t>
+      </w:r>
+    </w:p>
+    <w:p>
+      <w:pPr>
+        <w:pStyle w:val="BodyText"/>
+        <w:numPr>
+          <w:ilvl w:val="0"/>
+          <w:numId w:val="16"/>
+        </w:numPr>
+        <w:tabs>
+          <w:tab w:val="clear" w:pos="1134"/>
+          <w:tab w:val="left" w:pos="709" w:leader="none"/>
+        </w:tabs>
+        <w:bidi w:val="0"/>
+        <w:spacing w:before="0" w:after="0"/>
+        <w:ind w:hanging="283" w:start="709"/>
+        <w:jc w:val="start"/>
+        <w:rPr/>
+      </w:pPr>
+      <w:r>
+        <w:rPr/>
+        <w:t xml:space="preserve">浏览器阻止新窗口时，按设备提示允许本系统打开打印窗口，再从原记录重试。 </w:t>
+      </w:r>
+    </w:p>
+    <w:p>
+      <w:pPr>
+        <w:pStyle w:val="BodyText"/>
+        <w:numPr>
+          <w:ilvl w:val="0"/>
+          <w:numId w:val="16"/>
+        </w:numPr>
+        <w:tabs>
+          <w:tab w:val="clear" w:pos="1134"/>
+          <w:tab w:val="left" w:pos="709" w:leader="none"/>
+        </w:tabs>
+        <w:bidi w:val="0"/>
+        <w:ind w:hanging="283" w:start="709"/>
+        <w:jc w:val="start"/>
+        <w:rPr/>
+      </w:pPr>
+      <w:r>
+        <w:rPr/>
+        <w:t>“</w:t>
+      </w:r>
+      <w:r>
+        <w:rPr/>
+        <w:t xml:space="preserve">打印已发起”不代表纸张已输出；核对打印机、纸张和实际份数。结账成功但打印失败时仅补打，不能重新结账。 </w:t>
+      </w:r>
+    </w:p>
+    <w:p>
+      <w:pPr>
+        <w:pStyle w:val="Heading3"/>
+        <w:bidi w:val="0"/>
+        <w:ind w:hanging="0" w:start="0" w:end="0"/>
+        <w:jc w:val="start"/>
+        <w:rPr/>
+      </w:pPr>
+      <w:bookmarkStart w:id="21" w:name="section-22-移库-补货过账失败"/>
+      <w:bookmarkEnd w:id="21"/>
+      <w:r>
+        <w:rPr/>
+        <w:t>移库、补货过账失败</w:t>
+      </w:r>
+    </w:p>
+    <w:p>
+      <w:pPr>
+        <w:pStyle w:val="BodyText"/>
+        <w:bidi w:val="0"/>
+        <w:jc w:val="start"/>
+        <w:rPr/>
+      </w:pPr>
+      <w:r>
+        <w:rPr/>
+        <w:t>扫描数量已保存不代表库存已移动。保留原任务号、来源和目标库位、已搬数量及完整错误信息，交仓库管理员处理原任务；管理员修复原因后按权限重试过账，不能新建任务重复搬货或修改库存数。</w:t>
+      </w:r>
+    </w:p>
+    <w:p>
+      <w:pPr>
+        <w:pStyle w:val="Heading3"/>
+        <w:bidi w:val="0"/>
+        <w:ind w:hanging="0" w:start="0" w:end="0"/>
+        <w:jc w:val="start"/>
+        <w:rPr/>
+      </w:pPr>
+      <w:bookmarkStart w:id="22" w:name="section-23-库存-任务或账单不一致"/>
+      <w:bookmarkEnd w:id="22"/>
       <w:r>
         <w:rPr/>
         <w:t>库存、任务或账单不一致</w:t>
@@ -4211,8 +5388,8 @@
         <w:jc w:val="start"/>
         <w:rPr/>
       </w:pPr>
-      <w:bookmarkStart w:id="20" w:name="section-21-问题上报模板"/>
-      <w:bookmarkEnd w:id="20"/>
+      <w:bookmarkStart w:id="23" w:name="section-24-问题上报模板"/>
+      <w:bookmarkEnd w:id="23"/>
       <w:r>
         <w:rPr/>
         <w:t>问题上报模板</w:t>
@@ -4223,7 +5400,7 @@
         <w:pStyle w:val="BodyText"/>
         <w:numPr>
           <w:ilvl w:val="0"/>
-          <w:numId w:val="14"/>
+          <w:numId w:val="17"/>
         </w:numPr>
         <w:tabs>
           <w:tab w:val="clear" w:pos="1134"/>
@@ -4245,7 +5422,7 @@
         <w:pStyle w:val="BodyText"/>
         <w:numPr>
           <w:ilvl w:val="0"/>
-          <w:numId w:val="14"/>
+          <w:numId w:val="17"/>
         </w:numPr>
         <w:tabs>
           <w:tab w:val="clear" w:pos="1134"/>
@@ -4267,7 +5444,7 @@
         <w:pStyle w:val="BodyText"/>
         <w:numPr>
           <w:ilvl w:val="0"/>
-          <w:numId w:val="14"/>
+          <w:numId w:val="17"/>
         </w:numPr>
         <w:tabs>
           <w:tab w:val="clear" w:pos="1134"/>
@@ -4289,7 +5466,7 @@
         <w:pStyle w:val="BodyText"/>
         <w:numPr>
           <w:ilvl w:val="0"/>
-          <w:numId w:val="14"/>
+          <w:numId w:val="17"/>
         </w:numPr>
         <w:tabs>
           <w:tab w:val="clear" w:pos="1134"/>
@@ -4311,7 +5488,7 @@
         <w:pStyle w:val="BodyText"/>
         <w:numPr>
           <w:ilvl w:val="0"/>
-          <w:numId w:val="14"/>
+          <w:numId w:val="17"/>
         </w:numPr>
         <w:tabs>
           <w:tab w:val="clear" w:pos="1134"/>
@@ -4333,7 +5510,7 @@
         <w:pStyle w:val="BodyText"/>
         <w:numPr>
           <w:ilvl w:val="0"/>
-          <w:numId w:val="14"/>
+          <w:numId w:val="17"/>
         </w:numPr>
         <w:tabs>
           <w:tab w:val="clear" w:pos="1134"/>
@@ -4355,7 +5532,7 @@
         <w:pStyle w:val="BodyText"/>
         <w:numPr>
           <w:ilvl w:val="0"/>
-          <w:numId w:val="14"/>
+          <w:numId w:val="17"/>
         </w:numPr>
         <w:tabs>
           <w:tab w:val="clear" w:pos="1134"/>
@@ -4377,7 +5554,7 @@
         <w:pStyle w:val="BodyText"/>
         <w:numPr>
           <w:ilvl w:val="0"/>
-          <w:numId w:val="14"/>
+          <w:numId w:val="17"/>
         </w:numPr>
         <w:tabs>
           <w:tab w:val="clear" w:pos="1134"/>
@@ -4399,7 +5576,7 @@
         <w:pStyle w:val="BodyText"/>
         <w:numPr>
           <w:ilvl w:val="0"/>
-          <w:numId w:val="14"/>
+          <w:numId w:val="17"/>
         </w:numPr>
         <w:tabs>
           <w:tab w:val="clear" w:pos="1134"/>
@@ -4421,7 +5598,7 @@
         <w:pStyle w:val="BodyText"/>
         <w:numPr>
           <w:ilvl w:val="0"/>
-          <w:numId w:val="14"/>
+          <w:numId w:val="17"/>
         </w:numPr>
         <w:tabs>
           <w:tab w:val="clear" w:pos="1134"/>
@@ -4445,8 +5622,8 @@
         <w:jc w:val="start"/>
         <w:rPr/>
       </w:pPr>
-      <w:bookmarkStart w:id="21" w:name="section-22-日常自检与培训验收"/>
-      <w:bookmarkEnd w:id="21"/>
+      <w:bookmarkStart w:id="24" w:name="section-25-日常自检与培训验收"/>
+      <w:bookmarkEnd w:id="24"/>
       <w:r>
         <w:rPr/>
         <w:t>日常自检与培训验收</w:t>
@@ -4457,7 +5634,7 @@
         <w:pStyle w:val="BodyText"/>
         <w:numPr>
           <w:ilvl w:val="0"/>
-          <w:numId w:val="15"/>
+          <w:numId w:val="18"/>
         </w:numPr>
         <w:tabs>
           <w:tab w:val="clear" w:pos="1134"/>
@@ -4479,7 +5656,7 @@
         <w:pStyle w:val="BodyText"/>
         <w:numPr>
           <w:ilvl w:val="0"/>
-          <w:numId w:val="15"/>
+          <w:numId w:val="18"/>
         </w:numPr>
         <w:tabs>
           <w:tab w:val="clear" w:pos="1134"/>
@@ -4501,7 +5678,7 @@
         <w:pStyle w:val="BodyText"/>
         <w:numPr>
           <w:ilvl w:val="0"/>
-          <w:numId w:val="15"/>
+          <w:numId w:val="18"/>
         </w:numPr>
         <w:tabs>
           <w:tab w:val="clear" w:pos="1134"/>
@@ -4523,7 +5700,7 @@
         <w:pStyle w:val="BodyText"/>
         <w:numPr>
           <w:ilvl w:val="0"/>
-          <w:numId w:val="15"/>
+          <w:numId w:val="18"/>
         </w:numPr>
         <w:tabs>
           <w:tab w:val="clear" w:pos="1134"/>
@@ -4545,7 +5722,7 @@
         <w:pStyle w:val="BodyText"/>
         <w:numPr>
           <w:ilvl w:val="0"/>
-          <w:numId w:val="15"/>
+          <w:numId w:val="18"/>
         </w:numPr>
         <w:tabs>
           <w:tab w:val="clear" w:pos="1134"/>
@@ -4567,7 +5744,29 @@
         <w:pStyle w:val="BodyText"/>
         <w:numPr>
           <w:ilvl w:val="0"/>
-          <w:numId w:val="15"/>
+          <w:numId w:val="18"/>
+        </w:numPr>
+        <w:tabs>
+          <w:tab w:val="clear" w:pos="1134"/>
+          <w:tab w:val="left" w:pos="709" w:leader="none"/>
+        </w:tabs>
+        <w:bidi w:val="0"/>
+        <w:spacing w:before="0" w:after="0"/>
+        <w:ind w:hanging="283" w:start="709"/>
+        <w:jc w:val="start"/>
+        <w:rPr/>
+      </w:pPr>
+      <w:r>
+        <w:rPr/>
+        <w:t xml:space="preserve">能区分已保存、已过账和已打印，知道登录切换后必须重新核对业务范围。 </w:t>
+      </w:r>
+    </w:p>
+    <w:p>
+      <w:pPr>
+        <w:pStyle w:val="BodyText"/>
+        <w:numPr>
+          <w:ilvl w:val="0"/>
+          <w:numId w:val="18"/>
         </w:numPr>
         <w:tabs>
           <w:tab w:val="clear" w:pos="1134"/>
@@ -4591,8 +5790,8 @@
         <w:jc w:val="start"/>
         <w:rPr/>
       </w:pPr>
-      <w:bookmarkStart w:id="22" w:name="section-23-专项手册与边界"/>
-      <w:bookmarkEnd w:id="22"/>
+      <w:bookmarkStart w:id="25" w:name="section-26-专项手册与边界"/>
+      <w:bookmarkEnd w:id="25"/>
       <w:r>
         <w:rPr/>
         <w:t>专项手册与边界</w:t>
@@ -4603,7 +5802,7 @@
         <w:pStyle w:val="BodyText"/>
         <w:numPr>
           <w:ilvl w:val="0"/>
-          <w:numId w:val="16"/>
+          <w:numId w:val="19"/>
         </w:numPr>
         <w:tabs>
           <w:tab w:val="clear" w:pos="1134"/>
@@ -4621,7 +5820,7 @@
       </w:r>
       <w:r>
         <w:rPr/>
-        <w:t xml:space="preserve">收银、退款、交班和 </w:t>
+        <w:t>收银、赊账、客户还款、退货、打印、交班和对账参见《</w:t>
       </w:r>
       <w:r>
         <w:rPr/>
@@ -4629,17 +5828,7 @@
       </w:r>
       <w:r>
         <w:rPr/>
-        <w:t xml:space="preserve">对账参见 </w:t>
-      </w:r>
-      <w:r>
-        <w:rPr>
-          <w:rStyle w:val="SourceText"/>
-        </w:rPr>
-        <w:t>docs/pos_user_manual.md</w:t>
-      </w:r>
-      <w:r>
-        <w:rPr/>
-        <w:t xml:space="preserve">；只有取得相应 </w:t>
+        <w:t xml:space="preserve">使用手册》；只有取得相应 </w:t>
       </w:r>
       <w:r>
         <w:rPr/>
@@ -4655,31 +5844,21 @@
         <w:pStyle w:val="BodyText"/>
         <w:numPr>
           <w:ilvl w:val="0"/>
-          <w:numId w:val="16"/>
-        </w:numPr>
-        <w:tabs>
-          <w:tab w:val="clear" w:pos="1134"/>
-          <w:tab w:val="left" w:pos="709" w:leader="none"/>
-        </w:tabs>
-        <w:bidi w:val="0"/>
-        <w:spacing w:before="0" w:after="0"/>
-        <w:ind w:hanging="283" w:start="709"/>
-        <w:jc w:val="start"/>
-        <w:rPr/>
-      </w:pPr>
-      <w:r>
-        <w:rPr/>
-        <w:t xml:space="preserve">面向终端客户的商城参见 </w:t>
-      </w:r>
-      <w:r>
-        <w:rPr>
-          <w:rStyle w:val="SourceText"/>
-        </w:rPr>
-        <w:t>docs/sales-miniapp-user-guide.md</w:t>
-      </w:r>
-      <w:r>
-        <w:rPr/>
-        <w:t xml:space="preserve">；商城买家不是本手册六类 </w:t>
+          <w:numId w:val="19"/>
+        </w:numPr>
+        <w:tabs>
+          <w:tab w:val="clear" w:pos="1134"/>
+          <w:tab w:val="left" w:pos="709" w:leader="none"/>
+        </w:tabs>
+        <w:bidi w:val="0"/>
+        <w:spacing w:before="0" w:after="0"/>
+        <w:ind w:hanging="283" w:start="709"/>
+        <w:jc w:val="start"/>
+        <w:rPr/>
+      </w:pPr>
+      <w:r>
+        <w:rPr/>
+        <w:t xml:space="preserve">面向终端客户的商城参见《商城小程序使用教程》；商城买家不是本手册六类 </w:t>
       </w:r>
       <w:r>
         <w:rPr/>
@@ -4695,7 +5874,7 @@
         <w:pStyle w:val="BodyText"/>
         <w:numPr>
           <w:ilvl w:val="0"/>
-          <w:numId w:val="16"/>
+          <w:numId w:val="19"/>
         </w:numPr>
         <w:tabs>
           <w:tab w:val="clear" w:pos="1134"/>
@@ -4717,7 +5896,7 @@
         <w:pStyle w:val="BodyText"/>
         <w:numPr>
           <w:ilvl w:val="0"/>
-          <w:numId w:val="16"/>
+          <w:numId w:val="19"/>
         </w:numPr>
         <w:tabs>
           <w:tab w:val="clear" w:pos="1134"/>
@@ -4741,8 +5920,8 @@
         <w:jc w:val="start"/>
         <w:rPr/>
       </w:pPr>
-      <w:bookmarkStart w:id="23" w:name="section-24-文档修订记录"/>
-      <w:bookmarkEnd w:id="23"/>
+      <w:bookmarkStart w:id="26" w:name="section-27-文档修订记录"/>
+      <w:bookmarkEnd w:id="26"/>
       <w:r>
         <w:rPr/>
         <w:t>文档修订记录</w:t>
@@ -4750,21 +5929,21 @@
     </w:p>
     <w:tbl>
       <w:tblPr>
-        <w:tblW w:w="6933" w:type="dxa"/>
+        <w:tblW w:w="10050" w:type="dxa"/>
         <w:jc w:val="start"/>
         <w:tblInd w:w="0" w:type="dxa"/>
         <w:tblLayout w:type="fixed"/>
         <w:tblCellMar>
-          <w:top w:w="28" w:type="dxa"/>
-          <w:start w:w="28" w:type="dxa"/>
-          <w:bottom w:w="28" w:type="dxa"/>
-          <w:end w:w="28" w:type="dxa"/>
+          <w:top w:w="80" w:type="dxa"/>
+          <w:start w:w="80" w:type="dxa"/>
+          <w:bottom w:w="80" w:type="dxa"/>
+          <w:end w:w="80" w:type="dxa"/>
         </w:tblCellMar>
       </w:tblPr>
       <w:tblGrid>
-        <w:gridCol w:w="511"/>
-        <w:gridCol w:w="1006"/>
-        <w:gridCol w:w="5416"/>
+        <w:gridCol w:w="545"/>
+        <w:gridCol w:w="885"/>
+        <w:gridCol w:w="8620"/>
       </w:tblGrid>
       <w:tr>
         <w:trPr>
@@ -4772,63 +5951,87 @@
         </w:trPr>
         <w:tc>
           <w:tcPr>
-            <w:tcW w:w="511" w:type="dxa"/>
-            <w:tcBorders/>
-            <w:vAlign w:val="center"/>
+            <w:tcW w:w="545" w:type="dxa"/>
+            <w:tcBorders>
+              <w:top w:val="single" w:sz="2" w:space="0" w:color="BDC9DA"/>
+              <w:start w:val="single" w:sz="2" w:space="0" w:color="BDC9DA"/>
+              <w:bottom w:val="single" w:sz="2" w:space="0" w:color="BDC9DA"/>
+              <w:end w:val="single" w:sz="2" w:space="0" w:color="BDC9DA"/>
+            </w:tcBorders>
+            <w:shd w:fill="EAF1FD" w:val="clear"/>
           </w:tcPr>
           <w:p>
             <w:pPr>
               <w:pStyle w:val="TableHeading"/>
-              <w:suppressLineNumbers/>
               <w:bidi w:val="0"/>
               <w:spacing w:before="0" w:after="283"/>
-              <w:jc w:val="center"/>
-              <w:rPr/>
+              <w:ind w:hanging="0" w:start="0" w:end="0"/>
+              <w:rPr>
+                <w:sz w:val="18"/>
+              </w:rPr>
             </w:pPr>
             <w:r>
-              <w:rPr/>
+              <w:rPr>
+                <w:sz w:val="18"/>
+              </w:rPr>
               <w:t>版本</w:t>
             </w:r>
           </w:p>
         </w:tc>
         <w:tc>
           <w:tcPr>
-            <w:tcW w:w="1006" w:type="dxa"/>
-            <w:tcBorders/>
-            <w:vAlign w:val="center"/>
+            <w:tcW w:w="885" w:type="dxa"/>
+            <w:tcBorders>
+              <w:top w:val="single" w:sz="2" w:space="0" w:color="BDC9DA"/>
+              <w:start w:val="single" w:sz="2" w:space="0" w:color="BDC9DA"/>
+              <w:bottom w:val="single" w:sz="2" w:space="0" w:color="BDC9DA"/>
+              <w:end w:val="single" w:sz="2" w:space="0" w:color="BDC9DA"/>
+            </w:tcBorders>
+            <w:shd w:fill="EAF1FD" w:val="clear"/>
           </w:tcPr>
           <w:p>
             <w:pPr>
               <w:pStyle w:val="TableHeading"/>
-              <w:suppressLineNumbers/>
               <w:bidi w:val="0"/>
               <w:spacing w:before="0" w:after="283"/>
-              <w:jc w:val="center"/>
-              <w:rPr/>
+              <w:ind w:hanging="0" w:start="0" w:end="0"/>
+              <w:rPr>
+                <w:sz w:val="18"/>
+              </w:rPr>
             </w:pPr>
             <w:r>
-              <w:rPr/>
+              <w:rPr>
+                <w:sz w:val="18"/>
+              </w:rPr>
               <w:t>日期</w:t>
             </w:r>
           </w:p>
         </w:tc>
         <w:tc>
           <w:tcPr>
-            <w:tcW w:w="5416" w:type="dxa"/>
-            <w:tcBorders/>
-            <w:vAlign w:val="center"/>
+            <w:tcW w:w="8620" w:type="dxa"/>
+            <w:tcBorders>
+              <w:top w:val="single" w:sz="2" w:space="0" w:color="BDC9DA"/>
+              <w:start w:val="single" w:sz="2" w:space="0" w:color="BDC9DA"/>
+              <w:bottom w:val="single" w:sz="2" w:space="0" w:color="BDC9DA"/>
+              <w:end w:val="single" w:sz="2" w:space="0" w:color="BDC9DA"/>
+            </w:tcBorders>
+            <w:shd w:fill="EAF1FD" w:val="clear"/>
           </w:tcPr>
           <w:p>
             <w:pPr>
               <w:pStyle w:val="TableHeading"/>
-              <w:suppressLineNumbers/>
               <w:bidi w:val="0"/>
               <w:spacing w:before="0" w:after="283"/>
-              <w:jc w:val="center"/>
-              <w:rPr/>
+              <w:ind w:hanging="0" w:start="0" w:end="0"/>
+              <w:rPr>
+                <w:sz w:val="18"/>
+              </w:rPr>
             </w:pPr>
             <w:r>
-              <w:rPr/>
+              <w:rPr>
+                <w:sz w:val="18"/>
+              </w:rPr>
               <w:t>说明</w:t>
             </w:r>
           </w:p>
@@ -4838,9 +6041,161 @@
         <w:trPr/>
         <w:tc>
           <w:tcPr>
-            <w:tcW w:w="511" w:type="dxa"/>
-            <w:tcBorders/>
-            <w:vAlign w:val="center"/>
+            <w:tcW w:w="545" w:type="dxa"/>
+            <w:tcBorders>
+              <w:top w:val="single" w:sz="2" w:space="0" w:color="BDC9DA"/>
+              <w:start w:val="single" w:sz="2" w:space="0" w:color="BDC9DA"/>
+              <w:bottom w:val="single" w:sz="2" w:space="0" w:color="BDC9DA"/>
+              <w:end w:val="single" w:sz="2" w:space="0" w:color="BDC9DA"/>
+            </w:tcBorders>
+          </w:tcPr>
+          <w:p>
+            <w:pPr>
+              <w:pStyle w:val="TableContents"/>
+              <w:bidi w:val="0"/>
+              <w:spacing w:before="0" w:after="283"/>
+              <w:ind w:hanging="0" w:start="0" w:end="0"/>
+              <w:jc w:val="start"/>
+              <w:rPr>
+                <w:sz w:val="18"/>
+              </w:rPr>
+            </w:pPr>
+            <w:r>
+              <w:rPr>
+                <w:sz w:val="18"/>
+              </w:rPr>
+              <w:t>V2.1</w:t>
+            </w:r>
+          </w:p>
+        </w:tc>
+        <w:tc>
+          <w:tcPr>
+            <w:tcW w:w="885" w:type="dxa"/>
+            <w:tcBorders>
+              <w:top w:val="single" w:sz="2" w:space="0" w:color="BDC9DA"/>
+              <w:start w:val="single" w:sz="2" w:space="0" w:color="BDC9DA"/>
+              <w:bottom w:val="single" w:sz="2" w:space="0" w:color="BDC9DA"/>
+              <w:end w:val="single" w:sz="2" w:space="0" w:color="BDC9DA"/>
+            </w:tcBorders>
+          </w:tcPr>
+          <w:p>
+            <w:pPr>
+              <w:pStyle w:val="TableContents"/>
+              <w:bidi w:val="0"/>
+              <w:spacing w:before="0" w:after="283"/>
+              <w:ind w:hanging="0" w:start="0" w:end="0"/>
+              <w:jc w:val="start"/>
+              <w:rPr>
+                <w:sz w:val="18"/>
+              </w:rPr>
+            </w:pPr>
+            <w:r>
+              <w:rPr>
+                <w:sz w:val="18"/>
+              </w:rPr>
+              <w:t>2026-09-07</w:t>
+            </w:r>
+          </w:p>
+        </w:tc>
+        <w:tc>
+          <w:tcPr>
+            <w:tcW w:w="8620" w:type="dxa"/>
+            <w:tcBorders>
+              <w:top w:val="single" w:sz="2" w:space="0" w:color="BDC9DA"/>
+              <w:start w:val="single" w:sz="2" w:space="0" w:color="BDC9DA"/>
+              <w:bottom w:val="single" w:sz="2" w:space="0" w:color="BDC9DA"/>
+              <w:end w:val="single" w:sz="2" w:space="0" w:color="BDC9DA"/>
+            </w:tcBorders>
+          </w:tcPr>
+          <w:p>
+            <w:pPr>
+              <w:pStyle w:val="TableContents"/>
+              <w:bidi w:val="0"/>
+              <w:spacing w:before="0" w:after="283"/>
+              <w:ind w:hanging="0" w:start="0" w:end="0"/>
+              <w:jc w:val="start"/>
+              <w:rPr>
+                <w:sz w:val="18"/>
+              </w:rPr>
+            </w:pPr>
+            <w:r>
+              <w:rPr>
+                <w:sz w:val="18"/>
+              </w:rPr>
+              <w:t>按当前工作区（含未提交改动）更新收货上架、移库补货、商品建档、登录恢复、打印和财务核对；功能启用及设备使用以实际部署为准</w:t>
+            </w:r>
+          </w:p>
+        </w:tc>
+      </w:tr>
+      <w:tr>
+        <w:trPr/>
+        <w:tc>
+          <w:tcPr>
+            <w:tcW w:w="545" w:type="dxa"/>
+            <w:tcBorders>
+              <w:top w:val="single" w:sz="2" w:space="0" w:color="BDC9DA"/>
+              <w:start w:val="single" w:sz="2" w:space="0" w:color="BDC9DA"/>
+              <w:bottom w:val="single" w:sz="2" w:space="0" w:color="BDC9DA"/>
+              <w:end w:val="single" w:sz="2" w:space="0" w:color="BDC9DA"/>
+            </w:tcBorders>
+          </w:tcPr>
+          <w:p>
+            <w:pPr>
+              <w:pStyle w:val="TableContents"/>
+              <w:bidi w:val="0"/>
+              <w:spacing w:before="0" w:after="283"/>
+              <w:ind w:hanging="0" w:start="0" w:end="0"/>
+              <w:jc w:val="start"/>
+              <w:rPr>
+                <w:sz w:val="18"/>
+              </w:rPr>
+            </w:pPr>
+            <w:r>
+              <w:rPr>
+                <w:sz w:val="18"/>
+              </w:rPr>
+              <w:t>V2.0</w:t>
+            </w:r>
+          </w:p>
+        </w:tc>
+        <w:tc>
+          <w:tcPr>
+            <w:tcW w:w="885" w:type="dxa"/>
+            <w:tcBorders>
+              <w:top w:val="single" w:sz="2" w:space="0" w:color="BDC9DA"/>
+              <w:start w:val="single" w:sz="2" w:space="0" w:color="BDC9DA"/>
+              <w:bottom w:val="single" w:sz="2" w:space="0" w:color="BDC9DA"/>
+              <w:end w:val="single" w:sz="2" w:space="0" w:color="BDC9DA"/>
+            </w:tcBorders>
+          </w:tcPr>
+          <w:p>
+            <w:pPr>
+              <w:pStyle w:val="TableContents"/>
+              <w:bidi w:val="0"/>
+              <w:spacing w:before="0" w:after="283"/>
+              <w:ind w:hanging="0" w:start="0" w:end="0"/>
+              <w:jc w:val="start"/>
+              <w:rPr>
+                <w:sz w:val="18"/>
+              </w:rPr>
+            </w:pPr>
+            <w:r>
+              <w:rPr>
+                <w:sz w:val="18"/>
+              </w:rPr>
+              <w:t>2026-08-04</w:t>
+            </w:r>
+          </w:p>
+        </w:tc>
+        <w:tc>
+          <w:tcPr>
+            <w:tcW w:w="8620" w:type="dxa"/>
+            <w:tcBorders>
+              <w:top w:val="single" w:sz="2" w:space="0" w:color="BDC9DA"/>
+              <w:start w:val="single" w:sz="2" w:space="0" w:color="BDC9DA"/>
+              <w:bottom w:val="single" w:sz="2" w:space="0" w:color="BDC9DA"/>
+              <w:end w:val="single" w:sz="2" w:space="0" w:color="BDC9DA"/>
+            </w:tcBorders>
           </w:tcPr>
           <w:p>
             <w:pPr>
@@ -4848,50 +6203,14 @@
               <w:bidi w:val="0"/>
               <w:spacing w:before="0" w:after="283"/>
               <w:jc w:val="start"/>
-              <w:rPr/>
+              <w:rPr>
+                <w:sz w:val="18"/>
+              </w:rPr>
             </w:pPr>
             <w:r>
-              <w:rPr/>
-              <w:t>V2.0</w:t>
-            </w:r>
-          </w:p>
-        </w:tc>
-        <w:tc>
-          <w:tcPr>
-            <w:tcW w:w="1006" w:type="dxa"/>
-            <w:tcBorders/>
-            <w:vAlign w:val="center"/>
-          </w:tcPr>
-          <w:p>
-            <w:pPr>
-              <w:pStyle w:val="TableContents"/>
-              <w:bidi w:val="0"/>
-              <w:spacing w:before="0" w:after="283"/>
-              <w:jc w:val="start"/>
-              <w:rPr/>
-            </w:pPr>
-            <w:r>
-              <w:rPr/>
-              <w:t>2026-08-04</w:t>
-            </w:r>
-          </w:p>
-        </w:tc>
-        <w:tc>
-          <w:tcPr>
-            <w:tcW w:w="5416" w:type="dxa"/>
-            <w:tcBorders/>
-            <w:vAlign w:val="center"/>
-          </w:tcPr>
-          <w:p>
-            <w:pPr>
-              <w:pStyle w:val="TableContents"/>
-              <w:bidi w:val="0"/>
-              <w:spacing w:before="0" w:after="283"/>
-              <w:jc w:val="start"/>
-              <w:rPr/>
-            </w:pPr>
-            <w:r>
-              <w:rPr/>
+              <w:rPr>
+                <w:sz w:val="18"/>
+              </w:rPr>
               <w:t>按当前代码、权限和客户端契约拆分角色手册并修订业务流程</w:t>
             </w:r>
           </w:p>
@@ -5184,6 +6503,125 @@
   <w:abstractNum w:abstractNumId="3">
     <w:lvl w:ilvl="0">
       <w:start w:val="1"/>
+      <w:numFmt w:val="decimal"/>
+      <w:lvlText w:val="%1."/>
+      <w:lvlJc w:val="start"/>
+      <w:pPr>
+        <w:tabs>
+          <w:tab w:val="num" w:pos="709"/>
+        </w:tabs>
+        <w:ind w:start="709" w:hanging="283"/>
+      </w:pPr>
+      <w:rPr/>
+    </w:lvl>
+    <w:lvl w:ilvl="1">
+      <w:start w:val="1"/>
+      <w:numFmt w:val="decimal"/>
+      <w:lvlText w:val="%2."/>
+      <w:lvlJc w:val="start"/>
+      <w:pPr>
+        <w:tabs>
+          <w:tab w:val="num" w:pos="1418"/>
+        </w:tabs>
+        <w:ind w:start="1418" w:hanging="283"/>
+      </w:pPr>
+      <w:rPr/>
+    </w:lvl>
+    <w:lvl w:ilvl="2">
+      <w:start w:val="1"/>
+      <w:numFmt w:val="decimal"/>
+      <w:lvlText w:val="%3."/>
+      <w:lvlJc w:val="start"/>
+      <w:pPr>
+        <w:tabs>
+          <w:tab w:val="num" w:pos="2127"/>
+        </w:tabs>
+        <w:ind w:start="2127" w:hanging="283"/>
+      </w:pPr>
+      <w:rPr/>
+    </w:lvl>
+    <w:lvl w:ilvl="3">
+      <w:start w:val="1"/>
+      <w:numFmt w:val="decimal"/>
+      <w:lvlText w:val="%4."/>
+      <w:lvlJc w:val="start"/>
+      <w:pPr>
+        <w:tabs>
+          <w:tab w:val="num" w:pos="2836"/>
+        </w:tabs>
+        <w:ind w:start="2836" w:hanging="283"/>
+      </w:pPr>
+      <w:rPr/>
+    </w:lvl>
+    <w:lvl w:ilvl="4">
+      <w:start w:val="1"/>
+      <w:numFmt w:val="decimal"/>
+      <w:lvlText w:val="%5."/>
+      <w:lvlJc w:val="start"/>
+      <w:pPr>
+        <w:tabs>
+          <w:tab w:val="num" w:pos="3545"/>
+        </w:tabs>
+        <w:ind w:start="3545" w:hanging="283"/>
+      </w:pPr>
+      <w:rPr/>
+    </w:lvl>
+    <w:lvl w:ilvl="5">
+      <w:start w:val="1"/>
+      <w:numFmt w:val="decimal"/>
+      <w:lvlText w:val="%6."/>
+      <w:lvlJc w:val="start"/>
+      <w:pPr>
+        <w:tabs>
+          <w:tab w:val="num" w:pos="4254"/>
+        </w:tabs>
+        <w:ind w:start="4254" w:hanging="283"/>
+      </w:pPr>
+      <w:rPr/>
+    </w:lvl>
+    <w:lvl w:ilvl="6">
+      <w:start w:val="1"/>
+      <w:numFmt w:val="decimal"/>
+      <w:lvlText w:val="%7."/>
+      <w:lvlJc w:val="start"/>
+      <w:pPr>
+        <w:tabs>
+          <w:tab w:val="num" w:pos="4963"/>
+        </w:tabs>
+        <w:ind w:start="4963" w:hanging="283"/>
+      </w:pPr>
+      <w:rPr/>
+    </w:lvl>
+    <w:lvl w:ilvl="7">
+      <w:start w:val="1"/>
+      <w:numFmt w:val="decimal"/>
+      <w:lvlText w:val="%8."/>
+      <w:lvlJc w:val="start"/>
+      <w:pPr>
+        <w:tabs>
+          <w:tab w:val="num" w:pos="5672"/>
+        </w:tabs>
+        <w:ind w:start="5672" w:hanging="283"/>
+      </w:pPr>
+      <w:rPr/>
+    </w:lvl>
+    <w:lvl w:ilvl="8">
+      <w:start w:val="1"/>
+      <w:numFmt w:val="decimal"/>
+      <w:lvlText w:val="%9."/>
+      <w:lvlJc w:val="start"/>
+      <w:pPr>
+        <w:tabs>
+          <w:tab w:val="num" w:pos="6381"/>
+        </w:tabs>
+        <w:ind w:start="6381" w:hanging="283"/>
+      </w:pPr>
+      <w:rPr/>
+    </w:lvl>
+  </w:abstractNum>
+  <w:abstractNum w:abstractNumId="4">
+    <w:lvl w:ilvl="0">
+      <w:start w:val="1"/>
       <w:numFmt w:val="bullet"/>
       <w:lvlText w:val=""/>
       <w:lvlJc w:val="start"/>
@@ -5318,125 +6756,6 @@
       </w:rPr>
     </w:lvl>
   </w:abstractNum>
-  <w:abstractNum w:abstractNumId="4">
-    <w:lvl w:ilvl="0">
-      <w:start w:val="1"/>
-      <w:numFmt w:val="decimal"/>
-      <w:lvlText w:val="%1."/>
-      <w:lvlJc w:val="start"/>
-      <w:pPr>
-        <w:tabs>
-          <w:tab w:val="num" w:pos="709"/>
-        </w:tabs>
-        <w:ind w:start="709" w:hanging="283"/>
-      </w:pPr>
-      <w:rPr/>
-    </w:lvl>
-    <w:lvl w:ilvl="1">
-      <w:start w:val="1"/>
-      <w:numFmt w:val="decimal"/>
-      <w:lvlText w:val="%2."/>
-      <w:lvlJc w:val="start"/>
-      <w:pPr>
-        <w:tabs>
-          <w:tab w:val="num" w:pos="1418"/>
-        </w:tabs>
-        <w:ind w:start="1418" w:hanging="283"/>
-      </w:pPr>
-      <w:rPr/>
-    </w:lvl>
-    <w:lvl w:ilvl="2">
-      <w:start w:val="1"/>
-      <w:numFmt w:val="decimal"/>
-      <w:lvlText w:val="%3."/>
-      <w:lvlJc w:val="start"/>
-      <w:pPr>
-        <w:tabs>
-          <w:tab w:val="num" w:pos="2127"/>
-        </w:tabs>
-        <w:ind w:start="2127" w:hanging="283"/>
-      </w:pPr>
-      <w:rPr/>
-    </w:lvl>
-    <w:lvl w:ilvl="3">
-      <w:start w:val="1"/>
-      <w:numFmt w:val="decimal"/>
-      <w:lvlText w:val="%4."/>
-      <w:lvlJc w:val="start"/>
-      <w:pPr>
-        <w:tabs>
-          <w:tab w:val="num" w:pos="2836"/>
-        </w:tabs>
-        <w:ind w:start="2836" w:hanging="283"/>
-      </w:pPr>
-      <w:rPr/>
-    </w:lvl>
-    <w:lvl w:ilvl="4">
-      <w:start w:val="1"/>
-      <w:numFmt w:val="decimal"/>
-      <w:lvlText w:val="%5."/>
-      <w:lvlJc w:val="start"/>
-      <w:pPr>
-        <w:tabs>
-          <w:tab w:val="num" w:pos="3545"/>
-        </w:tabs>
-        <w:ind w:start="3545" w:hanging="283"/>
-      </w:pPr>
-      <w:rPr/>
-    </w:lvl>
-    <w:lvl w:ilvl="5">
-      <w:start w:val="1"/>
-      <w:numFmt w:val="decimal"/>
-      <w:lvlText w:val="%6."/>
-      <w:lvlJc w:val="start"/>
-      <w:pPr>
-        <w:tabs>
-          <w:tab w:val="num" w:pos="4254"/>
-        </w:tabs>
-        <w:ind w:start="4254" w:hanging="283"/>
-      </w:pPr>
-      <w:rPr/>
-    </w:lvl>
-    <w:lvl w:ilvl="6">
-      <w:start w:val="1"/>
-      <w:numFmt w:val="decimal"/>
-      <w:lvlText w:val="%7."/>
-      <w:lvlJc w:val="start"/>
-      <w:pPr>
-        <w:tabs>
-          <w:tab w:val="num" w:pos="4963"/>
-        </w:tabs>
-        <w:ind w:start="4963" w:hanging="283"/>
-      </w:pPr>
-      <w:rPr/>
-    </w:lvl>
-    <w:lvl w:ilvl="7">
-      <w:start w:val="1"/>
-      <w:numFmt w:val="decimal"/>
-      <w:lvlText w:val="%8."/>
-      <w:lvlJc w:val="start"/>
-      <w:pPr>
-        <w:tabs>
-          <w:tab w:val="num" w:pos="5672"/>
-        </w:tabs>
-        <w:ind w:start="5672" w:hanging="283"/>
-      </w:pPr>
-      <w:rPr/>
-    </w:lvl>
-    <w:lvl w:ilvl="8">
-      <w:start w:val="1"/>
-      <w:numFmt w:val="decimal"/>
-      <w:lvlText w:val="%9."/>
-      <w:lvlJc w:val="start"/>
-      <w:pPr>
-        <w:tabs>
-          <w:tab w:val="num" w:pos="6381"/>
-        </w:tabs>
-        <w:ind w:start="6381" w:hanging="283"/>
-      </w:pPr>
-      <w:rPr/>
-    </w:lvl>
-  </w:abstractNum>
   <w:abstractNum w:abstractNumId="5">
     <w:lvl w:ilvl="0">
       <w:start w:val="1"/>
@@ -6154,6 +7473,125 @@
   <w:abstractNum w:abstractNumId="11">
     <w:lvl w:ilvl="0">
       <w:start w:val="1"/>
+      <w:numFmt w:val="decimal"/>
+      <w:lvlText w:val="%1."/>
+      <w:lvlJc w:val="start"/>
+      <w:pPr>
+        <w:tabs>
+          <w:tab w:val="num" w:pos="709"/>
+        </w:tabs>
+        <w:ind w:start="709" w:hanging="283"/>
+      </w:pPr>
+      <w:rPr/>
+    </w:lvl>
+    <w:lvl w:ilvl="1">
+      <w:start w:val="1"/>
+      <w:numFmt w:val="decimal"/>
+      <w:lvlText w:val="%2."/>
+      <w:lvlJc w:val="start"/>
+      <w:pPr>
+        <w:tabs>
+          <w:tab w:val="num" w:pos="1418"/>
+        </w:tabs>
+        <w:ind w:start="1418" w:hanging="283"/>
+      </w:pPr>
+      <w:rPr/>
+    </w:lvl>
+    <w:lvl w:ilvl="2">
+      <w:start w:val="1"/>
+      <w:numFmt w:val="decimal"/>
+      <w:lvlText w:val="%3."/>
+      <w:lvlJc w:val="start"/>
+      <w:pPr>
+        <w:tabs>
+          <w:tab w:val="num" w:pos="2127"/>
+        </w:tabs>
+        <w:ind w:start="2127" w:hanging="283"/>
+      </w:pPr>
+      <w:rPr/>
+    </w:lvl>
+    <w:lvl w:ilvl="3">
+      <w:start w:val="1"/>
+      <w:numFmt w:val="decimal"/>
+      <w:lvlText w:val="%4."/>
+      <w:lvlJc w:val="start"/>
+      <w:pPr>
+        <w:tabs>
+          <w:tab w:val="num" w:pos="2836"/>
+        </w:tabs>
+        <w:ind w:start="2836" w:hanging="283"/>
+      </w:pPr>
+      <w:rPr/>
+    </w:lvl>
+    <w:lvl w:ilvl="4">
+      <w:start w:val="1"/>
+      <w:numFmt w:val="decimal"/>
+      <w:lvlText w:val="%5."/>
+      <w:lvlJc w:val="start"/>
+      <w:pPr>
+        <w:tabs>
+          <w:tab w:val="num" w:pos="3545"/>
+        </w:tabs>
+        <w:ind w:start="3545" w:hanging="283"/>
+      </w:pPr>
+      <w:rPr/>
+    </w:lvl>
+    <w:lvl w:ilvl="5">
+      <w:start w:val="1"/>
+      <w:numFmt w:val="decimal"/>
+      <w:lvlText w:val="%6."/>
+      <w:lvlJc w:val="start"/>
+      <w:pPr>
+        <w:tabs>
+          <w:tab w:val="num" w:pos="4254"/>
+        </w:tabs>
+        <w:ind w:start="4254" w:hanging="283"/>
+      </w:pPr>
+      <w:rPr/>
+    </w:lvl>
+    <w:lvl w:ilvl="6">
+      <w:start w:val="1"/>
+      <w:numFmt w:val="decimal"/>
+      <w:lvlText w:val="%7."/>
+      <w:lvlJc w:val="start"/>
+      <w:pPr>
+        <w:tabs>
+          <w:tab w:val="num" w:pos="4963"/>
+        </w:tabs>
+        <w:ind w:start="4963" w:hanging="283"/>
+      </w:pPr>
+      <w:rPr/>
+    </w:lvl>
+    <w:lvl w:ilvl="7">
+      <w:start w:val="1"/>
+      <w:numFmt w:val="decimal"/>
+      <w:lvlText w:val="%8."/>
+      <w:lvlJc w:val="start"/>
+      <w:pPr>
+        <w:tabs>
+          <w:tab w:val="num" w:pos="5672"/>
+        </w:tabs>
+        <w:ind w:start="5672" w:hanging="283"/>
+      </w:pPr>
+      <w:rPr/>
+    </w:lvl>
+    <w:lvl w:ilvl="8">
+      <w:start w:val="1"/>
+      <w:numFmt w:val="decimal"/>
+      <w:lvlText w:val="%9."/>
+      <w:lvlJc w:val="start"/>
+      <w:pPr>
+        <w:tabs>
+          <w:tab w:val="num" w:pos="6381"/>
+        </w:tabs>
+        <w:ind w:start="6381" w:hanging="283"/>
+      </w:pPr>
+      <w:rPr/>
+    </w:lvl>
+  </w:abstractNum>
+  <w:abstractNum w:abstractNumId="12">
+    <w:lvl w:ilvl="0">
+      <w:start w:val="1"/>
       <w:numFmt w:val="bullet"/>
       <w:lvlText w:val=""/>
       <w:lvlJc w:val="start"/>
@@ -6288,7 +7726,7 @@
       </w:rPr>
     </w:lvl>
   </w:abstractNum>
-  <w:abstractNum w:abstractNumId="12">
+  <w:abstractNum w:abstractNumId="13">
     <w:lvl w:ilvl="0">
       <w:start w:val="1"/>
       <w:numFmt w:val="bullet"/>
@@ -6425,7 +7863,7 @@
       </w:rPr>
     </w:lvl>
   </w:abstractNum>
-  <w:abstractNum w:abstractNumId="13">
+  <w:abstractNum w:abstractNumId="14">
     <w:lvl w:ilvl="0">
       <w:start w:val="1"/>
       <w:numFmt w:val="bullet"/>
@@ -6562,7 +8000,7 @@
       </w:rPr>
     </w:lvl>
   </w:abstractNum>
-  <w:abstractNum w:abstractNumId="14">
+  <w:abstractNum w:abstractNumId="15">
     <w:lvl w:ilvl="0">
       <w:start w:val="1"/>
       <w:numFmt w:val="bullet"/>
@@ -6699,7 +8137,126 @@
       </w:rPr>
     </w:lvl>
   </w:abstractNum>
-  <w:abstractNum w:abstractNumId="15">
+  <w:abstractNum w:abstractNumId="16">
+    <w:lvl w:ilvl="0">
+      <w:start w:val="1"/>
+      <w:numFmt w:val="decimal"/>
+      <w:lvlText w:val="%1."/>
+      <w:lvlJc w:val="start"/>
+      <w:pPr>
+        <w:tabs>
+          <w:tab w:val="num" w:pos="709"/>
+        </w:tabs>
+        <w:ind w:start="709" w:hanging="283"/>
+      </w:pPr>
+      <w:rPr/>
+    </w:lvl>
+    <w:lvl w:ilvl="1">
+      <w:start w:val="1"/>
+      <w:numFmt w:val="decimal"/>
+      <w:lvlText w:val="%2."/>
+      <w:lvlJc w:val="start"/>
+      <w:pPr>
+        <w:tabs>
+          <w:tab w:val="num" w:pos="1418"/>
+        </w:tabs>
+        <w:ind w:start="1418" w:hanging="283"/>
+      </w:pPr>
+      <w:rPr/>
+    </w:lvl>
+    <w:lvl w:ilvl="2">
+      <w:start w:val="1"/>
+      <w:numFmt w:val="decimal"/>
+      <w:lvlText w:val="%3."/>
+      <w:lvlJc w:val="start"/>
+      <w:pPr>
+        <w:tabs>
+          <w:tab w:val="num" w:pos="2127"/>
+        </w:tabs>
+        <w:ind w:start="2127" w:hanging="283"/>
+      </w:pPr>
+      <w:rPr/>
+    </w:lvl>
+    <w:lvl w:ilvl="3">
+      <w:start w:val="1"/>
+      <w:numFmt w:val="decimal"/>
+      <w:lvlText w:val="%4."/>
+      <w:lvlJc w:val="start"/>
+      <w:pPr>
+        <w:tabs>
+          <w:tab w:val="num" w:pos="2836"/>
+        </w:tabs>
+        <w:ind w:start="2836" w:hanging="283"/>
+      </w:pPr>
+      <w:rPr/>
+    </w:lvl>
+    <w:lvl w:ilvl="4">
+      <w:start w:val="1"/>
+      <w:numFmt w:val="decimal"/>
+      <w:lvlText w:val="%5."/>
+      <w:lvlJc w:val="start"/>
+      <w:pPr>
+        <w:tabs>
+          <w:tab w:val="num" w:pos="3545"/>
+        </w:tabs>
+        <w:ind w:start="3545" w:hanging="283"/>
+      </w:pPr>
+      <w:rPr/>
+    </w:lvl>
+    <w:lvl w:ilvl="5">
+      <w:start w:val="1"/>
+      <w:numFmt w:val="decimal"/>
+      <w:lvlText w:val="%6."/>
+      <w:lvlJc w:val="start"/>
+      <w:pPr>
+        <w:tabs>
+          <w:tab w:val="num" w:pos="4254"/>
+        </w:tabs>
+        <w:ind w:start="4254" w:hanging="283"/>
+      </w:pPr>
+      <w:rPr/>
+    </w:lvl>
+    <w:lvl w:ilvl="6">
+      <w:start w:val="1"/>
+      <w:numFmt w:val="decimal"/>
+      <w:lvlText w:val="%7."/>
+      <w:lvlJc w:val="start"/>
+      <w:pPr>
+        <w:tabs>
+          <w:tab w:val="num" w:pos="4963"/>
+        </w:tabs>
+        <w:ind w:start="4963" w:hanging="283"/>
+      </w:pPr>
+      <w:rPr/>
+    </w:lvl>
+    <w:lvl w:ilvl="7">
+      <w:start w:val="1"/>
+      <w:numFmt w:val="decimal"/>
+      <w:lvlText w:val="%8."/>
+      <w:lvlJc w:val="start"/>
+      <w:pPr>
+        <w:tabs>
+          <w:tab w:val="num" w:pos="5672"/>
+        </w:tabs>
+        <w:ind w:start="5672" w:hanging="283"/>
+      </w:pPr>
+      <w:rPr/>
+    </w:lvl>
+    <w:lvl w:ilvl="8">
+      <w:start w:val="1"/>
+      <w:numFmt w:val="decimal"/>
+      <w:lvlText w:val="%9."/>
+      <w:lvlJc w:val="start"/>
+      <w:pPr>
+        <w:tabs>
+          <w:tab w:val="num" w:pos="6381"/>
+        </w:tabs>
+        <w:ind w:start="6381" w:hanging="283"/>
+      </w:pPr>
+      <w:rPr/>
+    </w:lvl>
+  </w:abstractNum>
+  <w:abstractNum w:abstractNumId="17">
     <w:lvl w:ilvl="0">
       <w:start w:val="1"/>
       <w:numFmt w:val="bullet"/>
@@ -6836,7 +8393,7 @@
       </w:rPr>
     </w:lvl>
   </w:abstractNum>
-  <w:abstractNum w:abstractNumId="16">
+  <w:abstractNum w:abstractNumId="18">
     <w:lvl w:ilvl="0">
       <w:start w:val="1"/>
       <w:numFmt w:val="bullet"/>
@@ -6973,7 +8530,144 @@
       </w:rPr>
     </w:lvl>
   </w:abstractNum>
-  <w:abstractNum w:abstractNumId="17">
+  <w:abstractNum w:abstractNumId="19">
+    <w:lvl w:ilvl="0">
+      <w:start w:val="1"/>
+      <w:numFmt w:val="bullet"/>
+      <w:lvlText w:val=""/>
+      <w:lvlJc w:val="start"/>
+      <w:pPr>
+        <w:tabs>
+          <w:tab w:val="num" w:pos="709"/>
+        </w:tabs>
+        <w:ind w:start="709" w:hanging="283"/>
+      </w:pPr>
+      <w:rPr>
+        <w:rFonts w:ascii="Symbol" w:hAnsi="Symbol" w:cs="Symbol" w:hint="default"/>
+      </w:rPr>
+    </w:lvl>
+    <w:lvl w:ilvl="1">
+      <w:start w:val="1"/>
+      <w:numFmt w:val="bullet"/>
+      <w:lvlText w:val=""/>
+      <w:lvlJc w:val="start"/>
+      <w:pPr>
+        <w:tabs>
+          <w:tab w:val="num" w:pos="1418"/>
+        </w:tabs>
+        <w:ind w:start="1418" w:hanging="283"/>
+      </w:pPr>
+      <w:rPr>
+        <w:rFonts w:ascii="Symbol" w:hAnsi="Symbol" w:cs="Symbol" w:hint="default"/>
+      </w:rPr>
+    </w:lvl>
+    <w:lvl w:ilvl="2">
+      <w:start w:val="1"/>
+      <w:numFmt w:val="bullet"/>
+      <w:lvlText w:val=""/>
+      <w:lvlJc w:val="start"/>
+      <w:pPr>
+        <w:tabs>
+          <w:tab w:val="num" w:pos="2127"/>
+        </w:tabs>
+        <w:ind w:start="2127" w:hanging="283"/>
+      </w:pPr>
+      <w:rPr>
+        <w:rFonts w:ascii="Symbol" w:hAnsi="Symbol" w:cs="Symbol" w:hint="default"/>
+      </w:rPr>
+    </w:lvl>
+    <w:lvl w:ilvl="3">
+      <w:start w:val="1"/>
+      <w:numFmt w:val="bullet"/>
+      <w:lvlText w:val=""/>
+      <w:lvlJc w:val="start"/>
+      <w:pPr>
+        <w:tabs>
+          <w:tab w:val="num" w:pos="2836"/>
+        </w:tabs>
+        <w:ind w:start="2836" w:hanging="283"/>
+      </w:pPr>
+      <w:rPr>
+        <w:rFonts w:ascii="Symbol" w:hAnsi="Symbol" w:cs="Symbol" w:hint="default"/>
+      </w:rPr>
+    </w:lvl>
+    <w:lvl w:ilvl="4">
+      <w:start w:val="1"/>
+      <w:numFmt w:val="bullet"/>
+      <w:lvlText w:val=""/>
+      <w:lvlJc w:val="start"/>
+      <w:pPr>
+        <w:tabs>
+          <w:tab w:val="num" w:pos="3545"/>
+        </w:tabs>
+        <w:ind w:start="3545" w:hanging="283"/>
+      </w:pPr>
+      <w:rPr>
+        <w:rFonts w:ascii="Symbol" w:hAnsi="Symbol" w:cs="Symbol" w:hint="default"/>
+      </w:rPr>
+    </w:lvl>
+    <w:lvl w:ilvl="5">
+      <w:start w:val="1"/>
+      <w:numFmt w:val="bullet"/>
+      <w:lvlText w:val=""/>
+      <w:lvlJc w:val="start"/>
+      <w:pPr>
+        <w:tabs>
+          <w:tab w:val="num" w:pos="4254"/>
+        </w:tabs>
+        <w:ind w:start="4254" w:hanging="283"/>
+      </w:pPr>
+      <w:rPr>
+        <w:rFonts w:ascii="Symbol" w:hAnsi="Symbol" w:cs="Symbol" w:hint="default"/>
+      </w:rPr>
+    </w:lvl>
+    <w:lvl w:ilvl="6">
+      <w:start w:val="1"/>
+      <w:numFmt w:val="bullet"/>
+      <w:lvlText w:val=""/>
+      <w:lvlJc w:val="start"/>
+      <w:pPr>
+        <w:tabs>
+          <w:tab w:val="num" w:pos="4963"/>
+        </w:tabs>
+        <w:ind w:start="4963" w:hanging="283"/>
+      </w:pPr>
+      <w:rPr>
+        <w:rFonts w:ascii="Symbol" w:hAnsi="Symbol" w:cs="Symbol" w:hint="default"/>
+      </w:rPr>
+    </w:lvl>
+    <w:lvl w:ilvl="7">
+      <w:start w:val="1"/>
+      <w:numFmt w:val="bullet"/>
+      <w:lvlText w:val=""/>
+      <w:lvlJc w:val="start"/>
+      <w:pPr>
+        <w:tabs>
+          <w:tab w:val="num" w:pos="5672"/>
+        </w:tabs>
+        <w:ind w:start="5672" w:hanging="283"/>
+      </w:pPr>
+      <w:rPr>
+        <w:rFonts w:ascii="Symbol" w:hAnsi="Symbol" w:cs="Symbol" w:hint="default"/>
+      </w:rPr>
+    </w:lvl>
+    <w:lvl w:ilvl="8">
+      <w:start w:val="1"/>
+      <w:numFmt w:val="bullet"/>
+      <w:lvlText w:val=""/>
+      <w:lvlJc w:val="start"/>
+      <w:pPr>
+        <w:tabs>
+          <w:tab w:val="num" w:pos="6381"/>
+        </w:tabs>
+        <w:ind w:start="6381" w:hanging="283"/>
+      </w:pPr>
+      <w:rPr>
+        <w:rFonts w:ascii="Symbol" w:hAnsi="Symbol" w:cs="Symbol" w:hint="default"/>
+      </w:rPr>
+    </w:lvl>
+  </w:abstractNum>
+  <w:abstractNum w:abstractNumId="20">
     <w:lvl w:ilvl="0">
       <w:start w:val="1"/>
       <w:numFmt w:val="none"/>
@@ -7144,6 +8838,15 @@
   </w:num>
   <w:num w:numId="17">
     <w:abstractNumId w:val="17"/>
+  </w:num>
+  <w:num w:numId="18">
+    <w:abstractNumId w:val="18"/>
+  </w:num>
+  <w:num w:numId="19">
+    <w:abstractNumId w:val="19"/>
+  </w:num>
+  <w:num w:numId="20">
+    <w:abstractNumId w:val="20"/>
   </w:num>
 </w:numbering>
 </file>

--- a/docs/manuals/金桥融通WMS仓库老板经营看板手册.docx
+++ b/docs/manuals/金桥融通WMS仓库老板经营看板手册.docx
@@ -117,7 +117,7 @@
       </w:r>
       <w:r>
         <w:rPr/>
-        <w:t>V2.1</w:t>
+        <w:t>V2.2</w:t>
       </w:r>
     </w:p>
     <w:p>
@@ -134,7 +134,7 @@
       </w:r>
       <w:r>
         <w:rPr/>
-        <w:t xml:space="preserve">2026-09-07 </w:t>
+        <w:t xml:space="preserve">2026-10-17 </w:t>
       </w:r>
       <w:r>
         <w:rPr/>
@@ -451,7 +451,33 @@
         <w:jc w:val="start"/>
         <w:rPr/>
       </w:pPr>
-      <w:hyperlink w:anchor="section-10-首页总览">
+      <w:hyperlink w:anchor="section-10-筛选-刷新与失败恢复">
+        <w:r>
+          <w:rPr>
+            <w:rStyle w:val="Hyperlink"/>
+          </w:rPr>
+          <w:t>筛选、刷新与失败恢复</w:t>
+        </w:r>
+      </w:hyperlink>
+    </w:p>
+    <w:p>
+      <w:pPr>
+        <w:pStyle w:val="BodyText"/>
+        <w:numPr>
+          <w:ilvl w:val="0"/>
+          <w:numId w:val="1"/>
+        </w:numPr>
+        <w:tabs>
+          <w:tab w:val="clear" w:pos="1134"/>
+          <w:tab w:val="left" w:pos="709" w:leader="none"/>
+        </w:tabs>
+        <w:bidi w:val="0"/>
+        <w:spacing w:before="0" w:after="0"/>
+        <w:ind w:hanging="283" w:start="709"/>
+        <w:jc w:val="start"/>
+        <w:rPr/>
+      </w:pPr>
+      <w:hyperlink w:anchor="section-11-首页总览">
         <w:r>
           <w:rPr>
             <w:rStyle w:val="Hyperlink"/>
@@ -477,7 +503,7 @@
         <w:jc w:val="start"/>
         <w:rPr/>
       </w:pPr>
-      <w:hyperlink w:anchor="section-11-库存与库容">
+      <w:hyperlink w:anchor="section-12-库存与库容">
         <w:r>
           <w:rPr>
             <w:rStyle w:val="Hyperlink"/>
@@ -503,7 +529,7 @@
         <w:jc w:val="start"/>
         <w:rPr/>
       </w:pPr>
-      <w:hyperlink w:anchor="section-12-收入与计费">
+      <w:hyperlink w:anchor="section-13-收入与计费">
         <w:r>
           <w:rPr>
             <w:rStyle w:val="Hyperlink"/>
@@ -529,7 +555,7 @@
         <w:jc w:val="start"/>
         <w:rPr/>
       </w:pPr>
-      <w:hyperlink w:anchor="section-13-预警中心">
+      <w:hyperlink w:anchor="section-14-预警中心">
         <w:r>
           <w:rPr>
             <w:rStyle w:val="Hyperlink"/>
@@ -555,7 +581,33 @@
         <w:jc w:val="start"/>
         <w:rPr/>
       </w:pPr>
-      <w:hyperlink w:anchor="section-14-经营例会建议">
+      <w:hyperlink w:anchor="section-15-经营驾驶舱">
+        <w:r>
+          <w:rPr>
+            <w:rStyle w:val="Hyperlink"/>
+          </w:rPr>
+          <w:t>经营驾驶舱</w:t>
+        </w:r>
+      </w:hyperlink>
+    </w:p>
+    <w:p>
+      <w:pPr>
+        <w:pStyle w:val="BodyText"/>
+        <w:numPr>
+          <w:ilvl w:val="0"/>
+          <w:numId w:val="1"/>
+        </w:numPr>
+        <w:tabs>
+          <w:tab w:val="clear" w:pos="1134"/>
+          <w:tab w:val="left" w:pos="709" w:leader="none"/>
+        </w:tabs>
+        <w:bidi w:val="0"/>
+        <w:spacing w:before="0" w:after="0"/>
+        <w:ind w:hanging="283" w:start="709"/>
+        <w:jc w:val="start"/>
+        <w:rPr/>
+      </w:pPr>
+      <w:hyperlink w:anchor="section-16-经营例会建议">
         <w:r>
           <w:rPr>
             <w:rStyle w:val="Hyperlink"/>
@@ -581,7 +633,7 @@
         <w:jc w:val="start"/>
         <w:rPr/>
       </w:pPr>
-      <w:hyperlink w:anchor="section-15-老板日常检查表">
+      <w:hyperlink w:anchor="section-17-老板日常检查表">
         <w:r>
           <w:rPr>
             <w:rStyle w:val="Hyperlink"/>
@@ -607,7 +659,7 @@
         <w:jc w:val="start"/>
         <w:rPr/>
       </w:pPr>
-      <w:hyperlink w:anchor="section-16-常见状态与控制点">
+      <w:hyperlink w:anchor="section-18-常见状态与控制点">
         <w:r>
           <w:rPr>
             <w:rStyle w:val="Hyperlink"/>
@@ -633,7 +685,7 @@
         <w:jc w:val="start"/>
         <w:rPr/>
       </w:pPr>
-      <w:hyperlink w:anchor="section-17-异常处理与问题上报">
+      <w:hyperlink w:anchor="section-19-异常处理与问题上报">
         <w:r>
           <w:rPr>
             <w:rStyle w:val="Hyperlink"/>
@@ -659,7 +711,7 @@
         <w:jc w:val="start"/>
         <w:rPr/>
       </w:pPr>
-      <w:hyperlink w:anchor="section-18-无法登录或菜单缺失">
+      <w:hyperlink w:anchor="section-20-无法登录或菜单缺失">
         <w:r>
           <w:rPr>
             <w:rStyle w:val="Hyperlink"/>
@@ -685,7 +737,7 @@
         <w:jc w:val="start"/>
         <w:rPr/>
       </w:pPr>
-      <w:hyperlink w:anchor="section-19-数据为空或范围不正确">
+      <w:hyperlink w:anchor="section-21-数据为空或范围不正确">
         <w:r>
           <w:rPr>
             <w:rStyle w:val="Hyperlink"/>
@@ -711,7 +763,7 @@
         <w:jc w:val="start"/>
         <w:rPr/>
       </w:pPr>
-      <w:hyperlink w:anchor="section-20-网络超时或重复提交提示">
+      <w:hyperlink w:anchor="section-22-网络超时或重复提交提示">
         <w:r>
           <w:rPr>
             <w:rStyle w:val="Hyperlink"/>
@@ -737,7 +789,7 @@
         <w:jc w:val="start"/>
         <w:rPr/>
       </w:pPr>
-      <w:hyperlink w:anchor="section-21-打印失败或打印页过期">
+      <w:hyperlink w:anchor="section-23-打印失败或打印页过期">
         <w:r>
           <w:rPr>
             <w:rStyle w:val="Hyperlink"/>
@@ -763,7 +815,7 @@
         <w:jc w:val="start"/>
         <w:rPr/>
       </w:pPr>
-      <w:hyperlink w:anchor="section-22-移库-补货过账失败">
+      <w:hyperlink w:anchor="section-24-移库-补货过账失败">
         <w:r>
           <w:rPr>
             <w:rStyle w:val="Hyperlink"/>
@@ -789,7 +841,7 @@
         <w:jc w:val="start"/>
         <w:rPr/>
       </w:pPr>
-      <w:hyperlink w:anchor="section-23-库存-任务或账单不一致">
+      <w:hyperlink w:anchor="section-25-库存-任务或账单不一致">
         <w:r>
           <w:rPr>
             <w:rStyle w:val="Hyperlink"/>
@@ -815,7 +867,7 @@
         <w:jc w:val="start"/>
         <w:rPr/>
       </w:pPr>
-      <w:hyperlink w:anchor="section-24-问题上报模板">
+      <w:hyperlink w:anchor="section-26-问题上报模板">
         <w:r>
           <w:rPr>
             <w:rStyle w:val="Hyperlink"/>
@@ -841,7 +893,7 @@
         <w:jc w:val="start"/>
         <w:rPr/>
       </w:pPr>
-      <w:hyperlink w:anchor="section-25-日常自检与培训验收">
+      <w:hyperlink w:anchor="section-27-日常自检与培训验收">
         <w:r>
           <w:rPr>
             <w:rStyle w:val="Hyperlink"/>
@@ -867,7 +919,7 @@
         <w:jc w:val="start"/>
         <w:rPr/>
       </w:pPr>
-      <w:hyperlink w:anchor="section-26-专项手册与边界">
+      <w:hyperlink w:anchor="section-28-专项手册与边界">
         <w:r>
           <w:rPr>
             <w:rStyle w:val="Hyperlink"/>
@@ -892,7 +944,7 @@
         <w:jc w:val="start"/>
         <w:rPr/>
       </w:pPr>
-      <w:hyperlink w:anchor="section-27-文档修订记录">
+      <w:hyperlink w:anchor="section-29-文档修订记录">
         <w:r>
           <w:rPr>
             <w:rStyle w:val="Hyperlink"/>
@@ -933,7 +985,7 @@
       </w:r>
       <w:r>
         <w:rPr/>
-        <w:t>V2.1</w:t>
+        <w:t>V2.2</w:t>
       </w:r>
     </w:p>
     <w:p>
@@ -955,7 +1007,7 @@
       </w:r>
       <w:r>
         <w:rPr/>
-        <w:t xml:space="preserve">2026-09-07 </w:t>
+        <w:t xml:space="preserve">2026-10-17 </w:t>
       </w:r>
       <w:r>
         <w:rPr/>
@@ -2163,7 +2215,7 @@
       </w:pPr>
       <w:r>
         <w:rPr/>
-        <w:t>仓库老板默认拥有老板看板、仓库运营、仓库财务和报表导出权限。经营分析中心为只读入口，不用于开单、审批、库存调整、任务发布或过账。</w:t>
+        <w:t>仓库老板默认角色模板拥有老板看板、仓库运营、仓库财务、报表导出和例会快照创建权限。经营分析中心用于查看经营数据及按权限保存分析快照，不用于开单、审批、库存调整、任务发布或过账。</w:t>
       </w:r>
     </w:p>
     <w:p>
@@ -2298,14 +2350,77 @@
     </w:p>
     <w:p>
       <w:pPr>
+        <w:pStyle w:val="Heading3"/>
+        <w:bidi w:val="0"/>
+        <w:ind w:hanging="0" w:start="0" w:end="0"/>
+        <w:jc w:val="start"/>
+        <w:rPr/>
+      </w:pPr>
+      <w:bookmarkStart w:id="9" w:name="section-10-筛选-刷新与失败恢复"/>
+      <w:bookmarkEnd w:id="9"/>
+      <w:r>
+        <w:rPr/>
+        <w:t>筛选、刷新与失败恢复</w:t>
+      </w:r>
+    </w:p>
+    <w:p>
+      <w:pPr>
+        <w:pStyle w:val="BodyText"/>
+        <w:bidi w:val="0"/>
+        <w:jc w:val="start"/>
+        <w:rPr/>
+      </w:pPr>
+      <w:r>
+        <w:rPr/>
+        <w:t>“</w:t>
+      </w:r>
+      <w:r>
+        <w:rPr/>
+        <w:t>全部仓库”仅包含当前账号已授权仓库。仓库、货主和日期选择会在经营页面间沿用，打开下钻页或返回总览后先看筛选栏，不能把上一次单仓结果当作全部仓库结果。</w:t>
+      </w:r>
+    </w:p>
+    <w:p>
+      <w:pPr>
+        <w:pStyle w:val="BodyText"/>
+        <w:bidi w:val="0"/>
+        <w:jc w:val="start"/>
+        <w:rPr/>
+      </w:pPr>
+      <w:r>
+        <w:rPr/>
+        <w:t xml:space="preserve">日期使用有效的起止日，开始日不能晚于结束日，结束日不能晚于系统当天；最大范围为含首尾的 </w:t>
+      </w:r>
+      <w:r>
+        <w:rPr/>
+        <w:t xml:space="preserve">367 </w:t>
+      </w:r>
+      <w:r>
+        <w:rPr/>
+        <w:t>天。默认通常为当月开始至当天，以页面实际筛选栏为准。改范围后等待新结果；加载或查询失败时按提示重试，旧结果不作为当前范围的最新数据。</w:t>
+      </w:r>
+    </w:p>
+    <w:p>
+      <w:pPr>
+        <w:pStyle w:val="BodyText"/>
+        <w:bidi w:val="0"/>
+        <w:jc w:val="start"/>
+        <w:rPr/>
+      </w:pPr>
+      <w:r>
+        <w:rPr/>
+        <w:t>库位、预警或收费记录翻页失败时重试原页，不跳过失败页。导出被拒绝时记录服务器原因并检查范围、权限和日期，不把下载失败当成空报表。</w:t>
+      </w:r>
+    </w:p>
+    <w:p>
+      <w:pPr>
         <w:pStyle w:val="Heading2"/>
         <w:bidi w:val="0"/>
         <w:ind w:hanging="0" w:start="0" w:end="0"/>
         <w:jc w:val="start"/>
         <w:rPr/>
       </w:pPr>
-      <w:bookmarkStart w:id="9" w:name="section-10-首页总览"/>
-      <w:bookmarkEnd w:id="9"/>
+      <w:bookmarkStart w:id="10" w:name="section-11-首页总览"/>
+      <w:bookmarkEnd w:id="10"/>
       <w:r>
         <w:rPr/>
         <w:t>首页总览</w:t>
@@ -2474,8 +2589,8 @@
         <w:jc w:val="start"/>
         <w:rPr/>
       </w:pPr>
-      <w:bookmarkStart w:id="10" w:name="section-11-库存与库容"/>
-      <w:bookmarkEnd w:id="10"/>
+      <w:bookmarkStart w:id="11" w:name="section-12-库存与库容"/>
+      <w:bookmarkEnd w:id="11"/>
       <w:r>
         <w:rPr/>
         <w:t>库存与库容</w:t>
@@ -2614,8 +2729,8 @@
         <w:jc w:val="start"/>
         <w:rPr/>
       </w:pPr>
-      <w:bookmarkStart w:id="11" w:name="section-12-收入与计费"/>
-      <w:bookmarkEnd w:id="11"/>
+      <w:bookmarkStart w:id="12" w:name="section-13-收入与计费"/>
+      <w:bookmarkEnd w:id="12"/>
       <w:r>
         <w:rPr/>
         <w:t>收入与计费</w:t>
@@ -2762,14 +2877,34 @@
     </w:p>
     <w:p>
       <w:pPr>
+        <w:pStyle w:val="BodyText"/>
+        <w:bidi w:val="0"/>
+        <w:jc w:val="start"/>
+        <w:rPr/>
+      </w:pPr>
+      <w:r>
+        <w:rPr/>
+        <w:t xml:space="preserve">从货主明细进入账单，再进入收费记录时，保留仓库、货主和日期上下文；返回后核对筛选与分页。费用更新后重新查询整条下钻链路，不能混用刷新前后的总额与明细。按面积月费分摊的日应计，以服务日期所在月份天数计算，不用统一 </w:t>
+      </w:r>
+      <w:r>
+        <w:rPr/>
+        <w:t xml:space="preserve">30 </w:t>
+      </w:r>
+      <w:r>
+        <w:rPr/>
+        <w:t>天手工估算。</w:t>
+      </w:r>
+    </w:p>
+    <w:p>
+      <w:pPr>
         <w:pStyle w:val="Heading2"/>
         <w:bidi w:val="0"/>
         <w:ind w:hanging="0" w:start="0" w:end="0"/>
         <w:jc w:val="start"/>
         <w:rPr/>
       </w:pPr>
-      <w:bookmarkStart w:id="12" w:name="section-13-预警中心"/>
-      <w:bookmarkEnd w:id="12"/>
+      <w:bookmarkStart w:id="13" w:name="section-14-预警中心"/>
+      <w:bookmarkEnd w:id="13"/>
       <w:r>
         <w:rPr/>
         <w:t>预警中心</w:t>
@@ -2890,313 +3025,23 @@
         <w:jc w:val="start"/>
         <w:rPr/>
       </w:pPr>
-      <w:bookmarkStart w:id="13" w:name="section-14-经营例会建议"/>
-      <w:bookmarkEnd w:id="13"/>
-      <w:r>
-        <w:rPr/>
-        <w:t>经营例会建议</w:t>
-      </w:r>
-    </w:p>
-    <w:p>
-      <w:pPr>
-        <w:pStyle w:val="BodyText"/>
-        <w:numPr>
-          <w:ilvl w:val="0"/>
-          <w:numId w:val="12"/>
-        </w:numPr>
-        <w:tabs>
-          <w:tab w:val="clear" w:pos="1134"/>
-          <w:tab w:val="left" w:pos="709" w:leader="none"/>
-        </w:tabs>
-        <w:bidi w:val="0"/>
-        <w:spacing w:before="0" w:after="0"/>
-        <w:ind w:hanging="283" w:start="709"/>
-        <w:jc w:val="start"/>
-        <w:rPr/>
-      </w:pPr>
-      <w:r>
-        <w:rPr/>
-        <w:t xml:space="preserve">每日：作业完成率、积压、超期任务、待复核、临期库存和计费失败。 </w:t>
-      </w:r>
-    </w:p>
-    <w:p>
-      <w:pPr>
-        <w:pStyle w:val="BodyText"/>
-        <w:numPr>
-          <w:ilvl w:val="0"/>
-          <w:numId w:val="12"/>
-        </w:numPr>
-        <w:tabs>
-          <w:tab w:val="clear" w:pos="1134"/>
-          <w:tab w:val="left" w:pos="709" w:leader="none"/>
-        </w:tabs>
-        <w:bidi w:val="0"/>
-        <w:spacing w:before="0" w:after="0"/>
-        <w:ind w:hanging="283" w:start="709"/>
-        <w:jc w:val="start"/>
-        <w:rPr/>
-      </w:pPr>
-      <w:r>
-        <w:rPr/>
-        <w:t xml:space="preserve">每周：近 </w:t>
-      </w:r>
-      <w:r>
-        <w:rPr/>
-        <w:t xml:space="preserve">7 </w:t>
-      </w:r>
-      <w:r>
-        <w:rPr/>
-        <w:t xml:space="preserve">天入出库趋势、仓容、高低效区域、货主占仓排行和收入排行。 </w:t>
-      </w:r>
-    </w:p>
-    <w:p>
-      <w:pPr>
-        <w:pStyle w:val="BodyText"/>
-        <w:numPr>
-          <w:ilvl w:val="0"/>
-          <w:numId w:val="12"/>
-        </w:numPr>
-        <w:tabs>
-          <w:tab w:val="clear" w:pos="1134"/>
-          <w:tab w:val="left" w:pos="709" w:leader="none"/>
-        </w:tabs>
-        <w:bidi w:val="0"/>
-        <w:spacing w:before="0" w:after="0"/>
-        <w:ind w:hanging="283" w:start="709"/>
-        <w:jc w:val="start"/>
-        <w:rPr/>
-      </w:pPr>
-      <w:r>
-        <w:rPr/>
-        <w:t xml:space="preserve">每月：收费结构、账单状态、逾期应收、资源占用与收入匹配度。 </w:t>
-      </w:r>
-    </w:p>
-    <w:p>
-      <w:pPr>
-        <w:pStyle w:val="BodyText"/>
-        <w:numPr>
-          <w:ilvl w:val="0"/>
-          <w:numId w:val="12"/>
-        </w:numPr>
-        <w:tabs>
-          <w:tab w:val="clear" w:pos="1134"/>
-          <w:tab w:val="left" w:pos="709" w:leader="none"/>
-        </w:tabs>
-        <w:bidi w:val="0"/>
-        <w:ind w:hanging="283" w:start="709"/>
-        <w:jc w:val="start"/>
-        <w:rPr/>
-      </w:pPr>
-      <w:r>
-        <w:rPr/>
-        <w:t xml:space="preserve">导出报表用于正式会议时记录导出范围、时间和数据截至点，防止不同口径混用。 </w:t>
-      </w:r>
-    </w:p>
-    <w:p>
-      <w:pPr>
-        <w:pStyle w:val="Heading2"/>
-        <w:bidi w:val="0"/>
-        <w:ind w:hanging="0" w:start="0" w:end="0"/>
-        <w:jc w:val="start"/>
-        <w:rPr/>
-      </w:pPr>
-      <w:bookmarkStart w:id="14" w:name="section-15-老板日常检查表"/>
+      <w:bookmarkStart w:id="14" w:name="section-15-经营驾驶舱"/>
       <w:bookmarkEnd w:id="14"/>
       <w:r>
         <w:rPr/>
-        <w:t>老板日常检查表</w:t>
-      </w:r>
-    </w:p>
-    <w:p>
-      <w:pPr>
-        <w:pStyle w:val="BodyText"/>
-        <w:numPr>
-          <w:ilvl w:val="0"/>
-          <w:numId w:val="13"/>
-        </w:numPr>
-        <w:tabs>
-          <w:tab w:val="clear" w:pos="1134"/>
-          <w:tab w:val="left" w:pos="709" w:leader="none"/>
-        </w:tabs>
-        <w:bidi w:val="0"/>
-        <w:spacing w:before="0" w:after="0"/>
-        <w:ind w:hanging="283" w:start="709"/>
-        <w:jc w:val="start"/>
-        <w:rPr/>
-      </w:pPr>
-      <w:r>
-        <w:rPr/>
-        <w:t xml:space="preserve">当前查看的是正确仓库、货主和日期范围。 </w:t>
-      </w:r>
-    </w:p>
-    <w:p>
-      <w:pPr>
-        <w:pStyle w:val="BodyText"/>
-        <w:numPr>
-          <w:ilvl w:val="0"/>
-          <w:numId w:val="13"/>
-        </w:numPr>
-        <w:tabs>
-          <w:tab w:val="clear" w:pos="1134"/>
-          <w:tab w:val="left" w:pos="709" w:leader="none"/>
-        </w:tabs>
-        <w:bidi w:val="0"/>
-        <w:spacing w:before="0" w:after="0"/>
-        <w:ind w:hanging="283" w:start="709"/>
-        <w:jc w:val="start"/>
-        <w:rPr/>
-      </w:pPr>
-      <w:r>
-        <w:rPr/>
-        <w:t xml:space="preserve">已关注作业积压、待复核和超期任务。 </w:t>
-      </w:r>
-    </w:p>
-    <w:p>
-      <w:pPr>
-        <w:pStyle w:val="BodyText"/>
-        <w:numPr>
-          <w:ilvl w:val="0"/>
-          <w:numId w:val="13"/>
-        </w:numPr>
-        <w:tabs>
-          <w:tab w:val="clear" w:pos="1134"/>
-          <w:tab w:val="left" w:pos="709" w:leader="none"/>
-        </w:tabs>
-        <w:bidi w:val="0"/>
-        <w:spacing w:before="0" w:after="0"/>
-        <w:ind w:hanging="283" w:start="709"/>
-        <w:jc w:val="start"/>
-        <w:rPr/>
-      </w:pPr>
-      <w:r>
-        <w:rPr/>
-        <w:t xml:space="preserve">已关注临期、呆滞库存和仓容热点。 </w:t>
-      </w:r>
-    </w:p>
-    <w:p>
-      <w:pPr>
-        <w:pStyle w:val="BodyText"/>
-        <w:numPr>
-          <w:ilvl w:val="0"/>
-          <w:numId w:val="13"/>
-        </w:numPr>
-        <w:tabs>
-          <w:tab w:val="clear" w:pos="1134"/>
-          <w:tab w:val="left" w:pos="709" w:leader="none"/>
-        </w:tabs>
-        <w:bidi w:val="0"/>
-        <w:spacing w:before="0" w:after="0"/>
-        <w:ind w:hanging="283" w:start="709"/>
-        <w:jc w:val="start"/>
-        <w:rPr/>
-      </w:pPr>
-      <w:r>
-        <w:rPr/>
-        <w:t xml:space="preserve">收入、计费、账单和逾期应收趋势可解释。 </w:t>
-      </w:r>
-    </w:p>
-    <w:p>
-      <w:pPr>
-        <w:pStyle w:val="BodyText"/>
-        <w:numPr>
-          <w:ilvl w:val="0"/>
-          <w:numId w:val="13"/>
-        </w:numPr>
-        <w:tabs>
-          <w:tab w:val="clear" w:pos="1134"/>
-          <w:tab w:val="left" w:pos="709" w:leader="none"/>
-        </w:tabs>
-        <w:bidi w:val="0"/>
-        <w:spacing w:before="0" w:after="0"/>
-        <w:ind w:hanging="283" w:start="709"/>
-        <w:jc w:val="start"/>
-        <w:rPr/>
-      </w:pPr>
-      <w:r>
-        <w:rPr/>
-        <w:t>已区分原币金额、计量单位、整单</w:t>
-      </w:r>
-      <w:r>
-        <w:rPr/>
-        <w:t>/</w:t>
-      </w:r>
-      <w:r>
-        <w:rPr/>
-        <w:t>筛选小计、草稿</w:t>
-      </w:r>
-      <w:r>
-        <w:rPr/>
-        <w:t>/</w:t>
-      </w:r>
-      <w:r>
-        <w:rPr/>
-        <w:t>已出账及应计</w:t>
-      </w:r>
-      <w:r>
-        <w:rPr/>
-        <w:t>/</w:t>
-      </w:r>
-      <w:r>
-        <w:rPr/>
-        <w:t xml:space="preserve">实收口径。 </w:t>
-      </w:r>
-    </w:p>
-    <w:p>
-      <w:pPr>
-        <w:pStyle w:val="BodyText"/>
-        <w:numPr>
-          <w:ilvl w:val="0"/>
-          <w:numId w:val="13"/>
-        </w:numPr>
-        <w:tabs>
-          <w:tab w:val="clear" w:pos="1134"/>
-          <w:tab w:val="left" w:pos="709" w:leader="none"/>
-        </w:tabs>
-        <w:bidi w:val="0"/>
-        <w:spacing w:before="0" w:after="0"/>
-        <w:ind w:hanging="283" w:start="709"/>
-        <w:jc w:val="start"/>
-        <w:rPr/>
-      </w:pPr>
-      <w:r>
-        <w:rPr/>
-        <w:t xml:space="preserve">高风险预警已有责任人和处理时限。 </w:t>
-      </w:r>
-    </w:p>
-    <w:p>
-      <w:pPr>
-        <w:pStyle w:val="BodyText"/>
-        <w:numPr>
-          <w:ilvl w:val="0"/>
-          <w:numId w:val="13"/>
-        </w:numPr>
-        <w:tabs>
-          <w:tab w:val="clear" w:pos="1134"/>
-          <w:tab w:val="left" w:pos="709" w:leader="none"/>
-        </w:tabs>
-        <w:bidi w:val="0"/>
-        <w:ind w:hanging="283" w:start="709"/>
-        <w:jc w:val="start"/>
-        <w:rPr/>
-      </w:pPr>
-      <w:r>
-        <w:rPr/>
-        <w:t xml:space="preserve">经营端未执行或要求他人绕过业务流程修改数据。 </w:t>
-      </w:r>
-    </w:p>
-    <w:p>
-      <w:pPr>
-        <w:pStyle w:val="Heading2"/>
-        <w:bidi w:val="0"/>
-        <w:ind w:hanging="0" w:start="0" w:end="0"/>
-        <w:jc w:val="start"/>
-        <w:rPr/>
-      </w:pPr>
-      <w:bookmarkStart w:id="15" w:name="section-16-常见状态与控制点"/>
-      <w:bookmarkEnd w:id="15"/>
-      <w:r>
-        <w:rPr/>
-        <w:t>常见状态与控制点</w:t>
+        <w:t>经营驾驶舱</w:t>
+      </w:r>
+    </w:p>
+    <w:p>
+      <w:pPr>
+        <w:pStyle w:val="BodyText"/>
+        <w:bidi w:val="0"/>
+        <w:jc w:val="start"/>
+        <w:rPr/>
+      </w:pPr>
+      <w:r>
+        <w:rPr/>
+        <w:t>从导航进入“经营驾驶舱”，先核对沿用的仓库、货主和日期，再切换标签。每次切换后等待当前标签加载成功，关注数据截至时间、近似来源或不可用提示。</w:t>
       </w:r>
     </w:p>
     <w:tbl>
@@ -3213,9 +3058,8 @@
         </w:tblCellMar>
       </w:tblPr>
       <w:tblGrid>
-        <w:gridCol w:w="2827"/>
-        <w:gridCol w:w="2749"/>
-        <w:gridCol w:w="4474"/>
+        <w:gridCol w:w="854"/>
+        <w:gridCol w:w="9196"/>
       </w:tblGrid>
       <w:tr>
         <w:trPr>
@@ -3223,7 +3067,7 @@
         </w:trPr>
         <w:tc>
           <w:tcPr>
-            <w:tcW w:w="2827" w:type="dxa"/>
+            <w:tcW w:w="854" w:type="dxa"/>
             <w:tcBorders>
               <w:top w:val="single" w:sz="2" w:space="0" w:color="BDC9DA"/>
               <w:start w:val="single" w:sz="2" w:space="0" w:color="BDC9DA"/>
@@ -3246,13 +3090,13 @@
               <w:rPr>
                 <w:sz w:val="18"/>
               </w:rPr>
-              <w:t>状态</w:t>
+              <w:t>标签</w:t>
             </w:r>
           </w:p>
         </w:tc>
         <w:tc>
           <w:tcPr>
-            <w:tcW w:w="2749" w:type="dxa"/>
+            <w:tcW w:w="9196" w:type="dxa"/>
             <w:tcBorders>
               <w:top w:val="single" w:sz="2" w:space="0" w:color="BDC9DA"/>
               <w:start w:val="single" w:sz="2" w:space="0" w:color="BDC9DA"/>
@@ -3275,36 +3119,7 @@
               <w:rPr>
                 <w:sz w:val="18"/>
               </w:rPr>
-              <w:t>含义</w:t>
-            </w:r>
-          </w:p>
-        </w:tc>
-        <w:tc>
-          <w:tcPr>
-            <w:tcW w:w="4474" w:type="dxa"/>
-            <w:tcBorders>
-              <w:top w:val="single" w:sz="2" w:space="0" w:color="BDC9DA"/>
-              <w:start w:val="single" w:sz="2" w:space="0" w:color="BDC9DA"/>
-              <w:bottom w:val="single" w:sz="2" w:space="0" w:color="BDC9DA"/>
-              <w:end w:val="single" w:sz="2" w:space="0" w:color="BDC9DA"/>
-            </w:tcBorders>
-            <w:shd w:fill="EAF1FD" w:val="clear"/>
-          </w:tcPr>
-          <w:p>
-            <w:pPr>
-              <w:pStyle w:val="TableHeading"/>
-              <w:bidi w:val="0"/>
-              <w:spacing w:before="0" w:after="283"/>
-              <w:ind w:hanging="0" w:start="0" w:end="0"/>
-              <w:rPr>
-                <w:sz w:val="18"/>
-              </w:rPr>
-            </w:pPr>
-            <w:r>
-              <w:rPr>
-                <w:sz w:val="18"/>
-              </w:rPr>
-              <w:t>操作要求</w:t>
+              <w:t>阅读与交接重点</w:t>
             </w:r>
           </w:p>
         </w:tc>
@@ -3313,7 +3128,97 @@
         <w:trPr/>
         <w:tc>
           <w:tcPr>
-            <w:tcW w:w="2827" w:type="dxa"/>
+            <w:tcW w:w="854" w:type="dxa"/>
+            <w:tcBorders>
+              <w:top w:val="single" w:sz="2" w:space="0" w:color="BDC9DA"/>
+              <w:start w:val="single" w:sz="2" w:space="0" w:color="BDC9DA"/>
+              <w:bottom w:val="single" w:sz="2" w:space="0" w:color="BDC9DA"/>
+              <w:end w:val="single" w:sz="2" w:space="0" w:color="BDC9DA"/>
+            </w:tcBorders>
+          </w:tcPr>
+          <w:p>
+            <w:pPr>
+              <w:pStyle w:val="TableContents"/>
+              <w:bidi w:val="0"/>
+              <w:spacing w:before="0" w:after="283"/>
+              <w:ind w:hanging="0" w:start="0" w:end="0"/>
+              <w:jc w:val="start"/>
+              <w:rPr>
+                <w:sz w:val="18"/>
+              </w:rPr>
+            </w:pPr>
+            <w:r>
+              <w:rPr>
+                <w:sz w:val="18"/>
+              </w:rPr>
+              <w:t>收入保障</w:t>
+            </w:r>
+          </w:p>
+        </w:tc>
+        <w:tc>
+          <w:tcPr>
+            <w:tcW w:w="9196" w:type="dxa"/>
+            <w:tcBorders>
+              <w:top w:val="single" w:sz="2" w:space="0" w:color="BDC9DA"/>
+              <w:start w:val="single" w:sz="2" w:space="0" w:color="BDC9DA"/>
+              <w:bottom w:val="single" w:sz="2" w:space="0" w:color="BDC9DA"/>
+              <w:end w:val="single" w:sz="2" w:space="0" w:color="BDC9DA"/>
+            </w:tcBorders>
+          </w:tcPr>
+          <w:p>
+            <w:pPr>
+              <w:pStyle w:val="TableContents"/>
+              <w:bidi w:val="0"/>
+              <w:spacing w:before="0" w:after="283"/>
+              <w:ind w:hanging="0" w:start="0" w:end="0"/>
+              <w:jc w:val="start"/>
+              <w:rPr>
+                <w:sz w:val="18"/>
+              </w:rPr>
+            </w:pPr>
+            <w:r>
+              <w:rPr>
+                <w:sz w:val="18"/>
+              </w:rPr>
+              <w:t>未定价、漏应计、晚到费用、近似来源、计费失败、待关账及关账阻断；交财务或系统管理员追溯</w:t>
+            </w:r>
+          </w:p>
+        </w:tc>
+      </w:tr>
+      <w:tr>
+        <w:trPr/>
+        <w:tc>
+          <w:tcPr>
+            <w:tcW w:w="854" w:type="dxa"/>
+            <w:tcBorders>
+              <w:top w:val="single" w:sz="2" w:space="0" w:color="BDC9DA"/>
+              <w:start w:val="single" w:sz="2" w:space="0" w:color="BDC9DA"/>
+              <w:bottom w:val="single" w:sz="2" w:space="0" w:color="BDC9DA"/>
+              <w:end w:val="single" w:sz="2" w:space="0" w:color="BDC9DA"/>
+            </w:tcBorders>
+          </w:tcPr>
+          <w:p>
+            <w:pPr>
+              <w:pStyle w:val="TableContents"/>
+              <w:bidi w:val="0"/>
+              <w:spacing w:before="0" w:after="283"/>
+              <w:ind w:hanging="0" w:start="0" w:end="0"/>
+              <w:jc w:val="start"/>
+              <w:rPr>
+                <w:sz w:val="18"/>
+              </w:rPr>
+            </w:pPr>
+            <w:r>
+              <w:rPr>
+                <w:sz w:val="18"/>
+              </w:rPr>
+              <w:t>应收回款</w:t>
+            </w:r>
+          </w:p>
+        </w:tc>
+        <w:tc>
+          <w:tcPr>
+            <w:tcW w:w="9196" w:type="dxa"/>
             <w:tcBorders>
               <w:top w:val="single" w:sz="2" w:space="0" w:color="BDC9DA"/>
               <w:start w:val="single" w:sz="2" w:space="0" w:color="BDC9DA"/>
@@ -3334,19 +3239,40 @@
               <w:rPr>
                 <w:sz w:val="18"/>
               </w:rPr>
-              <w:t xml:space="preserve">草稿 </w:t>
-            </w:r>
-            <w:r>
-              <w:rPr>
-                <w:sz w:val="18"/>
-              </w:rPr>
-              <w:t>/ DRAFT</w:t>
+              <w:t xml:space="preserve">按原币看未收余额及滚动 </w:t>
+            </w:r>
+            <w:r>
+              <w:rPr>
+                <w:sz w:val="18"/>
+              </w:rPr>
+              <w:t xml:space="preserve">90 </w:t>
+            </w:r>
+            <w:r>
+              <w:rPr>
+                <w:sz w:val="18"/>
+              </w:rPr>
+              <w:t xml:space="preserve">天 </w:t>
+            </w:r>
+            <w:r>
+              <w:rPr>
+                <w:sz w:val="18"/>
+              </w:rPr>
+              <w:t>DSO</w:t>
+            </w:r>
+            <w:r>
+              <w:rPr>
+                <w:sz w:val="18"/>
+              </w:rPr>
+              <w:t>（回款周期指标）；“不可用”不能当成零天，余额不等于本期收入</w:t>
             </w:r>
           </w:p>
         </w:tc>
+      </w:tr>
+      <w:tr>
+        <w:trPr/>
         <w:tc>
           <w:tcPr>
-            <w:tcW w:w="2749" w:type="dxa"/>
+            <w:tcW w:w="854" w:type="dxa"/>
             <w:tcBorders>
               <w:top w:val="single" w:sz="2" w:space="0" w:color="BDC9DA"/>
               <w:start w:val="single" w:sz="2" w:space="0" w:color="BDC9DA"/>
@@ -3369,45 +3295,13 @@
               <w:rPr>
                 <w:sz w:val="18"/>
               </w:rPr>
-              <w:t>单据尚未正式提交</w:t>
+              <w:t>运营履约</w:t>
             </w:r>
           </w:p>
         </w:tc>
         <w:tc>
           <w:tcPr>
-            <w:tcW w:w="4474" w:type="dxa"/>
-            <w:tcBorders>
-              <w:top w:val="single" w:sz="2" w:space="0" w:color="BDC9DA"/>
-              <w:start w:val="single" w:sz="2" w:space="0" w:color="BDC9DA"/>
-              <w:bottom w:val="single" w:sz="2" w:space="0" w:color="BDC9DA"/>
-              <w:end w:val="single" w:sz="2" w:space="0" w:color="BDC9DA"/>
-            </w:tcBorders>
-          </w:tcPr>
-          <w:p>
-            <w:pPr>
-              <w:pStyle w:val="TableContents"/>
-              <w:bidi w:val="0"/>
-              <w:spacing w:before="0" w:after="283"/>
-              <w:ind w:hanging="0" w:start="0" w:end="0"/>
-              <w:jc w:val="start"/>
-              <w:rPr>
-                <w:sz w:val="18"/>
-              </w:rPr>
-            </w:pPr>
-            <w:r>
-              <w:rPr>
-                <w:sz w:val="18"/>
-              </w:rPr>
-              <w:t>原创建人可在权限允许时修改、提交或删除未生效内容</w:t>
-            </w:r>
-          </w:p>
-        </w:tc>
-      </w:tr>
-      <w:tr>
-        <w:trPr/>
-        <w:tc>
-          <w:tcPr>
-            <w:tcW w:w="2827" w:type="dxa"/>
+            <w:tcW w:w="9196" w:type="dxa"/>
             <w:tcBorders>
               <w:top w:val="single" w:sz="2" w:space="0" w:color="BDC9DA"/>
               <w:start w:val="single" w:sz="2" w:space="0" w:color="BDC9DA"/>
@@ -3428,19 +3322,52 @@
               <w:rPr>
                 <w:sz w:val="18"/>
               </w:rPr>
-              <w:t xml:space="preserve">待货主审核 </w:t>
-            </w:r>
-            <w:r>
-              <w:rPr>
-                <w:sz w:val="18"/>
-              </w:rPr>
-              <w:t>/ OWNER_PENDING</w:t>
+              <w:t>实际入出库单</w:t>
+            </w:r>
+            <w:r>
+              <w:rPr>
+                <w:sz w:val="18"/>
+              </w:rPr>
+              <w:t>/</w:t>
+            </w:r>
+            <w:r>
+              <w:rPr>
+                <w:sz w:val="18"/>
+              </w:rPr>
+              <w:t>行、订单级准时率、齐套率、</w:t>
+            </w:r>
+            <w:r>
+              <w:rPr>
+                <w:sz w:val="18"/>
+              </w:rPr>
+              <w:t>OTIF</w:t>
+            </w:r>
+            <w:r>
+              <w:rPr>
+                <w:sz w:val="18"/>
+              </w:rPr>
+              <w:t>（按时足量交付）、</w:t>
+            </w:r>
+            <w:r>
+              <w:rPr>
+                <w:sz w:val="18"/>
+              </w:rPr>
+              <w:t xml:space="preserve">SLA </w:t>
+            </w:r>
+            <w:r>
+              <w:rPr>
+                <w:sz w:val="18"/>
+              </w:rPr>
+              <w:t>覆盖率、履约周期和任务积压；数量按基本单位明细查看</w:t>
             </w:r>
           </w:p>
         </w:tc>
+      </w:tr>
+      <w:tr>
+        <w:trPr/>
         <w:tc>
           <w:tcPr>
-            <w:tcW w:w="2749" w:type="dxa"/>
+            <w:tcW w:w="854" w:type="dxa"/>
             <w:tcBorders>
               <w:top w:val="single" w:sz="2" w:space="0" w:color="BDC9DA"/>
               <w:start w:val="single" w:sz="2" w:space="0" w:color="BDC9DA"/>
@@ -3463,13 +3390,13 @@
               <w:rPr>
                 <w:sz w:val="18"/>
               </w:rPr>
-              <w:t>业务员已经提交</w:t>
+              <w:t>资源收益</w:t>
             </w:r>
           </w:p>
         </w:tc>
         <w:tc>
           <w:tcPr>
-            <w:tcW w:w="4474" w:type="dxa"/>
+            <w:tcW w:w="9196" w:type="dxa"/>
             <w:tcBorders>
               <w:top w:val="single" w:sz="2" w:space="0" w:color="BDC9DA"/>
               <w:start w:val="single" w:sz="2" w:space="0" w:color="BDC9DA"/>
@@ -3492,7 +3419,7 @@
               <w:rPr>
                 <w:sz w:val="18"/>
               </w:rPr>
-              <w:t>等待货主管理员通过、退回或取消</w:t>
+              <w:t>按币种比较货主收入及资源贡献差值，不直接作为利润</w:t>
             </w:r>
           </w:p>
         </w:tc>
@@ -3501,7 +3428,97 @@
         <w:trPr/>
         <w:tc>
           <w:tcPr>
-            <w:tcW w:w="2827" w:type="dxa"/>
+            <w:tcW w:w="854" w:type="dxa"/>
+            <w:tcBorders>
+              <w:top w:val="single" w:sz="2" w:space="0" w:color="BDC9DA"/>
+              <w:start w:val="single" w:sz="2" w:space="0" w:color="BDC9DA"/>
+              <w:bottom w:val="single" w:sz="2" w:space="0" w:color="BDC9DA"/>
+              <w:end w:val="single" w:sz="2" w:space="0" w:color="BDC9DA"/>
+            </w:tcBorders>
+          </w:tcPr>
+          <w:p>
+            <w:pPr>
+              <w:pStyle w:val="TableContents"/>
+              <w:bidi w:val="0"/>
+              <w:spacing w:before="0" w:after="283"/>
+              <w:ind w:hanging="0" w:start="0" w:end="0"/>
+              <w:jc w:val="start"/>
+              <w:rPr>
+                <w:sz w:val="18"/>
+              </w:rPr>
+            </w:pPr>
+            <w:r>
+              <w:rPr>
+                <w:sz w:val="18"/>
+              </w:rPr>
+              <w:t>目标预测</w:t>
+            </w:r>
+          </w:p>
+        </w:tc>
+        <w:tc>
+          <w:tcPr>
+            <w:tcW w:w="9196" w:type="dxa"/>
+            <w:tcBorders>
+              <w:top w:val="single" w:sz="2" w:space="0" w:color="BDC9DA"/>
+              <w:start w:val="single" w:sz="2" w:space="0" w:color="BDC9DA"/>
+              <w:bottom w:val="single" w:sz="2" w:space="0" w:color="BDC9DA"/>
+              <w:end w:val="single" w:sz="2" w:space="0" w:color="BDC9DA"/>
+            </w:tcBorders>
+          </w:tcPr>
+          <w:p>
+            <w:pPr>
+              <w:pStyle w:val="TableContents"/>
+              <w:bidi w:val="0"/>
+              <w:spacing w:before="0" w:after="283"/>
+              <w:ind w:hanging="0" w:start="0" w:end="0"/>
+              <w:jc w:val="start"/>
+              <w:rPr>
+                <w:sz w:val="18"/>
+              </w:rPr>
+            </w:pPr>
+            <w:r>
+              <w:rPr>
+                <w:sz w:val="18"/>
+              </w:rPr>
+              <w:t>所选区间与前一期比较、月底预测算法和样本天数；预测不等于实际或承诺收入</w:t>
+            </w:r>
+          </w:p>
+        </w:tc>
+      </w:tr>
+      <w:tr>
+        <w:trPr/>
+        <w:tc>
+          <w:tcPr>
+            <w:tcW w:w="854" w:type="dxa"/>
+            <w:tcBorders>
+              <w:top w:val="single" w:sz="2" w:space="0" w:color="BDC9DA"/>
+              <w:start w:val="single" w:sz="2" w:space="0" w:color="BDC9DA"/>
+              <w:bottom w:val="single" w:sz="2" w:space="0" w:color="BDC9DA"/>
+              <w:end w:val="single" w:sz="2" w:space="0" w:color="BDC9DA"/>
+            </w:tcBorders>
+          </w:tcPr>
+          <w:p>
+            <w:pPr>
+              <w:pStyle w:val="TableContents"/>
+              <w:bidi w:val="0"/>
+              <w:spacing w:before="0" w:after="283"/>
+              <w:ind w:hanging="0" w:start="0" w:end="0"/>
+              <w:jc w:val="start"/>
+              <w:rPr>
+                <w:sz w:val="18"/>
+              </w:rPr>
+            </w:pPr>
+            <w:r>
+              <w:rPr>
+                <w:sz w:val="18"/>
+              </w:rPr>
+              <w:t>库存风险</w:t>
+            </w:r>
+          </w:p>
+        </w:tc>
+        <w:tc>
+          <w:tcPr>
+            <w:tcW w:w="9196" w:type="dxa"/>
             <w:tcBorders>
               <w:top w:val="single" w:sz="2" w:space="0" w:color="BDC9DA"/>
               <w:start w:val="single" w:sz="2" w:space="0" w:color="BDC9DA"/>
@@ -3522,19 +3539,22 @@
               <w:rPr>
                 <w:sz w:val="18"/>
               </w:rPr>
-              <w:t xml:space="preserve">货主已通过 </w:t>
-            </w:r>
-            <w:r>
-              <w:rPr>
-                <w:sz w:val="18"/>
-              </w:rPr>
-              <w:t>/ OWNER_APPROVED</w:t>
+              <w:t xml:space="preserve">FIFO </w:t>
+            </w:r>
+            <w:r>
+              <w:rPr>
+                <w:sz w:val="18"/>
+              </w:rPr>
+              <w:t>成本层价值与库龄分层；缺少成本层或来源不完整时先确认数据质量，不作正式估值</w:t>
             </w:r>
           </w:p>
         </w:tc>
+      </w:tr>
+      <w:tr>
+        <w:trPr/>
         <w:tc>
           <w:tcPr>
-            <w:tcW w:w="2749" w:type="dxa"/>
+            <w:tcW w:w="854" w:type="dxa"/>
             <w:tcBorders>
               <w:top w:val="single" w:sz="2" w:space="0" w:color="BDC9DA"/>
               <w:start w:val="single" w:sz="2" w:space="0" w:color="BDC9DA"/>
@@ -3557,13 +3577,13 @@
               <w:rPr>
                 <w:sz w:val="18"/>
               </w:rPr>
-              <w:t>商业条件已确认，库存可能已冻结</w:t>
+              <w:t>预警闭环</w:t>
             </w:r>
           </w:p>
         </w:tc>
         <w:tc>
           <w:tcPr>
-            <w:tcW w:w="4474" w:type="dxa"/>
+            <w:tcW w:w="9196" w:type="dxa"/>
             <w:tcBorders>
               <w:top w:val="single" w:sz="2" w:space="0" w:color="BDC9DA"/>
               <w:start w:val="single" w:sz="2" w:space="0" w:color="BDC9DA"/>
@@ -3576,8 +3596,419 @@
               <w:pStyle w:val="TableContents"/>
               <w:bidi w:val="0"/>
               <w:spacing w:before="0" w:after="283"/>
+              <w:jc w:val="start"/>
+              <w:rPr>
+                <w:sz w:val="18"/>
+              </w:rPr>
+            </w:pPr>
+            <w:r>
+              <w:rPr>
+                <w:sz w:val="18"/>
+              </w:rPr>
+              <w:t>查看案件级别、状态、责任人和期限；按页查看，处置由授权管理员或财务完成</w:t>
+            </w:r>
+          </w:p>
+        </w:tc>
+      </w:tr>
+    </w:tbl>
+    <w:p>
+      <w:pPr>
+        <w:pStyle w:val="BodyText"/>
+        <w:bidi w:val="0"/>
+        <w:jc w:val="start"/>
+        <w:rPr/>
+      </w:pPr>
+      <w:r>
+        <w:rPr/>
+        <w:t>有导出权限时，运营履约使用“导出运营明细”，其他支持标签使用“导出当前报表”；预警闭环不提供该报表按钮。页面失败时先重试，不导出或引用旧结果。</w:t>
+      </w:r>
+    </w:p>
+    <w:p>
+      <w:pPr>
+        <w:pStyle w:val="BodyText"/>
+        <w:bidi w:val="0"/>
+        <w:jc w:val="start"/>
+        <w:rPr/>
+      </w:pPr>
+      <w:r>
+        <w:rPr/>
+        <w:t>“</w:t>
+      </w:r>
+      <w:r>
+        <w:rPr/>
+        <w:t xml:space="preserve">创建例会快照”按 </w:t>
+      </w:r>
+      <w:r>
+        <w:rPr>
+          <w:rStyle w:val="SourceText"/>
+        </w:rPr>
+        <w:t>can_create_business_review_snapshot</w:t>
+      </w:r>
+      <w:r>
+        <w:rPr/>
+        <w:t xml:space="preserve"> </w:t>
+      </w:r>
+      <w:r>
+        <w:rPr/>
+        <w:t>能力显示；当前老板默认模板包含创建权限，既有定制组仍需核对实际授权。仅有看板查看权限不等于可以创建快照。核对范围和当前数据后保存快照供会议追溯；它不是业务审批，也不会代办预警处置、收款或库存变更。</w:t>
+      </w:r>
+    </w:p>
+    <w:p>
+      <w:pPr>
+        <w:pStyle w:val="Heading2"/>
+        <w:bidi w:val="0"/>
+        <w:ind w:hanging="0" w:start="0" w:end="0"/>
+        <w:jc w:val="start"/>
+        <w:rPr/>
+      </w:pPr>
+      <w:bookmarkStart w:id="15" w:name="section-16-经营例会建议"/>
+      <w:bookmarkEnd w:id="15"/>
+      <w:r>
+        <w:rPr/>
+        <w:t>经营例会建议</w:t>
+      </w:r>
+    </w:p>
+    <w:p>
+      <w:pPr>
+        <w:pStyle w:val="BodyText"/>
+        <w:numPr>
+          <w:ilvl w:val="0"/>
+          <w:numId w:val="12"/>
+        </w:numPr>
+        <w:tabs>
+          <w:tab w:val="clear" w:pos="1134"/>
+          <w:tab w:val="left" w:pos="709" w:leader="none"/>
+        </w:tabs>
+        <w:bidi w:val="0"/>
+        <w:spacing w:before="0" w:after="0"/>
+        <w:ind w:hanging="283" w:start="709"/>
+        <w:jc w:val="start"/>
+        <w:rPr/>
+      </w:pPr>
+      <w:r>
+        <w:rPr/>
+        <w:t xml:space="preserve">每日：作业完成率、积压、超期任务、待复核、临期库存和计费失败。 </w:t>
+      </w:r>
+    </w:p>
+    <w:p>
+      <w:pPr>
+        <w:pStyle w:val="BodyText"/>
+        <w:numPr>
+          <w:ilvl w:val="0"/>
+          <w:numId w:val="12"/>
+        </w:numPr>
+        <w:tabs>
+          <w:tab w:val="clear" w:pos="1134"/>
+          <w:tab w:val="left" w:pos="709" w:leader="none"/>
+        </w:tabs>
+        <w:bidi w:val="0"/>
+        <w:spacing w:before="0" w:after="0"/>
+        <w:ind w:hanging="283" w:start="709"/>
+        <w:jc w:val="start"/>
+        <w:rPr/>
+      </w:pPr>
+      <w:r>
+        <w:rPr/>
+        <w:t xml:space="preserve">每周：近 </w:t>
+      </w:r>
+      <w:r>
+        <w:rPr/>
+        <w:t xml:space="preserve">7 </w:t>
+      </w:r>
+      <w:r>
+        <w:rPr/>
+        <w:t xml:space="preserve">天入出库趋势、仓容、高低效区域、货主占仓排行和收入排行。 </w:t>
+      </w:r>
+    </w:p>
+    <w:p>
+      <w:pPr>
+        <w:pStyle w:val="BodyText"/>
+        <w:numPr>
+          <w:ilvl w:val="0"/>
+          <w:numId w:val="12"/>
+        </w:numPr>
+        <w:tabs>
+          <w:tab w:val="clear" w:pos="1134"/>
+          <w:tab w:val="left" w:pos="709" w:leader="none"/>
+        </w:tabs>
+        <w:bidi w:val="0"/>
+        <w:spacing w:before="0" w:after="0"/>
+        <w:ind w:hanging="283" w:start="709"/>
+        <w:jc w:val="start"/>
+        <w:rPr/>
+      </w:pPr>
+      <w:r>
+        <w:rPr/>
+        <w:t xml:space="preserve">每月：收费结构、账单状态、逾期应收、资源占用与收入匹配度。 </w:t>
+      </w:r>
+    </w:p>
+    <w:p>
+      <w:pPr>
+        <w:pStyle w:val="BodyText"/>
+        <w:numPr>
+          <w:ilvl w:val="0"/>
+          <w:numId w:val="12"/>
+        </w:numPr>
+        <w:tabs>
+          <w:tab w:val="clear" w:pos="1134"/>
+          <w:tab w:val="left" w:pos="709" w:leader="none"/>
+        </w:tabs>
+        <w:bidi w:val="0"/>
+        <w:ind w:hanging="283" w:start="709"/>
+        <w:jc w:val="start"/>
+        <w:rPr/>
+      </w:pPr>
+      <w:r>
+        <w:rPr/>
+        <w:t xml:space="preserve">导出报表用于正式会议时记录导出范围、时间和数据截至点，防止不同口径混用。 </w:t>
+      </w:r>
+    </w:p>
+    <w:p>
+      <w:pPr>
+        <w:pStyle w:val="Heading2"/>
+        <w:bidi w:val="0"/>
+        <w:ind w:hanging="0" w:start="0" w:end="0"/>
+        <w:jc w:val="start"/>
+        <w:rPr/>
+      </w:pPr>
+      <w:bookmarkStart w:id="16" w:name="section-17-老板日常检查表"/>
+      <w:bookmarkEnd w:id="16"/>
+      <w:r>
+        <w:rPr/>
+        <w:t>老板日常检查表</w:t>
+      </w:r>
+    </w:p>
+    <w:p>
+      <w:pPr>
+        <w:pStyle w:val="BodyText"/>
+        <w:numPr>
+          <w:ilvl w:val="0"/>
+          <w:numId w:val="13"/>
+        </w:numPr>
+        <w:tabs>
+          <w:tab w:val="clear" w:pos="1134"/>
+          <w:tab w:val="left" w:pos="709" w:leader="none"/>
+        </w:tabs>
+        <w:bidi w:val="0"/>
+        <w:spacing w:before="0" w:after="0"/>
+        <w:ind w:hanging="283" w:start="709"/>
+        <w:jc w:val="start"/>
+        <w:rPr/>
+      </w:pPr>
+      <w:r>
+        <w:rPr/>
+        <w:t xml:space="preserve">当前查看的是正确仓库、货主和日期范围。 </w:t>
+      </w:r>
+    </w:p>
+    <w:p>
+      <w:pPr>
+        <w:pStyle w:val="BodyText"/>
+        <w:numPr>
+          <w:ilvl w:val="0"/>
+          <w:numId w:val="13"/>
+        </w:numPr>
+        <w:tabs>
+          <w:tab w:val="clear" w:pos="1134"/>
+          <w:tab w:val="left" w:pos="709" w:leader="none"/>
+        </w:tabs>
+        <w:bidi w:val="0"/>
+        <w:spacing w:before="0" w:after="0"/>
+        <w:ind w:hanging="283" w:start="709"/>
+        <w:jc w:val="start"/>
+        <w:rPr/>
+      </w:pPr>
+      <w:r>
+        <w:rPr/>
+        <w:t xml:space="preserve">已关注作业积压、待复核和超期任务。 </w:t>
+      </w:r>
+    </w:p>
+    <w:p>
+      <w:pPr>
+        <w:pStyle w:val="BodyText"/>
+        <w:numPr>
+          <w:ilvl w:val="0"/>
+          <w:numId w:val="13"/>
+        </w:numPr>
+        <w:tabs>
+          <w:tab w:val="clear" w:pos="1134"/>
+          <w:tab w:val="left" w:pos="709" w:leader="none"/>
+        </w:tabs>
+        <w:bidi w:val="0"/>
+        <w:spacing w:before="0" w:after="0"/>
+        <w:ind w:hanging="283" w:start="709"/>
+        <w:jc w:val="start"/>
+        <w:rPr/>
+      </w:pPr>
+      <w:r>
+        <w:rPr/>
+        <w:t xml:space="preserve">已关注临期、呆滞库存和仓容热点。 </w:t>
+      </w:r>
+    </w:p>
+    <w:p>
+      <w:pPr>
+        <w:pStyle w:val="BodyText"/>
+        <w:numPr>
+          <w:ilvl w:val="0"/>
+          <w:numId w:val="13"/>
+        </w:numPr>
+        <w:tabs>
+          <w:tab w:val="clear" w:pos="1134"/>
+          <w:tab w:val="left" w:pos="709" w:leader="none"/>
+        </w:tabs>
+        <w:bidi w:val="0"/>
+        <w:spacing w:before="0" w:after="0"/>
+        <w:ind w:hanging="283" w:start="709"/>
+        <w:jc w:val="start"/>
+        <w:rPr/>
+      </w:pPr>
+      <w:r>
+        <w:rPr/>
+        <w:t xml:space="preserve">收入、计费、账单和逾期应收趋势可解释。 </w:t>
+      </w:r>
+    </w:p>
+    <w:p>
+      <w:pPr>
+        <w:pStyle w:val="BodyText"/>
+        <w:numPr>
+          <w:ilvl w:val="0"/>
+          <w:numId w:val="13"/>
+        </w:numPr>
+        <w:tabs>
+          <w:tab w:val="clear" w:pos="1134"/>
+          <w:tab w:val="left" w:pos="709" w:leader="none"/>
+        </w:tabs>
+        <w:bidi w:val="0"/>
+        <w:spacing w:before="0" w:after="0"/>
+        <w:ind w:hanging="283" w:start="709"/>
+        <w:jc w:val="start"/>
+        <w:rPr/>
+      </w:pPr>
+      <w:r>
+        <w:rPr/>
+        <w:t>已区分原币金额、计量单位、整单</w:t>
+      </w:r>
+      <w:r>
+        <w:rPr/>
+        <w:t>/</w:t>
+      </w:r>
+      <w:r>
+        <w:rPr/>
+        <w:t>筛选小计、草稿</w:t>
+      </w:r>
+      <w:r>
+        <w:rPr/>
+        <w:t>/</w:t>
+      </w:r>
+      <w:r>
+        <w:rPr/>
+        <w:t>已出账及应计</w:t>
+      </w:r>
+      <w:r>
+        <w:rPr/>
+        <w:t>/</w:t>
+      </w:r>
+      <w:r>
+        <w:rPr/>
+        <w:t xml:space="preserve">实收口径。 </w:t>
+      </w:r>
+    </w:p>
+    <w:p>
+      <w:pPr>
+        <w:pStyle w:val="BodyText"/>
+        <w:numPr>
+          <w:ilvl w:val="0"/>
+          <w:numId w:val="13"/>
+        </w:numPr>
+        <w:tabs>
+          <w:tab w:val="clear" w:pos="1134"/>
+          <w:tab w:val="left" w:pos="709" w:leader="none"/>
+        </w:tabs>
+        <w:bidi w:val="0"/>
+        <w:spacing w:before="0" w:after="0"/>
+        <w:ind w:hanging="283" w:start="709"/>
+        <w:jc w:val="start"/>
+        <w:rPr/>
+      </w:pPr>
+      <w:r>
+        <w:rPr/>
+        <w:t xml:space="preserve">高风险预警已有责任人和处理时限。 </w:t>
+      </w:r>
+    </w:p>
+    <w:p>
+      <w:pPr>
+        <w:pStyle w:val="BodyText"/>
+        <w:numPr>
+          <w:ilvl w:val="0"/>
+          <w:numId w:val="13"/>
+        </w:numPr>
+        <w:tabs>
+          <w:tab w:val="clear" w:pos="1134"/>
+          <w:tab w:val="left" w:pos="709" w:leader="none"/>
+        </w:tabs>
+        <w:bidi w:val="0"/>
+        <w:ind w:hanging="283" w:start="709"/>
+        <w:jc w:val="start"/>
+        <w:rPr/>
+      </w:pPr>
+      <w:r>
+        <w:rPr/>
+        <w:t xml:space="preserve">经营端未执行或要求他人绕过业务流程修改数据。 </w:t>
+      </w:r>
+    </w:p>
+    <w:p>
+      <w:pPr>
+        <w:pStyle w:val="Heading2"/>
+        <w:bidi w:val="0"/>
+        <w:ind w:hanging="0" w:start="0" w:end="0"/>
+        <w:jc w:val="start"/>
+        <w:rPr/>
+      </w:pPr>
+      <w:bookmarkStart w:id="17" w:name="section-18-常见状态与控制点"/>
+      <w:bookmarkEnd w:id="17"/>
+      <w:r>
+        <w:rPr/>
+        <w:t>常见状态与控制点</w:t>
+      </w:r>
+    </w:p>
+    <w:tbl>
+      <w:tblPr>
+        <w:tblW w:w="10050" w:type="dxa"/>
+        <w:jc w:val="start"/>
+        <w:tblInd w:w="0" w:type="dxa"/>
+        <w:tblLayout w:type="fixed"/>
+        <w:tblCellMar>
+          <w:top w:w="80" w:type="dxa"/>
+          <w:start w:w="80" w:type="dxa"/>
+          <w:bottom w:w="80" w:type="dxa"/>
+          <w:end w:w="80" w:type="dxa"/>
+        </w:tblCellMar>
+      </w:tblPr>
+      <w:tblGrid>
+        <w:gridCol w:w="2728"/>
+        <w:gridCol w:w="2612"/>
+        <w:gridCol w:w="4710"/>
+      </w:tblGrid>
+      <w:tr>
+        <w:trPr>
+          <w:tblHeader w:val="true"/>
+        </w:trPr>
+        <w:tc>
+          <w:tcPr>
+            <w:tcW w:w="2728" w:type="dxa"/>
+            <w:tcBorders>
+              <w:top w:val="single" w:sz="2" w:space="0" w:color="BDC9DA"/>
+              <w:start w:val="single" w:sz="2" w:space="0" w:color="BDC9DA"/>
+              <w:bottom w:val="single" w:sz="2" w:space="0" w:color="BDC9DA"/>
+              <w:end w:val="single" w:sz="2" w:space="0" w:color="BDC9DA"/>
+            </w:tcBorders>
+            <w:shd w:fill="EAF1FD" w:val="clear"/>
+          </w:tcPr>
+          <w:p>
+            <w:pPr>
+              <w:pStyle w:val="TableHeading"/>
+              <w:bidi w:val="0"/>
+              <w:spacing w:before="0" w:after="283"/>
               <w:ind w:hanging="0" w:start="0" w:end="0"/>
-              <w:jc w:val="start"/>
               <w:rPr>
                 <w:sz w:val="18"/>
               </w:rPr>
@@ -3586,7 +4017,65 @@
               <w:rPr>
                 <w:sz w:val="18"/>
               </w:rPr>
-              <w:t>等待仓库管理员确认并发布任务</w:t>
+              <w:t>状态</w:t>
+            </w:r>
+          </w:p>
+        </w:tc>
+        <w:tc>
+          <w:tcPr>
+            <w:tcW w:w="2612" w:type="dxa"/>
+            <w:tcBorders>
+              <w:top w:val="single" w:sz="2" w:space="0" w:color="BDC9DA"/>
+              <w:start w:val="single" w:sz="2" w:space="0" w:color="BDC9DA"/>
+              <w:bottom w:val="single" w:sz="2" w:space="0" w:color="BDC9DA"/>
+              <w:end w:val="single" w:sz="2" w:space="0" w:color="BDC9DA"/>
+            </w:tcBorders>
+            <w:shd w:fill="EAF1FD" w:val="clear"/>
+          </w:tcPr>
+          <w:p>
+            <w:pPr>
+              <w:pStyle w:val="TableHeading"/>
+              <w:bidi w:val="0"/>
+              <w:spacing w:before="0" w:after="283"/>
+              <w:ind w:hanging="0" w:start="0" w:end="0"/>
+              <w:rPr>
+                <w:sz w:val="18"/>
+              </w:rPr>
+            </w:pPr>
+            <w:r>
+              <w:rPr>
+                <w:sz w:val="18"/>
+              </w:rPr>
+              <w:t>含义</w:t>
+            </w:r>
+          </w:p>
+        </w:tc>
+        <w:tc>
+          <w:tcPr>
+            <w:tcW w:w="4710" w:type="dxa"/>
+            <w:tcBorders>
+              <w:top w:val="single" w:sz="2" w:space="0" w:color="BDC9DA"/>
+              <w:start w:val="single" w:sz="2" w:space="0" w:color="BDC9DA"/>
+              <w:bottom w:val="single" w:sz="2" w:space="0" w:color="BDC9DA"/>
+              <w:end w:val="single" w:sz="2" w:space="0" w:color="BDC9DA"/>
+            </w:tcBorders>
+            <w:shd w:fill="EAF1FD" w:val="clear"/>
+          </w:tcPr>
+          <w:p>
+            <w:pPr>
+              <w:pStyle w:val="TableHeading"/>
+              <w:bidi w:val="0"/>
+              <w:spacing w:before="0" w:after="283"/>
+              <w:ind w:hanging="0" w:start="0" w:end="0"/>
+              <w:rPr>
+                <w:sz w:val="18"/>
+              </w:rPr>
+            </w:pPr>
+            <w:r>
+              <w:rPr>
+                <w:sz w:val="18"/>
+              </w:rPr>
+              <w:t>操作要求</w:t>
             </w:r>
           </w:p>
         </w:tc>
@@ -3595,7 +4084,7 @@
         <w:trPr/>
         <w:tc>
           <w:tcPr>
-            <w:tcW w:w="2827" w:type="dxa"/>
+            <w:tcW w:w="2728" w:type="dxa"/>
             <w:tcBorders>
               <w:top w:val="single" w:sz="2" w:space="0" w:color="BDC9DA"/>
               <w:start w:val="single" w:sz="2" w:space="0" w:color="BDC9DA"/>
@@ -3616,19 +4105,19 @@
               <w:rPr>
                 <w:sz w:val="18"/>
               </w:rPr>
-              <w:t xml:space="preserve">待仓库确认 </w:t>
-            </w:r>
-            <w:r>
-              <w:rPr>
-                <w:sz w:val="18"/>
-              </w:rPr>
-              <w:t>/ WHS_PENDING</w:t>
+              <w:t xml:space="preserve">草稿 </w:t>
+            </w:r>
+            <w:r>
+              <w:rPr>
+                <w:sz w:val="18"/>
+              </w:rPr>
+              <w:t>/ DRAFT</w:t>
             </w:r>
           </w:p>
         </w:tc>
         <w:tc>
           <w:tcPr>
-            <w:tcW w:w="2749" w:type="dxa"/>
+            <w:tcW w:w="2612" w:type="dxa"/>
             <w:tcBorders>
               <w:top w:val="single" w:sz="2" w:space="0" w:color="BDC9DA"/>
               <w:start w:val="single" w:sz="2" w:space="0" w:color="BDC9DA"/>
@@ -3651,13 +4140,13 @@
               <w:rPr>
                 <w:sz w:val="18"/>
               </w:rPr>
-              <w:t>等待仓库接单</w:t>
+              <w:t>单据尚未正式提交</w:t>
             </w:r>
           </w:p>
         </w:tc>
         <w:tc>
           <w:tcPr>
-            <w:tcW w:w="4474" w:type="dxa"/>
+            <w:tcW w:w="4710" w:type="dxa"/>
             <w:tcBorders>
               <w:top w:val="single" w:sz="2" w:space="0" w:color="BDC9DA"/>
               <w:start w:val="single" w:sz="2" w:space="0" w:color="BDC9DA"/>
@@ -3680,7 +4169,7 @@
               <w:rPr>
                 <w:sz w:val="18"/>
               </w:rPr>
-              <w:t>仓库管理员检查仓库、库存和履约条件</w:t>
+              <w:t>原创建人可在权限允许时修改、提交或删除未生效内容</w:t>
             </w:r>
           </w:p>
         </w:tc>
@@ -3689,7 +4178,7 @@
         <w:trPr/>
         <w:tc>
           <w:tcPr>
-            <w:tcW w:w="2827" w:type="dxa"/>
+            <w:tcW w:w="2728" w:type="dxa"/>
             <w:tcBorders>
               <w:top w:val="single" w:sz="2" w:space="0" w:color="BDC9DA"/>
               <w:start w:val="single" w:sz="2" w:space="0" w:color="BDC9DA"/>
@@ -3710,19 +4199,19 @@
               <w:rPr>
                 <w:sz w:val="18"/>
               </w:rPr>
-              <w:t xml:space="preserve">仓库已确认 </w:t>
-            </w:r>
-            <w:r>
-              <w:rPr>
-                <w:sz w:val="18"/>
-              </w:rPr>
-              <w:t>/ WHS_APPROVED</w:t>
+              <w:t xml:space="preserve">待货主审核 </w:t>
+            </w:r>
+            <w:r>
+              <w:rPr>
+                <w:sz w:val="18"/>
+              </w:rPr>
+              <w:t>/ OWNER_PENDING</w:t>
             </w:r>
           </w:p>
         </w:tc>
         <w:tc>
           <w:tcPr>
-            <w:tcW w:w="2749" w:type="dxa"/>
+            <w:tcW w:w="2612" w:type="dxa"/>
             <w:tcBorders>
               <w:top w:val="single" w:sz="2" w:space="0" w:color="BDC9DA"/>
               <w:start w:val="single" w:sz="2" w:space="0" w:color="BDC9DA"/>
@@ -3745,13 +4234,13 @@
               <w:rPr>
                 <w:sz w:val="18"/>
               </w:rPr>
-              <w:t>已进入仓库履约</w:t>
+              <w:t>业务员已经提交</w:t>
             </w:r>
           </w:p>
         </w:tc>
         <w:tc>
           <w:tcPr>
-            <w:tcW w:w="4474" w:type="dxa"/>
+            <w:tcW w:w="4710" w:type="dxa"/>
             <w:tcBorders>
               <w:top w:val="single" w:sz="2" w:space="0" w:color="BDC9DA"/>
               <w:start w:val="single" w:sz="2" w:space="0" w:color="BDC9DA"/>
@@ -3774,7 +4263,7 @@
               <w:rPr>
                 <w:sz w:val="18"/>
               </w:rPr>
-              <w:t>不得随意修改原订单</w:t>
+              <w:t>等待货主管理员通过、退回或取消</w:t>
             </w:r>
           </w:p>
         </w:tc>
@@ -3783,7 +4272,7 @@
         <w:trPr/>
         <w:tc>
           <w:tcPr>
-            <w:tcW w:w="2827" w:type="dxa"/>
+            <w:tcW w:w="2728" w:type="dxa"/>
             <w:tcBorders>
               <w:top w:val="single" w:sz="2" w:space="0" w:color="BDC9DA"/>
               <w:start w:val="single" w:sz="2" w:space="0" w:color="BDC9DA"/>
@@ -3804,19 +4293,19 @@
               <w:rPr>
                 <w:sz w:val="18"/>
               </w:rPr>
-              <w:t xml:space="preserve">保留 </w:t>
-            </w:r>
-            <w:r>
-              <w:rPr>
-                <w:sz w:val="18"/>
-              </w:rPr>
-              <w:t>/ RESERVED</w:t>
+              <w:t xml:space="preserve">货主已通过 </w:t>
+            </w:r>
+            <w:r>
+              <w:rPr>
+                <w:sz w:val="18"/>
+              </w:rPr>
+              <w:t>/ OWNER_APPROVED</w:t>
             </w:r>
           </w:p>
         </w:tc>
         <w:tc>
           <w:tcPr>
-            <w:tcW w:w="2749" w:type="dxa"/>
+            <w:tcW w:w="2612" w:type="dxa"/>
             <w:tcBorders>
               <w:top w:val="single" w:sz="2" w:space="0" w:color="BDC9DA"/>
               <w:start w:val="single" w:sz="2" w:space="0" w:color="BDC9DA"/>
@@ -3839,13 +4328,13 @@
               <w:rPr>
                 <w:sz w:val="18"/>
               </w:rPr>
-              <w:t>任务已因货主审核创建但尚未发布</w:t>
+              <w:t>商业条件已确认，库存可能已冻结</w:t>
             </w:r>
           </w:p>
         </w:tc>
         <w:tc>
           <w:tcPr>
-            <w:tcW w:w="4474" w:type="dxa"/>
+            <w:tcW w:w="4710" w:type="dxa"/>
             <w:tcBorders>
               <w:top w:val="single" w:sz="2" w:space="0" w:color="BDC9DA"/>
               <w:start w:val="single" w:sz="2" w:space="0" w:color="BDC9DA"/>
@@ -3868,7 +4357,7 @@
               <w:rPr>
                 <w:sz w:val="18"/>
               </w:rPr>
-              <w:t>仓库确认前不得现场执行</w:t>
+              <w:t>等待仓库管理员确认并发布任务</w:t>
             </w:r>
           </w:p>
         </w:tc>
@@ -3877,7 +4366,7 @@
         <w:trPr/>
         <w:tc>
           <w:tcPr>
-            <w:tcW w:w="2827" w:type="dxa"/>
+            <w:tcW w:w="2728" w:type="dxa"/>
             <w:tcBorders>
               <w:top w:val="single" w:sz="2" w:space="0" w:color="BDC9DA"/>
               <w:start w:val="single" w:sz="2" w:space="0" w:color="BDC9DA"/>
@@ -3898,19 +4387,19 @@
               <w:rPr>
                 <w:sz w:val="18"/>
               </w:rPr>
-              <w:t xml:space="preserve">待发布 </w:t>
-            </w:r>
-            <w:r>
-              <w:rPr>
-                <w:sz w:val="18"/>
-              </w:rPr>
-              <w:t>/ READY</w:t>
+              <w:t xml:space="preserve">待仓库确认 </w:t>
+            </w:r>
+            <w:r>
+              <w:rPr>
+                <w:sz w:val="18"/>
+              </w:rPr>
+              <w:t>/ WHS_PENDING</w:t>
             </w:r>
           </w:p>
         </w:tc>
         <w:tc>
           <w:tcPr>
-            <w:tcW w:w="2749" w:type="dxa"/>
+            <w:tcW w:w="2612" w:type="dxa"/>
             <w:tcBorders>
               <w:top w:val="single" w:sz="2" w:space="0" w:color="BDC9DA"/>
               <w:start w:val="single" w:sz="2" w:space="0" w:color="BDC9DA"/>
@@ -3933,13 +4422,13 @@
               <w:rPr>
                 <w:sz w:val="18"/>
               </w:rPr>
-              <w:t>任务具备发布条件</w:t>
+              <w:t>等待仓库接单</w:t>
             </w:r>
           </w:p>
         </w:tc>
         <w:tc>
           <w:tcPr>
-            <w:tcW w:w="4474" w:type="dxa"/>
+            <w:tcW w:w="4710" w:type="dxa"/>
             <w:tcBorders>
               <w:top w:val="single" w:sz="2" w:space="0" w:color="BDC9DA"/>
               <w:start w:val="single" w:sz="2" w:space="0" w:color="BDC9DA"/>
@@ -3962,7 +4451,7 @@
               <w:rPr>
                 <w:sz w:val="18"/>
               </w:rPr>
-              <w:t>由仓库管理员发布</w:t>
+              <w:t>仓库管理员检查仓库、库存和履约条件</w:t>
             </w:r>
           </w:p>
         </w:tc>
@@ -3971,7 +4460,7 @@
         <w:trPr/>
         <w:tc>
           <w:tcPr>
-            <w:tcW w:w="2827" w:type="dxa"/>
+            <w:tcW w:w="2728" w:type="dxa"/>
             <w:tcBorders>
               <w:top w:val="single" w:sz="2" w:space="0" w:color="BDC9DA"/>
               <w:start w:val="single" w:sz="2" w:space="0" w:color="BDC9DA"/>
@@ -3992,19 +4481,19 @@
               <w:rPr>
                 <w:sz w:val="18"/>
               </w:rPr>
-              <w:t xml:space="preserve">已发布 </w:t>
-            </w:r>
-            <w:r>
-              <w:rPr>
-                <w:sz w:val="18"/>
-              </w:rPr>
-              <w:t>/ RELEASED</w:t>
+              <w:t xml:space="preserve">仓库已确认 </w:t>
+            </w:r>
+            <w:r>
+              <w:rPr>
+                <w:sz w:val="18"/>
+              </w:rPr>
+              <w:t>/ WHS_APPROVED</w:t>
             </w:r>
           </w:p>
         </w:tc>
         <w:tc>
           <w:tcPr>
-            <w:tcW w:w="2749" w:type="dxa"/>
+            <w:tcW w:w="2612" w:type="dxa"/>
             <w:tcBorders>
               <w:top w:val="single" w:sz="2" w:space="0" w:color="BDC9DA"/>
               <w:start w:val="single" w:sz="2" w:space="0" w:color="BDC9DA"/>
@@ -4027,13 +4516,13 @@
               <w:rPr>
                 <w:sz w:val="18"/>
               </w:rPr>
-              <w:t>操作员可以领取或执行</w:t>
+              <w:t>已进入仓库履约</w:t>
             </w:r>
           </w:p>
         </w:tc>
         <w:tc>
           <w:tcPr>
-            <w:tcW w:w="4474" w:type="dxa"/>
+            <w:tcW w:w="4710" w:type="dxa"/>
             <w:tcBorders>
               <w:top w:val="single" w:sz="2" w:space="0" w:color="BDC9DA"/>
               <w:start w:val="single" w:sz="2" w:space="0" w:color="BDC9DA"/>
@@ -4056,7 +4545,7 @@
               <w:rPr>
                 <w:sz w:val="18"/>
               </w:rPr>
-              <w:t>按任务逐行扫描作业</w:t>
+              <w:t>不得随意修改原订单</w:t>
             </w:r>
           </w:p>
         </w:tc>
@@ -4065,7 +4554,7 @@
         <w:trPr/>
         <w:tc>
           <w:tcPr>
-            <w:tcW w:w="2827" w:type="dxa"/>
+            <w:tcW w:w="2728" w:type="dxa"/>
             <w:tcBorders>
               <w:top w:val="single" w:sz="2" w:space="0" w:color="BDC9DA"/>
               <w:start w:val="single" w:sz="2" w:space="0" w:color="BDC9DA"/>
@@ -4086,19 +4575,19 @@
               <w:rPr>
                 <w:sz w:val="18"/>
               </w:rPr>
-              <w:t xml:space="preserve">执行中 </w:t>
-            </w:r>
-            <w:r>
-              <w:rPr>
-                <w:sz w:val="18"/>
-              </w:rPr>
-              <w:t>/ IN_PROGRESS</w:t>
+              <w:t xml:space="preserve">保留 </w:t>
+            </w:r>
+            <w:r>
+              <w:rPr>
+                <w:sz w:val="18"/>
+              </w:rPr>
+              <w:t>/ RESERVED</w:t>
             </w:r>
           </w:p>
         </w:tc>
         <w:tc>
           <w:tcPr>
-            <w:tcW w:w="2749" w:type="dxa"/>
+            <w:tcW w:w="2612" w:type="dxa"/>
             <w:tcBorders>
               <w:top w:val="single" w:sz="2" w:space="0" w:color="BDC9DA"/>
               <w:start w:val="single" w:sz="2" w:space="0" w:color="BDC9DA"/>
@@ -4121,13 +4610,13 @@
               <w:rPr>
                 <w:sz w:val="18"/>
               </w:rPr>
-              <w:t>已发生现场作业记录</w:t>
+              <w:t>任务已因货主审核创建但尚未发布</w:t>
             </w:r>
           </w:p>
         </w:tc>
         <w:tc>
           <w:tcPr>
-            <w:tcW w:w="4474" w:type="dxa"/>
+            <w:tcW w:w="4710" w:type="dxa"/>
             <w:tcBorders>
               <w:top w:val="single" w:sz="2" w:space="0" w:color="BDC9DA"/>
               <w:start w:val="single" w:sz="2" w:space="0" w:color="BDC9DA"/>
@@ -4150,7 +4639,7 @@
               <w:rPr>
                 <w:sz w:val="18"/>
               </w:rPr>
-              <w:t>继续完成剩余任务行，不得另建重复任务</w:t>
+              <w:t>仓库确认前不得现场执行</w:t>
             </w:r>
           </w:p>
         </w:tc>
@@ -4159,7 +4648,7 @@
         <w:trPr/>
         <w:tc>
           <w:tcPr>
-            <w:tcW w:w="2827" w:type="dxa"/>
+            <w:tcW w:w="2728" w:type="dxa"/>
             <w:tcBorders>
               <w:top w:val="single" w:sz="2" w:space="0" w:color="BDC9DA"/>
               <w:start w:val="single" w:sz="2" w:space="0" w:color="BDC9DA"/>
@@ -4180,19 +4669,19 @@
               <w:rPr>
                 <w:sz w:val="18"/>
               </w:rPr>
-              <w:t xml:space="preserve">已完成 </w:t>
-            </w:r>
-            <w:r>
-              <w:rPr>
-                <w:sz w:val="18"/>
-              </w:rPr>
-              <w:t>/ COMPLETED</w:t>
+              <w:t xml:space="preserve">待发布 </w:t>
+            </w:r>
+            <w:r>
+              <w:rPr>
+                <w:sz w:val="18"/>
+              </w:rPr>
+              <w:t>/ READY</w:t>
             </w:r>
           </w:p>
         </w:tc>
         <w:tc>
           <w:tcPr>
-            <w:tcW w:w="2749" w:type="dxa"/>
+            <w:tcW w:w="2612" w:type="dxa"/>
             <w:tcBorders>
               <w:top w:val="single" w:sz="2" w:space="0" w:color="BDC9DA"/>
               <w:start w:val="single" w:sz="2" w:space="0" w:color="BDC9DA"/>
@@ -4215,13 +4704,13 @@
               <w:rPr>
                 <w:sz w:val="18"/>
               </w:rPr>
-              <w:t>作业数量已经完成</w:t>
+              <w:t>任务具备发布条件</w:t>
             </w:r>
           </w:p>
         </w:tc>
         <w:tc>
           <w:tcPr>
-            <w:tcW w:w="4474" w:type="dxa"/>
+            <w:tcW w:w="4710" w:type="dxa"/>
             <w:tcBorders>
               <w:top w:val="single" w:sz="2" w:space="0" w:color="BDC9DA"/>
               <w:start w:val="single" w:sz="2" w:space="0" w:color="BDC9DA"/>
@@ -4244,7 +4733,7 @@
               <w:rPr>
                 <w:sz w:val="18"/>
               </w:rPr>
-              <w:t>等待复核、审核或过账</w:t>
+              <w:t>由仓库管理员发布</w:t>
             </w:r>
           </w:p>
         </w:tc>
@@ -4253,7 +4742,7 @@
         <w:trPr/>
         <w:tc>
           <w:tcPr>
-            <w:tcW w:w="2827" w:type="dxa"/>
+            <w:tcW w:w="2728" w:type="dxa"/>
             <w:tcBorders>
               <w:top w:val="single" w:sz="2" w:space="0" w:color="BDC9DA"/>
               <w:start w:val="single" w:sz="2" w:space="0" w:color="BDC9DA"/>
@@ -4274,19 +4763,19 @@
               <w:rPr>
                 <w:sz w:val="18"/>
               </w:rPr>
-              <w:t xml:space="preserve">待审核 </w:t>
-            </w:r>
-            <w:r>
-              <w:rPr>
-                <w:sz w:val="18"/>
-              </w:rPr>
-              <w:t>/ PENDING</w:t>
+              <w:t xml:space="preserve">已发布 </w:t>
+            </w:r>
+            <w:r>
+              <w:rPr>
+                <w:sz w:val="18"/>
+              </w:rPr>
+              <w:t>/ RELEASED</w:t>
             </w:r>
           </w:p>
         </w:tc>
         <w:tc>
           <w:tcPr>
-            <w:tcW w:w="2749" w:type="dxa"/>
+            <w:tcW w:w="2612" w:type="dxa"/>
             <w:tcBorders>
               <w:top w:val="single" w:sz="2" w:space="0" w:color="BDC9DA"/>
               <w:start w:val="single" w:sz="2" w:space="0" w:color="BDC9DA"/>
@@ -4309,13 +4798,13 @@
               <w:rPr>
                 <w:sz w:val="18"/>
               </w:rPr>
-              <w:t>需要复核或管理确认</w:t>
+              <w:t>操作员可以领取或执行</w:t>
             </w:r>
           </w:p>
         </w:tc>
         <w:tc>
           <w:tcPr>
-            <w:tcW w:w="4474" w:type="dxa"/>
+            <w:tcW w:w="4710" w:type="dxa"/>
             <w:tcBorders>
               <w:top w:val="single" w:sz="2" w:space="0" w:color="BDC9DA"/>
               <w:start w:val="single" w:sz="2" w:space="0" w:color="BDC9DA"/>
@@ -4338,7 +4827,7 @@
               <w:rPr>
                 <w:sz w:val="18"/>
               </w:rPr>
-              <w:t>核对实物、数量、批次和库位</w:t>
+              <w:t>按任务逐行扫描作业</w:t>
             </w:r>
           </w:p>
         </w:tc>
@@ -4347,7 +4836,7 @@
         <w:trPr/>
         <w:tc>
           <w:tcPr>
-            <w:tcW w:w="2827" w:type="dxa"/>
+            <w:tcW w:w="2728" w:type="dxa"/>
             <w:tcBorders>
               <w:top w:val="single" w:sz="2" w:space="0" w:color="BDC9DA"/>
               <w:start w:val="single" w:sz="2" w:space="0" w:color="BDC9DA"/>
@@ -4368,19 +4857,19 @@
               <w:rPr>
                 <w:sz w:val="18"/>
               </w:rPr>
-              <w:t xml:space="preserve">已过账 </w:t>
-            </w:r>
-            <w:r>
-              <w:rPr>
-                <w:sz w:val="18"/>
-              </w:rPr>
-              <w:t>/ POSTED</w:t>
+              <w:t xml:space="preserve">执行中 </w:t>
+            </w:r>
+            <w:r>
+              <w:rPr>
+                <w:sz w:val="18"/>
+              </w:rPr>
+              <w:t>/ IN_PROGRESS</w:t>
             </w:r>
           </w:p>
         </w:tc>
         <w:tc>
           <w:tcPr>
-            <w:tcW w:w="2749" w:type="dxa"/>
+            <w:tcW w:w="2612" w:type="dxa"/>
             <w:tcBorders>
               <w:top w:val="single" w:sz="2" w:space="0" w:color="BDC9DA"/>
               <w:start w:val="single" w:sz="2" w:space="0" w:color="BDC9DA"/>
@@ -4403,13 +4892,13 @@
               <w:rPr>
                 <w:sz w:val="18"/>
               </w:rPr>
-              <w:t>库存影响已正式生效</w:t>
+              <w:t>已发生现场作业记录</w:t>
             </w:r>
           </w:p>
         </w:tc>
         <w:tc>
           <w:tcPr>
-            <w:tcW w:w="4474" w:type="dxa"/>
+            <w:tcW w:w="4710" w:type="dxa"/>
             <w:tcBorders>
               <w:top w:val="single" w:sz="2" w:space="0" w:color="BDC9DA"/>
               <w:start w:val="single" w:sz="2" w:space="0" w:color="BDC9DA"/>
@@ -4432,7 +4921,7 @@
               <w:rPr>
                 <w:sz w:val="18"/>
               </w:rPr>
-              <w:t>错误只能通过规范冲销或批准的调整处理</w:t>
+              <w:t>继续完成剩余任务行，不得另建重复任务</w:t>
             </w:r>
           </w:p>
         </w:tc>
@@ -4441,7 +4930,7 @@
         <w:trPr/>
         <w:tc>
           <w:tcPr>
-            <w:tcW w:w="2827" w:type="dxa"/>
+            <w:tcW w:w="2728" w:type="dxa"/>
             <w:tcBorders>
               <w:top w:val="single" w:sz="2" w:space="0" w:color="BDC9DA"/>
               <w:start w:val="single" w:sz="2" w:space="0" w:color="BDC9DA"/>
@@ -4462,19 +4951,19 @@
               <w:rPr>
                 <w:sz w:val="18"/>
               </w:rPr>
-              <w:t xml:space="preserve">过账失败 </w:t>
-            </w:r>
-            <w:r>
-              <w:rPr>
-                <w:sz w:val="18"/>
-              </w:rPr>
-              <w:t>/ FAILED</w:t>
+              <w:t xml:space="preserve">已完成 </w:t>
+            </w:r>
+            <w:r>
+              <w:rPr>
+                <w:sz w:val="18"/>
+              </w:rPr>
+              <w:t>/ COMPLETED</w:t>
             </w:r>
           </w:p>
         </w:tc>
         <w:tc>
           <w:tcPr>
-            <w:tcW w:w="2749" w:type="dxa"/>
+            <w:tcW w:w="2612" w:type="dxa"/>
             <w:tcBorders>
               <w:top w:val="single" w:sz="2" w:space="0" w:color="BDC9DA"/>
               <w:start w:val="single" w:sz="2" w:space="0" w:color="BDC9DA"/>
@@ -4497,13 +4986,13 @@
               <w:rPr>
                 <w:sz w:val="18"/>
               </w:rPr>
-              <w:t>库存写入没有成功完成</w:t>
+              <w:t>作业数量已经完成</w:t>
             </w:r>
           </w:p>
         </w:tc>
         <w:tc>
           <w:tcPr>
-            <w:tcW w:w="4474" w:type="dxa"/>
+            <w:tcW w:w="4710" w:type="dxa"/>
             <w:tcBorders>
               <w:top w:val="single" w:sz="2" w:space="0" w:color="BDC9DA"/>
               <w:start w:val="single" w:sz="2" w:space="0" w:color="BDC9DA"/>
@@ -4526,7 +5015,7 @@
               <w:rPr>
                 <w:sz w:val="18"/>
               </w:rPr>
-              <w:t>保留原任务号和错误信息，交管理员处理</w:t>
+              <w:t>等待复核、审核或过账</w:t>
             </w:r>
           </w:p>
         </w:tc>
@@ -4535,7 +5024,7 @@
         <w:trPr/>
         <w:tc>
           <w:tcPr>
-            <w:tcW w:w="2827" w:type="dxa"/>
+            <w:tcW w:w="2728" w:type="dxa"/>
             <w:tcBorders>
               <w:top w:val="single" w:sz="2" w:space="0" w:color="BDC9DA"/>
               <w:start w:val="single" w:sz="2" w:space="0" w:color="BDC9DA"/>
@@ -4556,19 +5045,19 @@
               <w:rPr>
                 <w:sz w:val="18"/>
               </w:rPr>
-              <w:t xml:space="preserve">已驳回 </w:t>
-            </w:r>
-            <w:r>
-              <w:rPr>
-                <w:sz w:val="18"/>
-              </w:rPr>
-              <w:t>/ REJECTED</w:t>
+              <w:t xml:space="preserve">待审核 </w:t>
+            </w:r>
+            <w:r>
+              <w:rPr>
+                <w:sz w:val="18"/>
+              </w:rPr>
+              <w:t>/ PENDING</w:t>
             </w:r>
           </w:p>
         </w:tc>
         <w:tc>
           <w:tcPr>
-            <w:tcW w:w="2749" w:type="dxa"/>
+            <w:tcW w:w="2612" w:type="dxa"/>
             <w:tcBorders>
               <w:top w:val="single" w:sz="2" w:space="0" w:color="BDC9DA"/>
               <w:start w:val="single" w:sz="2" w:space="0" w:color="BDC9DA"/>
@@ -4591,13 +5080,13 @@
               <w:rPr>
                 <w:sz w:val="18"/>
               </w:rPr>
-              <w:t>审核未通过</w:t>
+              <w:t>需要复核或管理确认</w:t>
             </w:r>
           </w:p>
         </w:tc>
         <w:tc>
           <w:tcPr>
-            <w:tcW w:w="4474" w:type="dxa"/>
+            <w:tcW w:w="4710" w:type="dxa"/>
             <w:tcBorders>
               <w:top w:val="single" w:sz="2" w:space="0" w:color="BDC9DA"/>
               <w:start w:val="single" w:sz="2" w:space="0" w:color="BDC9DA"/>
@@ -4620,7 +5109,7 @@
               <w:rPr>
                 <w:sz w:val="18"/>
               </w:rPr>
-              <w:t>查看原因并按流程修改、重提或终止</w:t>
+              <w:t>核对实物、数量、批次和库位</w:t>
             </w:r>
           </w:p>
         </w:tc>
@@ -4629,7 +5118,7 @@
         <w:trPr/>
         <w:tc>
           <w:tcPr>
-            <w:tcW w:w="2827" w:type="dxa"/>
+            <w:tcW w:w="2728" w:type="dxa"/>
             <w:tcBorders>
               <w:top w:val="single" w:sz="2" w:space="0" w:color="BDC9DA"/>
               <w:start w:val="single" w:sz="2" w:space="0" w:color="BDC9DA"/>
@@ -4650,19 +5139,19 @@
               <w:rPr>
                 <w:sz w:val="18"/>
               </w:rPr>
-              <w:t xml:space="preserve">已取消 </w:t>
-            </w:r>
-            <w:r>
-              <w:rPr>
-                <w:sz w:val="18"/>
-              </w:rPr>
-              <w:t>/ CANCELLED</w:t>
+              <w:t xml:space="preserve">已过账 </w:t>
+            </w:r>
+            <w:r>
+              <w:rPr>
+                <w:sz w:val="18"/>
+              </w:rPr>
+              <w:t>/ POSTED</w:t>
             </w:r>
           </w:p>
         </w:tc>
         <w:tc>
           <w:tcPr>
-            <w:tcW w:w="2749" w:type="dxa"/>
+            <w:tcW w:w="2612" w:type="dxa"/>
             <w:tcBorders>
               <w:top w:val="single" w:sz="2" w:space="0" w:color="BDC9DA"/>
               <w:start w:val="single" w:sz="2" w:space="0" w:color="BDC9DA"/>
@@ -4685,13 +5174,13 @@
               <w:rPr>
                 <w:sz w:val="18"/>
               </w:rPr>
-              <w:t>单据或任务终止</w:t>
+              <w:t>库存影响已正式生效</w:t>
             </w:r>
           </w:p>
         </w:tc>
         <w:tc>
           <w:tcPr>
-            <w:tcW w:w="4474" w:type="dxa"/>
+            <w:tcW w:w="4710" w:type="dxa"/>
             <w:tcBorders>
               <w:top w:val="single" w:sz="2" w:space="0" w:color="BDC9DA"/>
               <w:start w:val="single" w:sz="2" w:space="0" w:color="BDC9DA"/>
@@ -4714,7 +5203,7 @@
               <w:rPr>
                 <w:sz w:val="18"/>
               </w:rPr>
-              <w:t>核对冻结库存是否释放、现场实物是否隔离</w:t>
+              <w:t>错误只能通过规范冲销或批准的调整处理</w:t>
             </w:r>
           </w:p>
         </w:tc>
@@ -4723,7 +5212,7 @@
         <w:trPr/>
         <w:tc>
           <w:tcPr>
-            <w:tcW w:w="2827" w:type="dxa"/>
+            <w:tcW w:w="2728" w:type="dxa"/>
             <w:tcBorders>
               <w:top w:val="single" w:sz="2" w:space="0" w:color="BDC9DA"/>
               <w:start w:val="single" w:sz="2" w:space="0" w:color="BDC9DA"/>
@@ -4744,19 +5233,19 @@
               <w:rPr>
                 <w:sz w:val="18"/>
               </w:rPr>
-              <w:t xml:space="preserve">异常 </w:t>
-            </w:r>
-            <w:r>
-              <w:rPr>
-                <w:sz w:val="18"/>
-              </w:rPr>
-              <w:t>/ EXCEPTION</w:t>
+              <w:t xml:space="preserve">过账失败 </w:t>
+            </w:r>
+            <w:r>
+              <w:rPr>
+                <w:sz w:val="18"/>
+              </w:rPr>
+              <w:t>/ FAILED</w:t>
             </w:r>
           </w:p>
         </w:tc>
         <w:tc>
           <w:tcPr>
-            <w:tcW w:w="2749" w:type="dxa"/>
+            <w:tcW w:w="2612" w:type="dxa"/>
             <w:tcBorders>
               <w:top w:val="single" w:sz="2" w:space="0" w:color="BDC9DA"/>
               <w:start w:val="single" w:sz="2" w:space="0" w:color="BDC9DA"/>
@@ -4779,13 +5268,393 @@
               <w:rPr>
                 <w:sz w:val="18"/>
               </w:rPr>
-              <w:t>移库任务处于异常执行状态</w:t>
+              <w:t>库存写入没有成功完成</w:t>
             </w:r>
           </w:p>
         </w:tc>
         <w:tc>
           <w:tcPr>
-            <w:tcW w:w="4474" w:type="dxa"/>
+            <w:tcW w:w="4710" w:type="dxa"/>
+            <w:tcBorders>
+              <w:top w:val="single" w:sz="2" w:space="0" w:color="BDC9DA"/>
+              <w:start w:val="single" w:sz="2" w:space="0" w:color="BDC9DA"/>
+              <w:bottom w:val="single" w:sz="2" w:space="0" w:color="BDC9DA"/>
+              <w:end w:val="single" w:sz="2" w:space="0" w:color="BDC9DA"/>
+            </w:tcBorders>
+          </w:tcPr>
+          <w:p>
+            <w:pPr>
+              <w:pStyle w:val="TableContents"/>
+              <w:bidi w:val="0"/>
+              <w:spacing w:before="0" w:after="283"/>
+              <w:ind w:hanging="0" w:start="0" w:end="0"/>
+              <w:jc w:val="start"/>
+              <w:rPr>
+                <w:sz w:val="18"/>
+              </w:rPr>
+            </w:pPr>
+            <w:r>
+              <w:rPr>
+                <w:sz w:val="18"/>
+              </w:rPr>
+              <w:t>保留原任务号和错误信息，交管理员处理</w:t>
+            </w:r>
+          </w:p>
+        </w:tc>
+      </w:tr>
+      <w:tr>
+        <w:trPr/>
+        <w:tc>
+          <w:tcPr>
+            <w:tcW w:w="2728" w:type="dxa"/>
+            <w:tcBorders>
+              <w:top w:val="single" w:sz="2" w:space="0" w:color="BDC9DA"/>
+              <w:start w:val="single" w:sz="2" w:space="0" w:color="BDC9DA"/>
+              <w:bottom w:val="single" w:sz="2" w:space="0" w:color="BDC9DA"/>
+              <w:end w:val="single" w:sz="2" w:space="0" w:color="BDC9DA"/>
+            </w:tcBorders>
+          </w:tcPr>
+          <w:p>
+            <w:pPr>
+              <w:pStyle w:val="TableContents"/>
+              <w:bidi w:val="0"/>
+              <w:spacing w:before="0" w:after="283"/>
+              <w:ind w:hanging="0" w:start="0" w:end="0"/>
+              <w:jc w:val="start"/>
+              <w:rPr/>
+            </w:pPr>
+            <w:r>
+              <w:rPr>
+                <w:sz w:val="18"/>
+              </w:rPr>
+              <w:t xml:space="preserve">已驳回 </w:t>
+            </w:r>
+            <w:r>
+              <w:rPr>
+                <w:sz w:val="18"/>
+              </w:rPr>
+              <w:t>/ REJECTED</w:t>
+            </w:r>
+          </w:p>
+        </w:tc>
+        <w:tc>
+          <w:tcPr>
+            <w:tcW w:w="2612" w:type="dxa"/>
+            <w:tcBorders>
+              <w:top w:val="single" w:sz="2" w:space="0" w:color="BDC9DA"/>
+              <w:start w:val="single" w:sz="2" w:space="0" w:color="BDC9DA"/>
+              <w:bottom w:val="single" w:sz="2" w:space="0" w:color="BDC9DA"/>
+              <w:end w:val="single" w:sz="2" w:space="0" w:color="BDC9DA"/>
+            </w:tcBorders>
+          </w:tcPr>
+          <w:p>
+            <w:pPr>
+              <w:pStyle w:val="TableContents"/>
+              <w:bidi w:val="0"/>
+              <w:spacing w:before="0" w:after="283"/>
+              <w:ind w:hanging="0" w:start="0" w:end="0"/>
+              <w:jc w:val="start"/>
+              <w:rPr>
+                <w:sz w:val="18"/>
+              </w:rPr>
+            </w:pPr>
+            <w:r>
+              <w:rPr>
+                <w:sz w:val="18"/>
+              </w:rPr>
+              <w:t>审核未通过</w:t>
+            </w:r>
+          </w:p>
+        </w:tc>
+        <w:tc>
+          <w:tcPr>
+            <w:tcW w:w="4710" w:type="dxa"/>
+            <w:tcBorders>
+              <w:top w:val="single" w:sz="2" w:space="0" w:color="BDC9DA"/>
+              <w:start w:val="single" w:sz="2" w:space="0" w:color="BDC9DA"/>
+              <w:bottom w:val="single" w:sz="2" w:space="0" w:color="BDC9DA"/>
+              <w:end w:val="single" w:sz="2" w:space="0" w:color="BDC9DA"/>
+            </w:tcBorders>
+          </w:tcPr>
+          <w:p>
+            <w:pPr>
+              <w:pStyle w:val="TableContents"/>
+              <w:bidi w:val="0"/>
+              <w:spacing w:before="0" w:after="283"/>
+              <w:ind w:hanging="0" w:start="0" w:end="0"/>
+              <w:jc w:val="start"/>
+              <w:rPr>
+                <w:sz w:val="18"/>
+              </w:rPr>
+            </w:pPr>
+            <w:r>
+              <w:rPr>
+                <w:sz w:val="18"/>
+              </w:rPr>
+              <w:t>查看原因并按流程修改、重提或终止</w:t>
+            </w:r>
+          </w:p>
+        </w:tc>
+      </w:tr>
+      <w:tr>
+        <w:trPr/>
+        <w:tc>
+          <w:tcPr>
+            <w:tcW w:w="2728" w:type="dxa"/>
+            <w:tcBorders>
+              <w:top w:val="single" w:sz="2" w:space="0" w:color="BDC9DA"/>
+              <w:start w:val="single" w:sz="2" w:space="0" w:color="BDC9DA"/>
+              <w:bottom w:val="single" w:sz="2" w:space="0" w:color="BDC9DA"/>
+              <w:end w:val="single" w:sz="2" w:space="0" w:color="BDC9DA"/>
+            </w:tcBorders>
+          </w:tcPr>
+          <w:p>
+            <w:pPr>
+              <w:pStyle w:val="TableContents"/>
+              <w:bidi w:val="0"/>
+              <w:spacing w:before="0" w:after="283"/>
+              <w:ind w:hanging="0" w:start="0" w:end="0"/>
+              <w:jc w:val="start"/>
+              <w:rPr/>
+            </w:pPr>
+            <w:r>
+              <w:rPr>
+                <w:sz w:val="18"/>
+              </w:rPr>
+              <w:t xml:space="preserve">已取消 </w:t>
+            </w:r>
+            <w:r>
+              <w:rPr>
+                <w:sz w:val="18"/>
+              </w:rPr>
+              <w:t>/ CANCELLED</w:t>
+            </w:r>
+          </w:p>
+        </w:tc>
+        <w:tc>
+          <w:tcPr>
+            <w:tcW w:w="2612" w:type="dxa"/>
+            <w:tcBorders>
+              <w:top w:val="single" w:sz="2" w:space="0" w:color="BDC9DA"/>
+              <w:start w:val="single" w:sz="2" w:space="0" w:color="BDC9DA"/>
+              <w:bottom w:val="single" w:sz="2" w:space="0" w:color="BDC9DA"/>
+              <w:end w:val="single" w:sz="2" w:space="0" w:color="BDC9DA"/>
+            </w:tcBorders>
+          </w:tcPr>
+          <w:p>
+            <w:pPr>
+              <w:pStyle w:val="TableContents"/>
+              <w:bidi w:val="0"/>
+              <w:spacing w:before="0" w:after="283"/>
+              <w:ind w:hanging="0" w:start="0" w:end="0"/>
+              <w:jc w:val="start"/>
+              <w:rPr>
+                <w:sz w:val="18"/>
+              </w:rPr>
+            </w:pPr>
+            <w:r>
+              <w:rPr>
+                <w:sz w:val="18"/>
+              </w:rPr>
+              <w:t>单据或任务终止</w:t>
+            </w:r>
+          </w:p>
+        </w:tc>
+        <w:tc>
+          <w:tcPr>
+            <w:tcW w:w="4710" w:type="dxa"/>
+            <w:tcBorders>
+              <w:top w:val="single" w:sz="2" w:space="0" w:color="BDC9DA"/>
+              <w:start w:val="single" w:sz="2" w:space="0" w:color="BDC9DA"/>
+              <w:bottom w:val="single" w:sz="2" w:space="0" w:color="BDC9DA"/>
+              <w:end w:val="single" w:sz="2" w:space="0" w:color="BDC9DA"/>
+            </w:tcBorders>
+          </w:tcPr>
+          <w:p>
+            <w:pPr>
+              <w:pStyle w:val="TableContents"/>
+              <w:bidi w:val="0"/>
+              <w:spacing w:before="0" w:after="283"/>
+              <w:ind w:hanging="0" w:start="0" w:end="0"/>
+              <w:jc w:val="start"/>
+              <w:rPr>
+                <w:sz w:val="18"/>
+              </w:rPr>
+            </w:pPr>
+            <w:r>
+              <w:rPr>
+                <w:sz w:val="18"/>
+              </w:rPr>
+              <w:t>核对冻结库存是否释放、现场实物是否隔离</w:t>
+            </w:r>
+          </w:p>
+        </w:tc>
+      </w:tr>
+      <w:tr>
+        <w:trPr/>
+        <w:tc>
+          <w:tcPr>
+            <w:tcW w:w="2728" w:type="dxa"/>
+            <w:tcBorders>
+              <w:top w:val="single" w:sz="2" w:space="0" w:color="BDC9DA"/>
+              <w:start w:val="single" w:sz="2" w:space="0" w:color="BDC9DA"/>
+              <w:bottom w:val="single" w:sz="2" w:space="0" w:color="BDC9DA"/>
+              <w:end w:val="single" w:sz="2" w:space="0" w:color="BDC9DA"/>
+            </w:tcBorders>
+          </w:tcPr>
+          <w:p>
+            <w:pPr>
+              <w:pStyle w:val="TableContents"/>
+              <w:bidi w:val="0"/>
+              <w:spacing w:before="0" w:after="283"/>
+              <w:ind w:hanging="0" w:start="0" w:end="0"/>
+              <w:jc w:val="start"/>
+              <w:rPr/>
+            </w:pPr>
+            <w:r>
+              <w:rPr>
+                <w:sz w:val="18"/>
+              </w:rPr>
+              <w:t xml:space="preserve">异常 </w:t>
+            </w:r>
+            <w:r>
+              <w:rPr>
+                <w:sz w:val="18"/>
+              </w:rPr>
+              <w:t>/ EXCEPTION</w:t>
+            </w:r>
+          </w:p>
+        </w:tc>
+        <w:tc>
+          <w:tcPr>
+            <w:tcW w:w="2612" w:type="dxa"/>
+            <w:tcBorders>
+              <w:top w:val="single" w:sz="2" w:space="0" w:color="BDC9DA"/>
+              <w:start w:val="single" w:sz="2" w:space="0" w:color="BDC9DA"/>
+              <w:bottom w:val="single" w:sz="2" w:space="0" w:color="BDC9DA"/>
+              <w:end w:val="single" w:sz="2" w:space="0" w:color="BDC9DA"/>
+            </w:tcBorders>
+          </w:tcPr>
+          <w:p>
+            <w:pPr>
+              <w:pStyle w:val="TableContents"/>
+              <w:bidi w:val="0"/>
+              <w:spacing w:before="0" w:after="283"/>
+              <w:ind w:hanging="0" w:start="0" w:end="0"/>
+              <w:jc w:val="start"/>
+              <w:rPr>
+                <w:sz w:val="18"/>
+              </w:rPr>
+            </w:pPr>
+            <w:r>
+              <w:rPr>
+                <w:sz w:val="18"/>
+              </w:rPr>
+              <w:t>移库任务处于异常执行状态</w:t>
+            </w:r>
+          </w:p>
+        </w:tc>
+        <w:tc>
+          <w:tcPr>
+            <w:tcW w:w="4710" w:type="dxa"/>
+            <w:tcBorders>
+              <w:top w:val="single" w:sz="2" w:space="0" w:color="BDC9DA"/>
+              <w:start w:val="single" w:sz="2" w:space="0" w:color="BDC9DA"/>
+              <w:bottom w:val="single" w:sz="2" w:space="0" w:color="BDC9DA"/>
+              <w:end w:val="single" w:sz="2" w:space="0" w:color="BDC9DA"/>
+            </w:tcBorders>
+          </w:tcPr>
+          <w:p>
+            <w:pPr>
+              <w:pStyle w:val="TableContents"/>
+              <w:bidi w:val="0"/>
+              <w:spacing w:before="0" w:after="283"/>
+              <w:ind w:hanging="0" w:start="0" w:end="0"/>
+              <w:jc w:val="start"/>
+              <w:rPr>
+                <w:sz w:val="18"/>
+              </w:rPr>
+            </w:pPr>
+            <w:r>
+              <w:rPr>
+                <w:sz w:val="18"/>
+              </w:rPr>
+              <w:t>操作员说明现场情况，管理员处理原因后决定恢复或作废</w:t>
+            </w:r>
+          </w:p>
+        </w:tc>
+      </w:tr>
+      <w:tr>
+        <w:trPr/>
+        <w:tc>
+          <w:tcPr>
+            <w:tcW w:w="2728" w:type="dxa"/>
+            <w:tcBorders>
+              <w:top w:val="single" w:sz="2" w:space="0" w:color="BDC9DA"/>
+              <w:start w:val="single" w:sz="2" w:space="0" w:color="BDC9DA"/>
+              <w:bottom w:val="single" w:sz="2" w:space="0" w:color="BDC9DA"/>
+              <w:end w:val="single" w:sz="2" w:space="0" w:color="BDC9DA"/>
+            </w:tcBorders>
+          </w:tcPr>
+          <w:p>
+            <w:pPr>
+              <w:pStyle w:val="TableContents"/>
+              <w:bidi w:val="0"/>
+              <w:spacing w:before="0" w:after="283"/>
+              <w:ind w:hanging="0" w:start="0" w:end="0"/>
+              <w:jc w:val="start"/>
+              <w:rPr/>
+            </w:pPr>
+            <w:r>
+              <w:rPr>
+                <w:sz w:val="18"/>
+              </w:rPr>
+              <w:t xml:space="preserve">退货已冲销 </w:t>
+            </w:r>
+            <w:r>
+              <w:rPr>
+                <w:sz w:val="18"/>
+              </w:rPr>
+              <w:t>/ REVERSED</w:t>
+            </w:r>
+          </w:p>
+        </w:tc>
+        <w:tc>
+          <w:tcPr>
+            <w:tcW w:w="2612" w:type="dxa"/>
+            <w:tcBorders>
+              <w:top w:val="single" w:sz="2" w:space="0" w:color="BDC9DA"/>
+              <w:start w:val="single" w:sz="2" w:space="0" w:color="BDC9DA"/>
+              <w:bottom w:val="single" w:sz="2" w:space="0" w:color="BDC9DA"/>
+              <w:end w:val="single" w:sz="2" w:space="0" w:color="BDC9DA"/>
+            </w:tcBorders>
+          </w:tcPr>
+          <w:p>
+            <w:pPr>
+              <w:pStyle w:val="TableContents"/>
+              <w:bidi w:val="0"/>
+              <w:spacing w:before="0" w:after="283"/>
+              <w:ind w:hanging="0" w:start="0" w:end="0"/>
+              <w:jc w:val="start"/>
+              <w:rPr/>
+            </w:pPr>
+            <w:r>
+              <w:rPr>
+                <w:sz w:val="18"/>
+              </w:rPr>
+              <w:t xml:space="preserve">PDA </w:t>
+            </w:r>
+            <w:r>
+              <w:rPr>
+                <w:sz w:val="18"/>
+              </w:rPr>
+              <w:t>退货整单已恢复原库存维度</w:t>
+            </w:r>
+          </w:p>
+        </w:tc>
+        <w:tc>
+          <w:tcPr>
+            <w:tcW w:w="4710" w:type="dxa"/>
             <w:tcBorders>
               <w:top w:val="single" w:sz="2" w:space="0" w:color="BDC9DA"/>
               <w:start w:val="single" w:sz="2" w:space="0" w:color="BDC9DA"/>
@@ -4807,7 +5676,7 @@
               <w:rPr>
                 <w:sz w:val="18"/>
               </w:rPr>
-              <w:t>操作员说明现场情况，管理员处理原因后决定恢复或作废</w:t>
+              <w:t>原退货记录保留；现场发现破损仍恢复为破损，不再重复补库存</w:t>
             </w:r>
           </w:p>
         </w:tc>
@@ -4983,6 +5852,7 @@
           <w:tab w:val="left" w:pos="709" w:leader="none"/>
         </w:tabs>
         <w:bidi w:val="0"/>
+        <w:spacing w:before="0" w:after="0"/>
         <w:ind w:hanging="283" w:start="709"/>
         <w:jc w:val="start"/>
         <w:rPr/>
@@ -5006,6 +5876,77 @@
     </w:p>
     <w:p>
       <w:pPr>
+        <w:pStyle w:val="BodyText"/>
+        <w:numPr>
+          <w:ilvl w:val="0"/>
+          <w:numId w:val="14"/>
+        </w:numPr>
+        <w:tabs>
+          <w:tab w:val="clear" w:pos="1134"/>
+          <w:tab w:val="left" w:pos="709" w:leader="none"/>
+        </w:tabs>
+        <w:bidi w:val="0"/>
+        <w:ind w:hanging="283" w:start="709"/>
+        <w:jc w:val="start"/>
+        <w:rPr/>
+      </w:pPr>
+      <w:r>
+        <w:rPr/>
+        <w:t>同名状态必须结合单据类型解释：</w:t>
+      </w:r>
+      <w:r>
+        <w:rPr/>
+        <w:t xml:space="preserve">PDA </w:t>
+      </w:r>
+      <w:r>
+        <w:rPr/>
+        <w:t xml:space="preserve">退货 </w:t>
+      </w:r>
+      <w:r>
+        <w:rPr>
+          <w:rStyle w:val="SourceText"/>
+        </w:rPr>
+        <w:t>COMPLETED</w:t>
+      </w:r>
+      <w:r>
+        <w:rPr/>
+        <w:t xml:space="preserve"> </w:t>
+      </w:r>
+      <w:r>
+        <w:rPr/>
+        <w:t xml:space="preserve">已直接扣库；代办货权转移 </w:t>
+      </w:r>
+      <w:r>
+        <w:rPr>
+          <w:rStyle w:val="SourceText"/>
+        </w:rPr>
+        <w:t>RESERVED</w:t>
+      </w:r>
+      <w:r>
+        <w:rPr/>
+        <w:t xml:space="preserve"> </w:t>
+      </w:r>
+      <w:r>
+        <w:rPr/>
+        <w:t>是待转货，</w:t>
+      </w:r>
+      <w:r>
+        <w:rPr>
+          <w:rStyle w:val="SourceText"/>
+        </w:rPr>
+        <w:t>POSTED</w:t>
+      </w:r>
+      <w:r>
+        <w:rPr/>
+        <w:t xml:space="preserve"> </w:t>
+      </w:r>
+      <w:r>
+        <w:rPr/>
+        <w:t xml:space="preserve">是已转货并销售出库。不能套用普通任务的“已完成、待过账”结论。 </w:t>
+      </w:r>
+    </w:p>
+    <w:p>
+      <w:pPr>
         <w:pStyle w:val="HorizontalLine"/>
         <w:bidi w:val="0"/>
         <w:jc w:val="start"/>
@@ -5023,8 +5964,8 @@
         <w:jc w:val="start"/>
         <w:rPr/>
       </w:pPr>
-      <w:bookmarkStart w:id="16" w:name="section-17-异常处理与问题上报"/>
-      <w:bookmarkEnd w:id="16"/>
+      <w:bookmarkStart w:id="18" w:name="section-19-异常处理与问题上报"/>
+      <w:bookmarkEnd w:id="18"/>
       <w:r>
         <w:rPr/>
         <w:t>异常处理与问题上报</w:t>
@@ -5038,8 +5979,8 @@
         <w:jc w:val="start"/>
         <w:rPr/>
       </w:pPr>
-      <w:bookmarkStart w:id="17" w:name="section-18-无法登录或菜单缺失"/>
-      <w:bookmarkEnd w:id="17"/>
+      <w:bookmarkStart w:id="19" w:name="section-20-无法登录或菜单缺失"/>
+      <w:bookmarkEnd w:id="19"/>
       <w:r>
         <w:rPr/>
         <w:t>无法登录或菜单缺失</w:t>
@@ -5073,8 +6014,8 @@
         <w:jc w:val="start"/>
         <w:rPr/>
       </w:pPr>
-      <w:bookmarkStart w:id="18" w:name="section-19-数据为空或范围不正确"/>
-      <w:bookmarkEnd w:id="18"/>
+      <w:bookmarkStart w:id="20" w:name="section-21-数据为空或范围不正确"/>
+      <w:bookmarkEnd w:id="20"/>
       <w:r>
         <w:rPr/>
         <w:t>数据为空或范围不正确</w:t>
@@ -5108,8 +6049,8 @@
         <w:jc w:val="start"/>
         <w:rPr/>
       </w:pPr>
-      <w:bookmarkStart w:id="19" w:name="section-20-网络超时或重复提交提示"/>
-      <w:bookmarkEnd w:id="19"/>
+      <w:bookmarkStart w:id="21" w:name="section-22-网络超时或重复提交提示"/>
+      <w:bookmarkEnd w:id="21"/>
       <w:r>
         <w:rPr/>
         <w:t>网络超时或重复提交提示</w:t>
@@ -5183,6 +6124,7 @@
           <w:tab w:val="left" w:pos="709" w:leader="none"/>
         </w:tabs>
         <w:bidi w:val="0"/>
+        <w:spacing w:before="0" w:after="0"/>
         <w:ind w:hanging="283" w:start="709"/>
         <w:jc w:val="start"/>
         <w:rPr/>
@@ -5206,14 +6148,89 @@
     </w:p>
     <w:p>
       <w:pPr>
+        <w:pStyle w:val="BodyText"/>
+        <w:numPr>
+          <w:ilvl w:val="0"/>
+          <w:numId w:val="15"/>
+        </w:numPr>
+        <w:tabs>
+          <w:tab w:val="clear" w:pos="1134"/>
+          <w:tab w:val="left" w:pos="709" w:leader="none"/>
+        </w:tabs>
+        <w:bidi w:val="0"/>
+        <w:spacing w:before="0" w:after="0"/>
+        <w:ind w:hanging="283" w:start="709"/>
+        <w:jc w:val="start"/>
+        <w:rPr/>
+      </w:pPr>
+      <w:r>
+        <w:rPr/>
+        <w:t xml:space="preserve">PDA </w:t>
+      </w:r>
+      <w:r>
+        <w:rPr/>
+        <w:t xml:space="preserve">退货出库出现“继续确认结果”时，使用原账号、原仓库恢复原请求；冲销待确认也不能另建退货单抵消。跨货主代办同时按销售单号、转货单号和任务号查原结果。 </w:t>
+      </w:r>
+    </w:p>
+    <w:p>
+      <w:pPr>
+        <w:pStyle w:val="BodyText"/>
+        <w:numPr>
+          <w:ilvl w:val="0"/>
+          <w:numId w:val="15"/>
+        </w:numPr>
+        <w:tabs>
+          <w:tab w:val="clear" w:pos="1134"/>
+          <w:tab w:val="left" w:pos="709" w:leader="none"/>
+        </w:tabs>
+        <w:bidi w:val="0"/>
+        <w:ind w:hanging="283" w:start="709"/>
+        <w:jc w:val="start"/>
+        <w:rPr/>
+      </w:pPr>
+      <w:r>
+        <w:rPr/>
+        <w:t xml:space="preserve">Android </w:t>
+      </w:r>
+      <w:r>
+        <w:rPr/>
+        <w:t xml:space="preserve">拣货、收银或 </w:t>
+      </w:r>
+      <w:r>
+        <w:rPr/>
+        <w:t xml:space="preserve">POS </w:t>
+      </w:r>
+      <w:r>
+        <w:rPr/>
+        <w:t>退货出现待确认提示时，保留原设备本地数据，使用页面提供的原请求恢复按钮。不要清应用数据、修改原请求或换账号继续办理，具体区别见《</w:t>
+      </w:r>
+      <w:r>
+        <w:rPr/>
+        <w:t xml:space="preserve">Android </w:t>
+      </w:r>
+      <w:r>
+        <w:rPr/>
+        <w:t>移动端使用手册》和《</w:t>
+      </w:r>
+      <w:r>
+        <w:rPr/>
+        <w:t xml:space="preserve">POS </w:t>
+      </w:r>
+      <w:r>
+        <w:rPr/>
+        <w:t xml:space="preserve">使用手册》。 </w:t>
+      </w:r>
+    </w:p>
+    <w:p>
+      <w:pPr>
         <w:pStyle w:val="Heading3"/>
         <w:bidi w:val="0"/>
         <w:ind w:hanging="0" w:start="0" w:end="0"/>
         <w:jc w:val="start"/>
         <w:rPr/>
       </w:pPr>
-      <w:bookmarkStart w:id="20" w:name="section-21-打印失败或打印页过期"/>
-      <w:bookmarkEnd w:id="20"/>
+      <w:bookmarkStart w:id="22" w:name="section-23-打印失败或打印页过期"/>
+      <w:bookmarkEnd w:id="22"/>
       <w:r>
         <w:rPr/>
         <w:t>打印失败或打印页过期</w:t>
@@ -5326,8 +6343,8 @@
         <w:jc w:val="start"/>
         <w:rPr/>
       </w:pPr>
-      <w:bookmarkStart w:id="21" w:name="section-22-移库-补货过账失败"/>
-      <w:bookmarkEnd w:id="21"/>
+      <w:bookmarkStart w:id="23" w:name="section-24-移库-补货过账失败"/>
+      <w:bookmarkEnd w:id="23"/>
       <w:r>
         <w:rPr/>
         <w:t>移库、补货过账失败</w:t>
@@ -5353,8 +6370,8 @@
         <w:jc w:val="start"/>
         <w:rPr/>
       </w:pPr>
-      <w:bookmarkStart w:id="22" w:name="section-23-库存-任务或账单不一致"/>
-      <w:bookmarkEnd w:id="22"/>
+      <w:bookmarkStart w:id="24" w:name="section-25-库存-任务或账单不一致"/>
+      <w:bookmarkEnd w:id="24"/>
       <w:r>
         <w:rPr/>
         <w:t>库存、任务或账单不一致</w:t>
@@ -5388,8 +6405,8 @@
         <w:jc w:val="start"/>
         <w:rPr/>
       </w:pPr>
-      <w:bookmarkStart w:id="23" w:name="section-24-问题上报模板"/>
-      <w:bookmarkEnd w:id="23"/>
+      <w:bookmarkStart w:id="25" w:name="section-26-问题上报模板"/>
+      <w:bookmarkEnd w:id="25"/>
       <w:r>
         <w:rPr/>
         <w:t>问题上报模板</w:t>
@@ -5622,8 +6639,8 @@
         <w:jc w:val="start"/>
         <w:rPr/>
       </w:pPr>
-      <w:bookmarkStart w:id="24" w:name="section-25-日常自检与培训验收"/>
-      <w:bookmarkEnd w:id="24"/>
+      <w:bookmarkStart w:id="26" w:name="section-27-日常自检与培训验收"/>
+      <w:bookmarkEnd w:id="26"/>
       <w:r>
         <w:rPr/>
         <w:t>日常自检与培训验收</w:t>
@@ -5790,8 +6807,8 @@
         <w:jc w:val="start"/>
         <w:rPr/>
       </w:pPr>
-      <w:bookmarkStart w:id="25" w:name="section-26-专项手册与边界"/>
-      <w:bookmarkEnd w:id="25"/>
+      <w:bookmarkStart w:id="27" w:name="section-28-专项手册与边界"/>
+      <w:bookmarkEnd w:id="27"/>
       <w:r>
         <w:rPr/>
         <w:t>专项手册与边界</w:t>
@@ -5858,6 +6875,60 @@
       </w:pPr>
       <w:r>
         <w:rPr/>
+        <w:t>仓库向货主</w:t>
+      </w:r>
+      <w:r>
+        <w:rPr/>
+        <w:t>/</w:t>
+      </w:r>
+      <w:r>
+        <w:rPr/>
+        <w:t>原供应商退货参见《</w:t>
+      </w:r>
+      <w:r>
+        <w:rPr/>
+        <w:t xml:space="preserve">PDA </w:t>
+      </w:r>
+      <w:r>
+        <w:rPr/>
+        <w:t>退货出库使用手册》；</w:t>
+      </w:r>
+      <w:r>
+        <w:rPr/>
+        <w:t xml:space="preserve">Android </w:t>
+      </w:r>
+      <w:r>
+        <w:rPr/>
+        <w:t>现场操作与原请求恢复参见《</w:t>
+      </w:r>
+      <w:r>
+        <w:rPr/>
+        <w:t xml:space="preserve">Android </w:t>
+      </w:r>
+      <w:r>
+        <w:rPr/>
+        <w:t xml:space="preserve">移动端使用手册》。功能以各客户端已注册页面和实际权限为准。 </w:t>
+      </w:r>
+    </w:p>
+    <w:p>
+      <w:pPr>
+        <w:pStyle w:val="BodyText"/>
+        <w:numPr>
+          <w:ilvl w:val="0"/>
+          <w:numId w:val="19"/>
+        </w:numPr>
+        <w:tabs>
+          <w:tab w:val="clear" w:pos="1134"/>
+          <w:tab w:val="left" w:pos="709" w:leader="none"/>
+        </w:tabs>
+        <w:bidi w:val="0"/>
+        <w:spacing w:before="0" w:after="0"/>
+        <w:ind w:hanging="283" w:start="709"/>
+        <w:jc w:val="start"/>
+        <w:rPr/>
+      </w:pPr>
+      <w:r>
+        <w:rPr/>
         <w:t xml:space="preserve">面向终端客户的商城参见《商城小程序使用教程》；商城买家不是本手册六类 </w:t>
       </w:r>
       <w:r>
@@ -5920,8 +6991,8 @@
         <w:jc w:val="start"/>
         <w:rPr/>
       </w:pPr>
-      <w:bookmarkStart w:id="26" w:name="section-27-文档修订记录"/>
-      <w:bookmarkEnd w:id="26"/>
+      <w:bookmarkStart w:id="28" w:name="section-29-文档修订记录"/>
+      <w:bookmarkEnd w:id="28"/>
       <w:r>
         <w:rPr/>
         <w:t>文档修订记录</w:t>
@@ -5942,8 +7013,8 @@
       </w:tblPr>
       <w:tblGrid>
         <w:gridCol w:w="545"/>
-        <w:gridCol w:w="885"/>
-        <w:gridCol w:w="8620"/>
+        <w:gridCol w:w="884"/>
+        <w:gridCol w:w="8621"/>
       </w:tblGrid>
       <w:tr>
         <w:trPr>
@@ -5980,7 +7051,7 @@
         </w:tc>
         <w:tc>
           <w:tcPr>
-            <w:tcW w:w="885" w:type="dxa"/>
+            <w:tcW w:w="884" w:type="dxa"/>
             <w:tcBorders>
               <w:top w:val="single" w:sz="2" w:space="0" w:color="BDC9DA"/>
               <w:start w:val="single" w:sz="2" w:space="0" w:color="BDC9DA"/>
@@ -6009,7 +7080,7 @@
         </w:tc>
         <w:tc>
           <w:tcPr>
-            <w:tcW w:w="8620" w:type="dxa"/>
+            <w:tcW w:w="8621" w:type="dxa"/>
             <w:tcBorders>
               <w:top w:val="single" w:sz="2" w:space="0" w:color="BDC9DA"/>
               <w:start w:val="single" w:sz="2" w:space="0" w:color="BDC9DA"/>
@@ -6064,13 +7135,13 @@
               <w:rPr>
                 <w:sz w:val="18"/>
               </w:rPr>
-              <w:t>V2.1</w:t>
+              <w:t>V2.2</w:t>
             </w:r>
           </w:p>
         </w:tc>
         <w:tc>
           <w:tcPr>
-            <w:tcW w:w="885" w:type="dxa"/>
+            <w:tcW w:w="884" w:type="dxa"/>
             <w:tcBorders>
               <w:top w:val="single" w:sz="2" w:space="0" w:color="BDC9DA"/>
               <w:start w:val="single" w:sz="2" w:space="0" w:color="BDC9DA"/>
@@ -6093,13 +7164,13 @@
               <w:rPr>
                 <w:sz w:val="18"/>
               </w:rPr>
-              <w:t>2026-09-07</w:t>
+              <w:t>2026-10-17</w:t>
             </w:r>
           </w:p>
         </w:tc>
         <w:tc>
           <w:tcPr>
-            <w:tcW w:w="8620" w:type="dxa"/>
+            <w:tcW w:w="8621" w:type="dxa"/>
             <w:tcBorders>
               <w:top w:val="single" w:sz="2" w:space="0" w:color="BDC9DA"/>
               <w:start w:val="single" w:sz="2" w:space="0" w:color="BDC9DA"/>
@@ -6114,15 +7185,37 @@
               <w:spacing w:before="0" w:after="283"/>
               <w:ind w:hanging="0" w:start="0" w:end="0"/>
               <w:jc w:val="start"/>
-              <w:rPr>
-                <w:sz w:val="18"/>
-              </w:rPr>
+              <w:rPr/>
             </w:pPr>
             <w:r>
               <w:rPr>
                 <w:sz w:val="18"/>
               </w:rPr>
-              <w:t>按当前工作区（含未提交改动）更新收货上架、移库补货、商品建档、登录恢复、打印和财务核对；功能启用及设备使用以实际部署为准</w:t>
+              <w:t>补齐共享客户、代办转货、</w:t>
+            </w:r>
+            <w:r>
+              <w:rPr>
+                <w:sz w:val="18"/>
+              </w:rPr>
+              <w:t xml:space="preserve">PDA </w:t>
+            </w:r>
+            <w:r>
+              <w:rPr>
+                <w:sz w:val="18"/>
+              </w:rPr>
+              <w:t xml:space="preserve">退货出库、商品导入自动收货与导出；区分 </w:t>
+            </w:r>
+            <w:r>
+              <w:rPr>
+                <w:sz w:val="18"/>
+              </w:rPr>
+              <w:t xml:space="preserve">Android/PDA </w:t>
+            </w:r>
+            <w:r>
+              <w:rPr>
+                <w:sz w:val="18"/>
+              </w:rPr>
+              <w:t>收银库存和恢复能力，更新老板筛选及计费口径</w:t>
             </w:r>
           </w:p>
         </w:tc>
@@ -6154,13 +7247,13 @@
               <w:rPr>
                 <w:sz w:val="18"/>
               </w:rPr>
-              <w:t>V2.0</w:t>
+              <w:t>V2.1</w:t>
             </w:r>
           </w:p>
         </w:tc>
         <w:tc>
           <w:tcPr>
-            <w:tcW w:w="885" w:type="dxa"/>
+            <w:tcW w:w="884" w:type="dxa"/>
             <w:tcBorders>
               <w:top w:val="single" w:sz="2" w:space="0" w:color="BDC9DA"/>
               <w:start w:val="single" w:sz="2" w:space="0" w:color="BDC9DA"/>
@@ -6183,13 +7276,103 @@
               <w:rPr>
                 <w:sz w:val="18"/>
               </w:rPr>
-              <w:t>2026-08-04</w:t>
+              <w:t>2026-09-07</w:t>
             </w:r>
           </w:p>
         </w:tc>
         <w:tc>
           <w:tcPr>
-            <w:tcW w:w="8620" w:type="dxa"/>
+            <w:tcW w:w="8621" w:type="dxa"/>
+            <w:tcBorders>
+              <w:top w:val="single" w:sz="2" w:space="0" w:color="BDC9DA"/>
+              <w:start w:val="single" w:sz="2" w:space="0" w:color="BDC9DA"/>
+              <w:bottom w:val="single" w:sz="2" w:space="0" w:color="BDC9DA"/>
+              <w:end w:val="single" w:sz="2" w:space="0" w:color="BDC9DA"/>
+            </w:tcBorders>
+          </w:tcPr>
+          <w:p>
+            <w:pPr>
+              <w:pStyle w:val="TableContents"/>
+              <w:bidi w:val="0"/>
+              <w:spacing w:before="0" w:after="283"/>
+              <w:ind w:hanging="0" w:start="0" w:end="0"/>
+              <w:jc w:val="start"/>
+              <w:rPr>
+                <w:sz w:val="18"/>
+              </w:rPr>
+            </w:pPr>
+            <w:r>
+              <w:rPr>
+                <w:sz w:val="18"/>
+              </w:rPr>
+              <w:t>按当前工作区（含未提交改动）更新收货上架、移库补货、商品建档、登录恢复、打印和财务核对；功能启用及设备使用以实际部署为准</w:t>
+            </w:r>
+          </w:p>
+        </w:tc>
+      </w:tr>
+      <w:tr>
+        <w:trPr/>
+        <w:tc>
+          <w:tcPr>
+            <w:tcW w:w="545" w:type="dxa"/>
+            <w:tcBorders>
+              <w:top w:val="single" w:sz="2" w:space="0" w:color="BDC9DA"/>
+              <w:start w:val="single" w:sz="2" w:space="0" w:color="BDC9DA"/>
+              <w:bottom w:val="single" w:sz="2" w:space="0" w:color="BDC9DA"/>
+              <w:end w:val="single" w:sz="2" w:space="0" w:color="BDC9DA"/>
+            </w:tcBorders>
+          </w:tcPr>
+          <w:p>
+            <w:pPr>
+              <w:pStyle w:val="TableContents"/>
+              <w:bidi w:val="0"/>
+              <w:spacing w:before="0" w:after="283"/>
+              <w:ind w:hanging="0" w:start="0" w:end="0"/>
+              <w:jc w:val="start"/>
+              <w:rPr>
+                <w:sz w:val="18"/>
+              </w:rPr>
+            </w:pPr>
+            <w:r>
+              <w:rPr>
+                <w:sz w:val="18"/>
+              </w:rPr>
+              <w:t>V2.0</w:t>
+            </w:r>
+          </w:p>
+        </w:tc>
+        <w:tc>
+          <w:tcPr>
+            <w:tcW w:w="884" w:type="dxa"/>
+            <w:tcBorders>
+              <w:top w:val="single" w:sz="2" w:space="0" w:color="BDC9DA"/>
+              <w:start w:val="single" w:sz="2" w:space="0" w:color="BDC9DA"/>
+              <w:bottom w:val="single" w:sz="2" w:space="0" w:color="BDC9DA"/>
+              <w:end w:val="single" w:sz="2" w:space="0" w:color="BDC9DA"/>
+            </w:tcBorders>
+          </w:tcPr>
+          <w:p>
+            <w:pPr>
+              <w:pStyle w:val="TableContents"/>
+              <w:bidi w:val="0"/>
+              <w:spacing w:before="0" w:after="283"/>
+              <w:ind w:hanging="0" w:start="0" w:end="0"/>
+              <w:jc w:val="start"/>
+              <w:rPr>
+                <w:sz w:val="18"/>
+              </w:rPr>
+            </w:pPr>
+            <w:r>
+              <w:rPr>
+                <w:sz w:val="18"/>
+              </w:rPr>
+              <w:t>2026-08-04</w:t>
+            </w:r>
+          </w:p>
+        </w:tc>
+        <w:tc>
+          <w:tcPr>
+            <w:tcW w:w="8621" w:type="dxa"/>
             <w:tcBorders>
               <w:top w:val="single" w:sz="2" w:space="0" w:color="BDC9DA"/>
               <w:start w:val="single" w:sz="2" w:space="0" w:color="BDC9DA"/>
@@ -6231,7 +7414,7 @@
     </w:p>
     <w:sectPr>
       <w:type w:val="nextPage"/>
-      <w:pgSz w:w="11906" w:h="16838"/>
+      <w:pgSz w:w="12240" w:h="15840"/>
       <w:pgMar w:left="907" w:right="907" w:gutter="0" w:header="0" w:top="1020" w:footer="0" w:bottom="1077"/>
       <w:pgNumType w:fmt="decimal"/>
       <w:formProt w:val="false"/>
@@ -9040,8 +10223,8 @@
       <w:suppressLineNumbers/>
       <w:tabs>
         <w:tab w:val="clear" w:pos="1134"/>
-        <w:tab w:val="center" w:pos="4819" w:leader="none"/>
-        <w:tab w:val="right" w:pos="9638" w:leader="none"/>
+        <w:tab w:val="center" w:pos="4986" w:leader="none"/>
+        <w:tab w:val="right" w:pos="9972" w:leader="none"/>
       </w:tabs>
     </w:pPr>
     <w:rPr/>
